--- a/milk_pricing/reports/Walmart_milk_pricing_summary.docx
+++ b/milk_pricing/reports/Walmart_milk_pricing_summary.docx
@@ -193,7 +193,25 @@
           <w:sz w:val="21"/>
           <w:szCs w:val="21"/>
         </w:rPr>
-        <w:t xml:space="preserve">, which is why a pooled national estimate reads as zero. The rural result is real but </w:t>
+        <w:t xml:space="preserve">, which is why a pooled national estimate reads as zero.</w:t>
+      </w:r>
+    </w:p>
+    <w:p>
+      <w:pPr>
+        <w:pBdr>
+          <w:left w:val="single" w:color="1B4A6B" w:sz="18" w:space="10"/>
+        </w:pBdr>
+        <w:spacing w:after="180" w:line="276"/>
+        <w:ind w:left="170"/>
+      </w:pPr>
+      <w:r>
+        <w:rPr>
+          <w:rFonts w:ascii="Cambria" w:cs="Cambria" w:eastAsia="Cambria" w:hAnsi="Cambria"/>
+          <w:color w:val="1A1A1A"/>
+          <w:sz w:val="21"/>
+          <w:szCs w:val="21"/>
+        </w:rPr>
+        <w:t xml:space="preserve">The obvious objection — that this is the rural South rather than Walmart — can be tested, because Aldi prices the same ZIP codes. </w:t>
       </w:r>
       <w:r>
         <w:rPr>
@@ -204,16 +222,36 @@
           <w:sz w:val="21"/>
           <w:szCs w:val="21"/>
         </w:rPr>
-        <w:t xml:space="preserve">not statistically robust</w:t>
-      </w:r>
-      <w:r>
-        <w:rPr>
-          <w:rFonts w:ascii="Cambria" w:cs="Cambria" w:eastAsia="Cambria" w:hAnsi="Cambria"/>
-          <w:color w:val="1A1A1A"/>
-          <w:sz w:val="21"/>
-          <w:szCs w:val="21"/>
-        </w:rPr>
-        <w:t xml:space="preserve"> — it does not survive clustering and it reverses under a finer geographic control. It should be described as a pattern worth investigating, not as a demonstrated practice.</w:t>
+        <w:t xml:space="preserve">In 295 shared low-income rural ZIPs, Walmart charges 14¢ more in the Blacker ones and Aldi charges 11¢ less: a retailer difference of 24¢/gallon.</w:t>
+      </w:r>
+      <w:r>
+        <w:rPr>
+          <w:rFonts w:ascii="Cambria" w:cs="Cambria" w:eastAsia="Cambria" w:hAnsi="Cambria"/>
+          <w:color w:val="1A1A1A"/>
+          <w:sz w:val="21"/>
+          <w:szCs w:val="21"/>
+        </w:rPr>
+        <w:t xml:space="preserve"> That is the strongest evidence in this analysis, and it is still </w:t>
+      </w:r>
+      <w:r>
+        <w:rPr>
+          <w:rFonts w:ascii="Cambria" w:cs="Cambria" w:eastAsia="Cambria" w:hAnsi="Cambria"/>
+          <w:b/>
+          <w:bCs/>
+          <w:color w:val="1A1A1A"/>
+          <w:sz w:val="21"/>
+          <w:szCs w:val="21"/>
+        </w:rPr>
+        <w:t xml:space="preserve">not statistically significant</w:t>
+      </w:r>
+      <w:r>
+        <w:rPr>
+          <w:rFonts w:ascii="Cambria" w:cs="Cambria" w:eastAsia="Cambria" w:hAnsi="Cambria"/>
+          <w:color w:val="1A1A1A"/>
+          <w:sz w:val="21"/>
+          <w:szCs w:val="21"/>
+        </w:rPr>
+        <w:t xml:space="preserve"> once errors are clustered. The finding should be described as a pattern worth investigating, not as a demonstrated practice.</w:t>
       </w:r>
     </w:p>
     <w:p>
@@ -4605,25 +4643,504 @@
           <w:sz w:val="26"/>
           <w:szCs w:val="26"/>
         </w:rPr>
-        <w:t xml:space="preserve">5. Three findings that are solid, and are not disparities</w:t>
+        <w:t xml:space="preserve">5. Aldi as a control: the same ZIP codes, a different chain</w:t>
       </w:r>
     </w:p>
     <w:p>
       <w:pPr>
-        <w:pStyle w:val="Heading3"/>
-        <w:spacing w:after="120" w:before="250"/>
-      </w:pPr>
-      <w:r>
-        <w:rPr>
-          <w:rFonts w:ascii="Calibri" w:cs="Calibri" w:eastAsia="Calibri" w:hAnsi="Calibri"/>
+        <w:pBdr>
+          <w:left w:val="single" w:color="1B4A6B" w:sz="18" w:space="10"/>
+        </w:pBdr>
+        <w:spacing w:after="180" w:line="276"/>
+        <w:ind w:left="170"/>
+      </w:pPr>
+      <w:r>
+        <w:rPr>
+          <w:rFonts w:ascii="Cambria" w:cs="Cambria" w:eastAsia="Cambria" w:hAnsi="Cambria"/>
+          <w:color w:val="1A1A1A"/>
+          <w:sz w:val="21"/>
+          <w:szCs w:val="21"/>
+        </w:rPr>
+        <w:t xml:space="preserve">This is the test that addresses the objection in §3. If the gradient is a property of the rural South — its freight, its competition, its demand — then a second chain operating in the same places should show it too. Aldi does not. It shows the reverse.</w:t>
+      </w:r>
+    </w:p>
+    <w:p>
+      <w:pPr>
+        <w:spacing w:after="140" w:line="276"/>
+      </w:pPr>
+      <w:r>
+        <w:rPr>
+          <w:rFonts w:ascii="Cambria" w:cs="Cambria" w:eastAsia="Cambria" w:hAnsi="Cambria"/>
           <w:b/>
           <w:bCs/>
           <w:color w:val="1A1A1A"/>
-          <w:sz w:val="22"/>
-          <w:szCs w:val="22"/>
-        </w:rPr>
-        <w:t xml:space="preserve">Milk is priced unlike anything next to it</w:t>
-      </w:r>
+          <w:sz w:val="21"/>
+          <w:szCs w:val="21"/>
+        </w:rPr>
+        <w:t xml:space="preserve">1,333 ZIP codes carry both an Aldi and a Walmart price</w:t>
+      </w:r>
+      <w:r>
+        <w:rPr>
+          <w:rFonts w:ascii="Cambria" w:cs="Cambria" w:eastAsia="Cambria" w:hAnsi="Cambria"/>
+          <w:color w:val="1A1A1A"/>
+          <w:sz w:val="21"/>
+          <w:szCs w:val="21"/>
+        </w:rPr>
+        <w:t xml:space="preserve">, across twelve states, joined to a single demographic source so that the covariates are identical by construction. Restricting to the same low-income rural segment — 138 ZIPs at least 30% Black against 75 ZIPs under 10% Black:</w:t>
+      </w:r>
+    </w:p>
+    <w:tbl>
+      <w:tblPr>
+        <w:tblW w:type="dxa" w:w="9360"/>
+        <w:tblBorders>
+          <w:top w:val="single" w:color="9AA7B2" w:sz="6"/>
+          <w:left w:val="none" w:color="FFFFFF" w:sz="0"/>
+          <w:bottom w:val="single" w:color="9AA7B2" w:sz="6"/>
+          <w:right w:val="none" w:color="FFFFFF" w:sz="0"/>
+          <w:insideH w:val="single" w:color="D6DDE3" w:sz="2"/>
+          <w:insideV w:val="none" w:color="FFFFFF" w:sz="0"/>
+        </w:tblBorders>
+      </w:tblPr>
+      <w:tblGrid>
+        <w:gridCol w:w="2808"/>
+        <w:gridCol w:w="2153"/>
+        <w:gridCol w:w="2153"/>
+        <w:gridCol w:w="2246"/>
+      </w:tblGrid>
+      <w:tr>
+        <w:trPr>
+          <w:tblHeader/>
+        </w:trPr>
+        <w:tc>
+          <w:tcPr>
+            <w:tcW w:type="dxa" w:w="2808"/>
+            <w:shd w:fill="EDF1F5" w:color="auto" w:val="clear"/>
+            <w:tcMar>
+              <w:top w:type="dxa" w:w="70"/>
+              <w:left w:type="dxa" w:w="110"/>
+              <w:bottom w:type="dxa" w:w="70"/>
+              <w:right w:type="dxa" w:w="110"/>
+            </w:tcMar>
+          </w:tcPr>
+          <w:p>
+            <w:pPr>
+              <w:spacing w:after="0" w:line="250"/>
+            </w:pPr>
+            <w:r>
+              <w:rPr>
+                <w:rFonts w:ascii="Calibri" w:cs="Calibri" w:eastAsia="Calibri" w:hAnsi="Calibri"/>
+                <w:b/>
+                <w:bCs/>
+                <w:color w:val="1A1A1A"/>
+                <w:sz w:val="17"/>
+                <w:szCs w:val="17"/>
+              </w:rPr>
+              <w:t xml:space="preserve">Retailer</w:t>
+            </w:r>
+          </w:p>
+        </w:tc>
+        <w:tc>
+          <w:tcPr>
+            <w:tcW w:type="dxa" w:w="2153"/>
+            <w:shd w:fill="EDF1F5" w:color="auto" w:val="clear"/>
+            <w:tcMar>
+              <w:top w:type="dxa" w:w="70"/>
+              <w:left w:type="dxa" w:w="110"/>
+              <w:bottom w:type="dxa" w:w="70"/>
+              <w:right w:type="dxa" w:w="110"/>
+            </w:tcMar>
+          </w:tcPr>
+          <w:p>
+            <w:pPr>
+              <w:spacing w:after="0" w:line="250"/>
+              <w:jc w:val="right"/>
+            </w:pPr>
+            <w:r>
+              <w:rPr>
+                <w:rFonts w:ascii="Calibri" w:cs="Calibri" w:eastAsia="Calibri" w:hAnsi="Calibri"/>
+                <w:b/>
+                <w:bCs/>
+                <w:color w:val="1A1A1A"/>
+                <w:sz w:val="17"/>
+                <w:szCs w:val="17"/>
+              </w:rPr>
+              <w:t xml:space="preserve">High-Black ZIPs</w:t>
+            </w:r>
+          </w:p>
+        </w:tc>
+        <w:tc>
+          <w:tcPr>
+            <w:tcW w:type="dxa" w:w="2153"/>
+            <w:shd w:fill="EDF1F5" w:color="auto" w:val="clear"/>
+            <w:tcMar>
+              <w:top w:type="dxa" w:w="70"/>
+              <w:left w:type="dxa" w:w="110"/>
+              <w:bottom w:type="dxa" w:w="70"/>
+              <w:right w:type="dxa" w:w="110"/>
+            </w:tcMar>
+          </w:tcPr>
+          <w:p>
+            <w:pPr>
+              <w:spacing w:after="0" w:line="250"/>
+              <w:jc w:val="right"/>
+            </w:pPr>
+            <w:r>
+              <w:rPr>
+                <w:rFonts w:ascii="Calibri" w:cs="Calibri" w:eastAsia="Calibri" w:hAnsi="Calibri"/>
+                <w:b/>
+                <w:bCs/>
+                <w:color w:val="1A1A1A"/>
+                <w:sz w:val="17"/>
+                <w:szCs w:val="17"/>
+              </w:rPr>
+              <w:t xml:space="preserve">Low-Black ZIPs</w:t>
+            </w:r>
+          </w:p>
+        </w:tc>
+        <w:tc>
+          <w:tcPr>
+            <w:tcW w:type="dxa" w:w="2246"/>
+            <w:shd w:fill="EDF1F5" w:color="auto" w:val="clear"/>
+            <w:tcMar>
+              <w:top w:type="dxa" w:w="70"/>
+              <w:left w:type="dxa" w:w="110"/>
+              <w:bottom w:type="dxa" w:w="70"/>
+              <w:right w:type="dxa" w:w="110"/>
+            </w:tcMar>
+          </w:tcPr>
+          <w:p>
+            <w:pPr>
+              <w:spacing w:after="0" w:line="250"/>
+              <w:jc w:val="right"/>
+            </w:pPr>
+            <w:r>
+              <w:rPr>
+                <w:rFonts w:ascii="Calibri" w:cs="Calibri" w:eastAsia="Calibri" w:hAnsi="Calibri"/>
+                <w:b/>
+                <w:bCs/>
+                <w:color w:val="1A1A1A"/>
+                <w:sz w:val="17"/>
+                <w:szCs w:val="17"/>
+              </w:rPr>
+              <w:t xml:space="preserve">Gap</w:t>
+            </w:r>
+          </w:p>
+        </w:tc>
+      </w:tr>
+      <w:tr>
+        <w:tc>
+          <w:tcPr>
+            <w:tcW w:type="dxa" w:w="2808"/>
+            <w:tcMar>
+              <w:top w:type="dxa" w:w="70"/>
+              <w:left w:type="dxa" w:w="110"/>
+              <w:bottom w:type="dxa" w:w="70"/>
+              <w:right w:type="dxa" w:w="110"/>
+            </w:tcMar>
+          </w:tcPr>
+          <w:p>
+            <w:pPr>
+              <w:spacing w:after="0" w:line="250"/>
+            </w:pPr>
+            <w:r>
+              <w:rPr>
+                <w:rFonts w:ascii="Calibri" w:cs="Calibri" w:eastAsia="Calibri" w:hAnsi="Calibri"/>
+                <w:b/>
+                <w:bCs/>
+                <w:color w:val="1A1A1A"/>
+                <w:sz w:val="18"/>
+                <w:szCs w:val="18"/>
+              </w:rPr>
+              <w:t xml:space="preserve">Walmart</w:t>
+            </w:r>
+          </w:p>
+        </w:tc>
+        <w:tc>
+          <w:tcPr>
+            <w:tcW w:type="dxa" w:w="2153"/>
+            <w:tcMar>
+              <w:top w:type="dxa" w:w="70"/>
+              <w:left w:type="dxa" w:w="110"/>
+              <w:bottom w:type="dxa" w:w="70"/>
+              <w:right w:type="dxa" w:w="110"/>
+            </w:tcMar>
+          </w:tcPr>
+          <w:p>
+            <w:pPr>
+              <w:spacing w:after="0" w:line="250"/>
+              <w:jc w:val="right"/>
+            </w:pPr>
+            <w:r>
+              <w:rPr>
+                <w:rFonts w:ascii="Calibri" w:cs="Calibri" w:eastAsia="Calibri" w:hAnsi="Calibri"/>
+                <w:color w:val="1A1A1A"/>
+                <w:sz w:val="18"/>
+                <w:szCs w:val="18"/>
+              </w:rPr>
+              <w:t xml:space="preserve">$4.094</w:t>
+            </w:r>
+          </w:p>
+        </w:tc>
+        <w:tc>
+          <w:tcPr>
+            <w:tcW w:type="dxa" w:w="2153"/>
+            <w:tcMar>
+              <w:top w:type="dxa" w:w="70"/>
+              <w:left w:type="dxa" w:w="110"/>
+              <w:bottom w:type="dxa" w:w="70"/>
+              <w:right w:type="dxa" w:w="110"/>
+            </w:tcMar>
+          </w:tcPr>
+          <w:p>
+            <w:pPr>
+              <w:spacing w:after="0" w:line="250"/>
+              <w:jc w:val="right"/>
+            </w:pPr>
+            <w:r>
+              <w:rPr>
+                <w:rFonts w:ascii="Calibri" w:cs="Calibri" w:eastAsia="Calibri" w:hAnsi="Calibri"/>
+                <w:color w:val="1A1A1A"/>
+                <w:sz w:val="18"/>
+                <w:szCs w:val="18"/>
+              </w:rPr>
+              <w:t xml:space="preserve">$3.954</w:t>
+            </w:r>
+          </w:p>
+        </w:tc>
+        <w:tc>
+          <w:tcPr>
+            <w:tcW w:type="dxa" w:w="2246"/>
+            <w:tcMar>
+              <w:top w:type="dxa" w:w="70"/>
+              <w:left w:type="dxa" w:w="110"/>
+              <w:bottom w:type="dxa" w:w="70"/>
+              <w:right w:type="dxa" w:w="110"/>
+            </w:tcMar>
+          </w:tcPr>
+          <w:p>
+            <w:pPr>
+              <w:spacing w:after="0" w:line="250"/>
+              <w:jc w:val="right"/>
+            </w:pPr>
+            <w:r>
+              <w:rPr>
+                <w:rFonts w:ascii="Calibri" w:cs="Calibri" w:eastAsia="Calibri" w:hAnsi="Calibri"/>
+                <w:b/>
+                <w:bCs/>
+                <w:color w:val="8C2F22"/>
+                <w:sz w:val="18"/>
+                <w:szCs w:val="18"/>
+              </w:rPr>
+              <w:t xml:space="preserve">+$0.139</w:t>
+            </w:r>
+          </w:p>
+        </w:tc>
+      </w:tr>
+      <w:tr>
+        <w:tc>
+          <w:tcPr>
+            <w:tcW w:type="dxa" w:w="2808"/>
+            <w:tcMar>
+              <w:top w:type="dxa" w:w="70"/>
+              <w:left w:type="dxa" w:w="110"/>
+              <w:bottom w:type="dxa" w:w="70"/>
+              <w:right w:type="dxa" w:w="110"/>
+            </w:tcMar>
+          </w:tcPr>
+          <w:p>
+            <w:pPr>
+              <w:spacing w:after="0" w:line="250"/>
+            </w:pPr>
+            <w:r>
+              <w:rPr>
+                <w:rFonts w:ascii="Calibri" w:cs="Calibri" w:eastAsia="Calibri" w:hAnsi="Calibri"/>
+                <w:b/>
+                <w:bCs/>
+                <w:color w:val="1A1A1A"/>
+                <w:sz w:val="18"/>
+                <w:szCs w:val="18"/>
+              </w:rPr>
+              <w:t xml:space="preserve">Aldi</w:t>
+            </w:r>
+          </w:p>
+        </w:tc>
+        <w:tc>
+          <w:tcPr>
+            <w:tcW w:type="dxa" w:w="2153"/>
+            <w:tcMar>
+              <w:top w:type="dxa" w:w="70"/>
+              <w:left w:type="dxa" w:w="110"/>
+              <w:bottom w:type="dxa" w:w="70"/>
+              <w:right w:type="dxa" w:w="110"/>
+            </w:tcMar>
+          </w:tcPr>
+          <w:p>
+            <w:pPr>
+              <w:spacing w:after="0" w:line="250"/>
+              <w:jc w:val="right"/>
+            </w:pPr>
+            <w:r>
+              <w:rPr>
+                <w:rFonts w:ascii="Calibri" w:cs="Calibri" w:eastAsia="Calibri" w:hAnsi="Calibri"/>
+                <w:color w:val="1A1A1A"/>
+                <w:sz w:val="18"/>
+                <w:szCs w:val="18"/>
+              </w:rPr>
+              <w:t xml:space="preserve">$3.127</w:t>
+            </w:r>
+          </w:p>
+        </w:tc>
+        <w:tc>
+          <w:tcPr>
+            <w:tcW w:type="dxa" w:w="2153"/>
+            <w:tcMar>
+              <w:top w:type="dxa" w:w="70"/>
+              <w:left w:type="dxa" w:w="110"/>
+              <w:bottom w:type="dxa" w:w="70"/>
+              <w:right w:type="dxa" w:w="110"/>
+            </w:tcMar>
+          </w:tcPr>
+          <w:p>
+            <w:pPr>
+              <w:spacing w:after="0" w:line="250"/>
+              <w:jc w:val="right"/>
+            </w:pPr>
+            <w:r>
+              <w:rPr>
+                <w:rFonts w:ascii="Calibri" w:cs="Calibri" w:eastAsia="Calibri" w:hAnsi="Calibri"/>
+                <w:color w:val="1A1A1A"/>
+                <w:sz w:val="18"/>
+                <w:szCs w:val="18"/>
+              </w:rPr>
+              <w:t xml:space="preserve">$3.232</w:t>
+            </w:r>
+          </w:p>
+        </w:tc>
+        <w:tc>
+          <w:tcPr>
+            <w:tcW w:type="dxa" w:w="2246"/>
+            <w:tcMar>
+              <w:top w:type="dxa" w:w="70"/>
+              <w:left w:type="dxa" w:w="110"/>
+              <w:bottom w:type="dxa" w:w="70"/>
+              <w:right w:type="dxa" w:w="110"/>
+            </w:tcMar>
+          </w:tcPr>
+          <w:p>
+            <w:pPr>
+              <w:spacing w:after="0" w:line="250"/>
+              <w:jc w:val="right"/>
+            </w:pPr>
+            <w:r>
+              <w:rPr>
+                <w:rFonts w:ascii="Calibri" w:cs="Calibri" w:eastAsia="Calibri" w:hAnsi="Calibri"/>
+                <w:b/>
+                <w:bCs/>
+                <w:color w:val="2F6E4E"/>
+                <w:sz w:val="18"/>
+                <w:szCs w:val="18"/>
+              </w:rPr>
+              <w:t xml:space="preserve">−$0.105</w:t>
+            </w:r>
+          </w:p>
+        </w:tc>
+      </w:tr>
+      <w:tr>
+        <w:tc>
+          <w:tcPr>
+            <w:tcW w:type="dxa" w:w="2808"/>
+            <w:tcMar>
+              <w:top w:type="dxa" w:w="70"/>
+              <w:left w:type="dxa" w:w="110"/>
+              <w:bottom w:type="dxa" w:w="70"/>
+              <w:right w:type="dxa" w:w="110"/>
+            </w:tcMar>
+          </w:tcPr>
+          <w:p>
+            <w:pPr>
+              <w:spacing w:after="0" w:line="250"/>
+            </w:pPr>
+            <w:r>
+              <w:rPr>
+                <w:rFonts w:ascii="Calibri" w:cs="Calibri" w:eastAsia="Calibri" w:hAnsi="Calibri"/>
+                <w:b/>
+                <w:bCs/>
+                <w:color w:val="1A1A1A"/>
+                <w:sz w:val="18"/>
+                <w:szCs w:val="18"/>
+              </w:rPr>
+              <w:t xml:space="preserve">Difference</w:t>
+            </w:r>
+          </w:p>
+        </w:tc>
+        <w:tc>
+          <w:tcPr>
+            <w:tcW w:type="dxa" w:w="2153"/>
+            <w:tcMar>
+              <w:top w:type="dxa" w:w="70"/>
+              <w:left w:type="dxa" w:w="110"/>
+              <w:bottom w:type="dxa" w:w="70"/>
+              <w:right w:type="dxa" w:w="110"/>
+            </w:tcMar>
+          </w:tcPr>
+          <w:p>
+            <w:pPr>
+              <w:spacing w:after="0" w:line="250"/>
+              <w:jc w:val="right"/>
+            </w:pPr>
+          </w:p>
+        </w:tc>
+        <w:tc>
+          <w:tcPr>
+            <w:tcW w:type="dxa" w:w="2153"/>
+            <w:tcMar>
+              <w:top w:type="dxa" w:w="70"/>
+              <w:left w:type="dxa" w:w="110"/>
+              <w:bottom w:type="dxa" w:w="70"/>
+              <w:right w:type="dxa" w:w="110"/>
+            </w:tcMar>
+          </w:tcPr>
+          <w:p>
+            <w:pPr>
+              <w:spacing w:after="0" w:line="250"/>
+              <w:jc w:val="right"/>
+            </w:pPr>
+          </w:p>
+        </w:tc>
+        <w:tc>
+          <w:tcPr>
+            <w:tcW w:type="dxa" w:w="2246"/>
+            <w:tcMar>
+              <w:top w:type="dxa" w:w="70"/>
+              <w:left w:type="dxa" w:w="110"/>
+              <w:bottom w:type="dxa" w:w="70"/>
+              <w:right w:type="dxa" w:w="110"/>
+            </w:tcMar>
+          </w:tcPr>
+          <w:p>
+            <w:pPr>
+              <w:spacing w:after="0" w:line="250"/>
+              <w:jc w:val="right"/>
+            </w:pPr>
+            <w:r>
+              <w:rPr>
+                <w:rFonts w:ascii="Calibri" w:cs="Calibri" w:eastAsia="Calibri" w:hAnsi="Calibri"/>
+                <w:b/>
+                <w:bCs/>
+                <w:color w:val="1A1A1A"/>
+                <w:sz w:val="18"/>
+                <w:szCs w:val="18"/>
+              </w:rPr>
+              <w:t xml:space="preserve">+$0.244</w:t>
+            </w:r>
+          </w:p>
+        </w:tc>
+      </w:tr>
+    </w:tbl>
+    <w:p>
+      <w:pPr>
+        <w:spacing w:after="110"/>
+      </w:pPr>
     </w:p>
     <w:p>
       <w:pPr>
@@ -4636,7 +5153,7 @@
           <w:sz w:val="21"/>
           <w:szCs w:val="21"/>
         </w:rPr>
-        <w:t xml:space="preserve">Across all 92 South Carolina Walmart stores, Great Value whole milk took </w:t>
+        <w:t xml:space="preserve">Equivalently: </w:t>
       </w:r>
       <w:r>
         <w:rPr>
@@ -4647,16 +5164,500 @@
           <w:sz w:val="21"/>
           <w:szCs w:val="21"/>
         </w:rPr>
-        <w:t xml:space="preserve">25 distinct prices</w:t>
-      </w:r>
-      <w:r>
-        <w:rPr>
-          <w:rFonts w:ascii="Cambria" w:cs="Cambria" w:eastAsia="Cambria" w:hAnsi="Cambria"/>
-          <w:color w:val="1A1A1A"/>
-          <w:sz w:val="21"/>
-          <w:szCs w:val="21"/>
-        </w:rPr>
-        <w:t xml:space="preserve">, while sour cream, mozzarella, Greek yogurt, eggs and canned green beans each took </w:t>
+        <w:t xml:space="preserve">Walmart's premium over Aldi is 97¢ in the high-Black ZIPs and 72¢ in the low-Black ones</w:t>
+      </w:r>
+      <w:r>
+        <w:rPr>
+          <w:rFonts w:ascii="Cambria" w:cs="Cambria" w:eastAsia="Cambria" w:hAnsi="Cambria"/>
+          <w:color w:val="1A1A1A"/>
+          <w:sz w:val="21"/>
+          <w:szCs w:val="21"/>
+        </w:rPr>
+        <w:t xml:space="preserve"> — a 24¢ wider gap where more Black residents live.</w:t>
+      </w:r>
+    </w:p>
+    <w:p>
+      <w:pPr>
+        <w:spacing w:after="140" w:line="276"/>
+      </w:pPr>
+      <w:r>
+        <w:rPr>
+          <w:rFonts w:ascii="Cambria" w:cs="Cambria" w:eastAsia="Cambria" w:hAnsi="Cambria"/>
+          <w:color w:val="1A1A1A"/>
+          <w:sz w:val="21"/>
+          <w:szCs w:val="21"/>
+        </w:rPr>
+        <w:t xml:space="preserve">Regressed on percent Black over the same ZIPs, controlling for income and log population:</w:t>
+      </w:r>
+    </w:p>
+    <w:tbl>
+      <w:tblPr>
+        <w:tblW w:type="dxa" w:w="9360"/>
+        <w:tblBorders>
+          <w:top w:val="single" w:color="9AA7B2" w:sz="6"/>
+          <w:left w:val="none" w:color="FFFFFF" w:sz="0"/>
+          <w:bottom w:val="single" w:color="9AA7B2" w:sz="6"/>
+          <w:right w:val="none" w:color="FFFFFF" w:sz="0"/>
+          <w:insideH w:val="single" w:color="D6DDE3" w:sz="2"/>
+          <w:insideV w:val="none" w:color="FFFFFF" w:sz="0"/>
+        </w:tblBorders>
+      </w:tblPr>
+      <w:tblGrid>
+        <w:gridCol w:w="3182"/>
+        <w:gridCol w:w="2059"/>
+        <w:gridCol w:w="2059"/>
+        <w:gridCol w:w="2060"/>
+      </w:tblGrid>
+      <w:tr>
+        <w:trPr>
+          <w:tblHeader/>
+        </w:trPr>
+        <w:tc>
+          <w:tcPr>
+            <w:tcW w:type="dxa" w:w="3182"/>
+            <w:shd w:fill="EDF1F5" w:color="auto" w:val="clear"/>
+            <w:tcMar>
+              <w:top w:type="dxa" w:w="70"/>
+              <w:left w:type="dxa" w:w="110"/>
+              <w:bottom w:type="dxa" w:w="70"/>
+              <w:right w:type="dxa" w:w="110"/>
+            </w:tcMar>
+          </w:tcPr>
+          <w:p>
+            <w:pPr>
+              <w:spacing w:after="0" w:line="250"/>
+            </w:pPr>
+          </w:p>
+        </w:tc>
+        <w:tc>
+          <w:tcPr>
+            <w:tcW w:type="dxa" w:w="2059"/>
+            <w:shd w:fill="EDF1F5" w:color="auto" w:val="clear"/>
+            <w:tcMar>
+              <w:top w:type="dxa" w:w="70"/>
+              <w:left w:type="dxa" w:w="110"/>
+              <w:bottom w:type="dxa" w:w="70"/>
+              <w:right w:type="dxa" w:w="110"/>
+            </w:tcMar>
+          </w:tcPr>
+          <w:p>
+            <w:pPr>
+              <w:spacing w:after="0" w:line="250"/>
+              <w:jc w:val="right"/>
+            </w:pPr>
+            <w:r>
+              <w:rPr>
+                <w:rFonts w:ascii="Calibri" w:cs="Calibri" w:eastAsia="Calibri" w:hAnsi="Calibri"/>
+                <w:b/>
+                <w:bCs/>
+                <w:color w:val="1A1A1A"/>
+                <w:sz w:val="17"/>
+                <w:szCs w:val="17"/>
+              </w:rPr>
+              <w:t xml:space="preserve">Coef $/gal per point</w:t>
+            </w:r>
+          </w:p>
+        </w:tc>
+        <w:tc>
+          <w:tcPr>
+            <w:tcW w:type="dxa" w:w="2059"/>
+            <w:shd w:fill="EDF1F5" w:color="auto" w:val="clear"/>
+            <w:tcMar>
+              <w:top w:type="dxa" w:w="70"/>
+              <w:left w:type="dxa" w:w="110"/>
+              <w:bottom w:type="dxa" w:w="70"/>
+              <w:right w:type="dxa" w:w="110"/>
+            </w:tcMar>
+          </w:tcPr>
+          <w:p>
+            <w:pPr>
+              <w:spacing w:after="0" w:line="250"/>
+              <w:jc w:val="right"/>
+            </w:pPr>
+            <w:r>
+              <w:rPr>
+                <w:rFonts w:ascii="Calibri" w:cs="Calibri" w:eastAsia="Calibri" w:hAnsi="Calibri"/>
+                <w:b/>
+                <w:bCs/>
+                <w:color w:val="1A1A1A"/>
+                <w:sz w:val="17"/>
+                <w:szCs w:val="17"/>
+              </w:rPr>
+              <w:t xml:space="preserve">t (conventional)</w:t>
+            </w:r>
+          </w:p>
+        </w:tc>
+        <w:tc>
+          <w:tcPr>
+            <w:tcW w:type="dxa" w:w="2060"/>
+            <w:shd w:fill="EDF1F5" w:color="auto" w:val="clear"/>
+            <w:tcMar>
+              <w:top w:type="dxa" w:w="70"/>
+              <w:left w:type="dxa" w:w="110"/>
+              <w:bottom w:type="dxa" w:w="70"/>
+              <w:right w:type="dxa" w:w="110"/>
+            </w:tcMar>
+          </w:tcPr>
+          <w:p>
+            <w:pPr>
+              <w:spacing w:after="0" w:line="250"/>
+              <w:jc w:val="right"/>
+            </w:pPr>
+            <w:r>
+              <w:rPr>
+                <w:rFonts w:ascii="Calibri" w:cs="Calibri" w:eastAsia="Calibri" w:hAnsi="Calibri"/>
+                <w:b/>
+                <w:bCs/>
+                <w:color w:val="1A1A1A"/>
+                <w:sz w:val="17"/>
+                <w:szCs w:val="17"/>
+              </w:rPr>
+              <w:t xml:space="preserve">t (clustered on state)</w:t>
+            </w:r>
+          </w:p>
+        </w:tc>
+      </w:tr>
+      <w:tr>
+        <w:tc>
+          <w:tcPr>
+            <w:tcW w:type="dxa" w:w="3182"/>
+            <w:tcMar>
+              <w:top w:type="dxa" w:w="70"/>
+              <w:left w:type="dxa" w:w="110"/>
+              <w:bottom w:type="dxa" w:w="70"/>
+              <w:right w:type="dxa" w:w="110"/>
+            </w:tcMar>
+          </w:tcPr>
+          <w:p>
+            <w:pPr>
+              <w:spacing w:after="0" w:line="250"/>
+            </w:pPr>
+            <w:r>
+              <w:rPr>
+                <w:rFonts w:ascii="Calibri" w:cs="Calibri" w:eastAsia="Calibri" w:hAnsi="Calibri"/>
+                <w:color w:val="1A1A1A"/>
+                <w:sz w:val="18"/>
+                <w:szCs w:val="18"/>
+              </w:rPr>
+              <w:t xml:space="preserve">Walmart</w:t>
+            </w:r>
+          </w:p>
+        </w:tc>
+        <w:tc>
+          <w:tcPr>
+            <w:tcW w:type="dxa" w:w="2059"/>
+            <w:tcMar>
+              <w:top w:type="dxa" w:w="70"/>
+              <w:left w:type="dxa" w:w="110"/>
+              <w:bottom w:type="dxa" w:w="70"/>
+              <w:right w:type="dxa" w:w="110"/>
+            </w:tcMar>
+          </w:tcPr>
+          <w:p>
+            <w:pPr>
+              <w:spacing w:after="0" w:line="250"/>
+              <w:jc w:val="right"/>
+            </w:pPr>
+            <w:r>
+              <w:rPr>
+                <w:rFonts w:ascii="Calibri" w:cs="Calibri" w:eastAsia="Calibri" w:hAnsi="Calibri"/>
+                <w:color w:val="1A1A1A"/>
+                <w:sz w:val="18"/>
+                <w:szCs w:val="18"/>
+              </w:rPr>
+              <w:t xml:space="preserve">+0.00175</w:t>
+            </w:r>
+          </w:p>
+        </w:tc>
+        <w:tc>
+          <w:tcPr>
+            <w:tcW w:type="dxa" w:w="2059"/>
+            <w:tcMar>
+              <w:top w:type="dxa" w:w="70"/>
+              <w:left w:type="dxa" w:w="110"/>
+              <w:bottom w:type="dxa" w:w="70"/>
+              <w:right w:type="dxa" w:w="110"/>
+            </w:tcMar>
+          </w:tcPr>
+          <w:p>
+            <w:pPr>
+              <w:spacing w:after="0" w:line="250"/>
+              <w:jc w:val="right"/>
+            </w:pPr>
+            <w:r>
+              <w:rPr>
+                <w:rFonts w:ascii="Calibri" w:cs="Calibri" w:eastAsia="Calibri" w:hAnsi="Calibri"/>
+                <w:color w:val="1A1A1A"/>
+                <w:sz w:val="18"/>
+                <w:szCs w:val="18"/>
+              </w:rPr>
+              <w:t xml:space="preserve">+1.09</w:t>
+            </w:r>
+          </w:p>
+        </w:tc>
+        <w:tc>
+          <w:tcPr>
+            <w:tcW w:type="dxa" w:w="2060"/>
+            <w:tcMar>
+              <w:top w:type="dxa" w:w="70"/>
+              <w:left w:type="dxa" w:w="110"/>
+              <w:bottom w:type="dxa" w:w="70"/>
+              <w:right w:type="dxa" w:w="110"/>
+            </w:tcMar>
+          </w:tcPr>
+          <w:p>
+            <w:pPr>
+              <w:spacing w:after="0" w:line="250"/>
+              <w:jc w:val="right"/>
+            </w:pPr>
+            <w:r>
+              <w:rPr>
+                <w:rFonts w:ascii="Calibri" w:cs="Calibri" w:eastAsia="Calibri" w:hAnsi="Calibri"/>
+                <w:color w:val="1A1A1A"/>
+                <w:sz w:val="18"/>
+                <w:szCs w:val="18"/>
+              </w:rPr>
+              <w:t xml:space="preserve">+0.72</w:t>
+            </w:r>
+          </w:p>
+        </w:tc>
+      </w:tr>
+      <w:tr>
+        <w:tc>
+          <w:tcPr>
+            <w:tcW w:type="dxa" w:w="3182"/>
+            <w:tcMar>
+              <w:top w:type="dxa" w:w="70"/>
+              <w:left w:type="dxa" w:w="110"/>
+              <w:bottom w:type="dxa" w:w="70"/>
+              <w:right w:type="dxa" w:w="110"/>
+            </w:tcMar>
+          </w:tcPr>
+          <w:p>
+            <w:pPr>
+              <w:spacing w:after="0" w:line="250"/>
+            </w:pPr>
+            <w:r>
+              <w:rPr>
+                <w:rFonts w:ascii="Calibri" w:cs="Calibri" w:eastAsia="Calibri" w:hAnsi="Calibri"/>
+                <w:color w:val="1A1A1A"/>
+                <w:sz w:val="18"/>
+                <w:szCs w:val="18"/>
+              </w:rPr>
+              <w:t xml:space="preserve">Aldi</w:t>
+            </w:r>
+          </w:p>
+        </w:tc>
+        <w:tc>
+          <w:tcPr>
+            <w:tcW w:type="dxa" w:w="2059"/>
+            <w:tcMar>
+              <w:top w:type="dxa" w:w="70"/>
+              <w:left w:type="dxa" w:w="110"/>
+              <w:bottom w:type="dxa" w:w="70"/>
+              <w:right w:type="dxa" w:w="110"/>
+            </w:tcMar>
+          </w:tcPr>
+          <w:p>
+            <w:pPr>
+              <w:spacing w:after="0" w:line="250"/>
+              <w:jc w:val="right"/>
+            </w:pPr>
+            <w:r>
+              <w:rPr>
+                <w:rFonts w:ascii="Calibri" w:cs="Calibri" w:eastAsia="Calibri" w:hAnsi="Calibri"/>
+                <w:color w:val="1A1A1A"/>
+                <w:sz w:val="18"/>
+                <w:szCs w:val="18"/>
+              </w:rPr>
+              <w:t xml:space="preserve">−0.00318</w:t>
+            </w:r>
+          </w:p>
+        </w:tc>
+        <w:tc>
+          <w:tcPr>
+            <w:tcW w:type="dxa" w:w="2059"/>
+            <w:tcMar>
+              <w:top w:type="dxa" w:w="70"/>
+              <w:left w:type="dxa" w:w="110"/>
+              <w:bottom w:type="dxa" w:w="70"/>
+              <w:right w:type="dxa" w:w="110"/>
+            </w:tcMar>
+          </w:tcPr>
+          <w:p>
+            <w:pPr>
+              <w:spacing w:after="0" w:line="250"/>
+              <w:jc w:val="right"/>
+            </w:pPr>
+            <w:r>
+              <w:rPr>
+                <w:rFonts w:ascii="Calibri" w:cs="Calibri" w:eastAsia="Calibri" w:hAnsi="Calibri"/>
+                <w:color w:val="1A1A1A"/>
+                <w:sz w:val="18"/>
+                <w:szCs w:val="18"/>
+              </w:rPr>
+              <w:t xml:space="preserve">−1.43</w:t>
+            </w:r>
+          </w:p>
+        </w:tc>
+        <w:tc>
+          <w:tcPr>
+            <w:tcW w:type="dxa" w:w="2060"/>
+            <w:tcMar>
+              <w:top w:type="dxa" w:w="70"/>
+              <w:left w:type="dxa" w:w="110"/>
+              <w:bottom w:type="dxa" w:w="70"/>
+              <w:right w:type="dxa" w:w="110"/>
+            </w:tcMar>
+          </w:tcPr>
+          <w:p>
+            <w:pPr>
+              <w:spacing w:after="0" w:line="250"/>
+              <w:jc w:val="right"/>
+            </w:pPr>
+            <w:r>
+              <w:rPr>
+                <w:rFonts w:ascii="Calibri" w:cs="Calibri" w:eastAsia="Calibri" w:hAnsi="Calibri"/>
+                <w:color w:val="1A1A1A"/>
+                <w:sz w:val="18"/>
+                <w:szCs w:val="18"/>
+              </w:rPr>
+              <w:t xml:space="preserve">−0.78</w:t>
+            </w:r>
+          </w:p>
+        </w:tc>
+      </w:tr>
+      <w:tr>
+        <w:tc>
+          <w:tcPr>
+            <w:tcW w:type="dxa" w:w="3182"/>
+            <w:tcMar>
+              <w:top w:type="dxa" w:w="70"/>
+              <w:left w:type="dxa" w:w="110"/>
+              <w:bottom w:type="dxa" w:w="70"/>
+              <w:right w:type="dxa" w:w="110"/>
+            </w:tcMar>
+          </w:tcPr>
+          <w:p>
+            <w:pPr>
+              <w:spacing w:after="0" w:line="250"/>
+            </w:pPr>
+            <w:r>
+              <w:rPr>
+                <w:rFonts w:ascii="Calibri" w:cs="Calibri" w:eastAsia="Calibri" w:hAnsi="Calibri"/>
+                <w:b/>
+                <w:bCs/>
+                <w:color w:val="1A1A1A"/>
+                <w:sz w:val="18"/>
+                <w:szCs w:val="18"/>
+              </w:rPr>
+              <w:t xml:space="preserve">Walmart − Aldi</w:t>
+            </w:r>
+          </w:p>
+        </w:tc>
+        <w:tc>
+          <w:tcPr>
+            <w:tcW w:type="dxa" w:w="2059"/>
+            <w:tcMar>
+              <w:top w:type="dxa" w:w="70"/>
+              <w:left w:type="dxa" w:w="110"/>
+              <w:bottom w:type="dxa" w:w="70"/>
+              <w:right w:type="dxa" w:w="110"/>
+            </w:tcMar>
+          </w:tcPr>
+          <w:p>
+            <w:pPr>
+              <w:spacing w:after="0" w:line="250"/>
+              <w:jc w:val="right"/>
+            </w:pPr>
+            <w:r>
+              <w:rPr>
+                <w:rFonts w:ascii="Calibri" w:cs="Calibri" w:eastAsia="Calibri" w:hAnsi="Calibri"/>
+                <w:b/>
+                <w:bCs/>
+                <w:color w:val="1A1A1A"/>
+                <w:sz w:val="18"/>
+                <w:szCs w:val="18"/>
+              </w:rPr>
+              <w:t xml:space="preserve">+0.00493</w:t>
+            </w:r>
+          </w:p>
+        </w:tc>
+        <w:tc>
+          <w:tcPr>
+            <w:tcW w:type="dxa" w:w="2059"/>
+            <w:tcMar>
+              <w:top w:type="dxa" w:w="70"/>
+              <w:left w:type="dxa" w:w="110"/>
+              <w:bottom w:type="dxa" w:w="70"/>
+              <w:right w:type="dxa" w:w="110"/>
+            </w:tcMar>
+          </w:tcPr>
+          <w:p>
+            <w:pPr>
+              <w:spacing w:after="0" w:line="250"/>
+              <w:jc w:val="right"/>
+            </w:pPr>
+            <w:r>
+              <w:rPr>
+                <w:rFonts w:ascii="Calibri" w:cs="Calibri" w:eastAsia="Calibri" w:hAnsi="Calibri"/>
+                <w:b/>
+                <w:bCs/>
+                <w:color w:val="1A1A1A"/>
+                <w:sz w:val="18"/>
+                <w:szCs w:val="18"/>
+              </w:rPr>
+              <w:t xml:space="preserve">+1.88</w:t>
+            </w:r>
+          </w:p>
+        </w:tc>
+        <w:tc>
+          <w:tcPr>
+            <w:tcW w:type="dxa" w:w="2060"/>
+            <w:tcMar>
+              <w:top w:type="dxa" w:w="70"/>
+              <w:left w:type="dxa" w:w="110"/>
+              <w:bottom w:type="dxa" w:w="70"/>
+              <w:right w:type="dxa" w:w="110"/>
+            </w:tcMar>
+          </w:tcPr>
+          <w:p>
+            <w:pPr>
+              <w:spacing w:after="0" w:line="250"/>
+              <w:jc w:val="right"/>
+            </w:pPr>
+            <w:r>
+              <w:rPr>
+                <w:rFonts w:ascii="Calibri" w:cs="Calibri" w:eastAsia="Calibri" w:hAnsi="Calibri"/>
+                <w:b/>
+                <w:bCs/>
+                <w:color w:val="1A1A1A"/>
+                <w:sz w:val="18"/>
+                <w:szCs w:val="18"/>
+              </w:rPr>
+              <w:t xml:space="preserve">+0.96</w:t>
+            </w:r>
+          </w:p>
+        </w:tc>
+      </w:tr>
+    </w:tbl>
+    <w:p>
+      <w:pPr>
+        <w:spacing w:after="110"/>
+      </w:pPr>
+    </w:p>
+    <w:p>
+      <w:pPr>
+        <w:spacing w:after="140" w:line="276"/>
+      </w:pPr>
+      <w:r>
+        <w:rPr>
+          <w:rFonts w:ascii="Cambria" w:cs="Cambria" w:eastAsia="Cambria" w:hAnsi="Cambria"/>
+          <w:color w:val="1A1A1A"/>
+          <w:sz w:val="21"/>
+          <w:szCs w:val="21"/>
+        </w:rPr>
+        <w:t xml:space="preserve">Differencing the two retailers at the same ZIP removes everything common to the location — freight, local demand, competition, income, urbanicity, and the federal Class I differential. </w:t>
       </w:r>
       <w:r>
         <w:rPr>
@@ -4667,17 +5668,22 @@
           <w:sz w:val="21"/>
           <w:szCs w:val="21"/>
         </w:rPr>
-        <w:t xml:space="preserve">exactly one</w:t>
-      </w:r>
-      <w:r>
-        <w:rPr>
-          <w:rFonts w:ascii="Cambria" w:cs="Cambria" w:eastAsia="Cambria" w:hAnsi="Cambria"/>
-          <w:color w:val="1A1A1A"/>
-          <w:sz w:val="21"/>
-          <w:szCs w:val="21"/>
-        </w:rPr>
-        <w:t xml:space="preserve"> statewide. Nationally, whole milk takes 17 distinct prices, 1% milk 17 and chocolate milk 19, while every other basket item takes one or two. Two stores 2,800 miles apart — Sacramento and Ashburn, Virginia — price </w:t>
-      </w:r>
+        <w:t xml:space="preserve">What remains is the retailer.</w:t>
+      </w:r>
+      <w:r>
+        <w:rPr>
+          <w:rFonts w:ascii="Cambria" w:cs="Cambria" w:eastAsia="Cambria" w:hAnsi="Cambria"/>
+          <w:color w:val="1A1A1A"/>
+          <w:sz w:val="21"/>
+          <w:szCs w:val="21"/>
+        </w:rPr>
+        <w:t xml:space="preserve"> This is the cleanest identification the available data supports, and it is why this comparison carries more weight than any single-chain regression above.</w:t>
+      </w:r>
+    </w:p>
+    <w:p>
+      <w:pPr>
+        <w:spacing w:after="140" w:line="276"/>
+      </w:pPr>
       <w:r>
         <w:rPr>
           <w:rFonts w:ascii="Cambria" w:cs="Cambria" w:eastAsia="Cambria" w:hAnsi="Cambria"/>
@@ -4687,16 +5693,16 @@
           <w:sz w:val="21"/>
           <w:szCs w:val="21"/>
         </w:rPr>
-        <w:t xml:space="preserve">8 of 13 items identically to the cent</w:t>
-      </w:r>
-      <w:r>
-        <w:rPr>
-          <w:rFonts w:ascii="Cambria" w:cs="Cambria" w:eastAsia="Cambria" w:hAnsi="Cambria"/>
-          <w:color w:val="1A1A1A"/>
-          <w:sz w:val="21"/>
-          <w:szCs w:val="21"/>
-        </w:rPr>
-        <w:t xml:space="preserve"> and differ on milk. The pattern reproduces independently at Aldi, where fluid milk carries 10–14 prices across South Carolina and 13 of 20 other products carry exactly one.</w:t>
+        <w:t xml:space="preserve">It is nonetheless not significant.</w:t>
+      </w:r>
+      <w:r>
+        <w:rPr>
+          <w:rFonts w:ascii="Cambria" w:cs="Cambria" w:eastAsia="Cambria" w:hAnsi="Cambria"/>
+          <w:color w:val="1A1A1A"/>
+          <w:sz w:val="21"/>
+          <w:szCs w:val="21"/>
+        </w:rPr>
+        <w:t xml:space="preserve"> With twelve state clusters the statistic is t = +0.96. The conventional t of +1.88 ignores clustering and should never be quoted on its own.</w:t>
       </w:r>
     </w:p>
     <w:p>
@@ -4710,163 +5716,61 @@
           <w:sz w:val="21"/>
           <w:szCs w:val="21"/>
         </w:rPr>
-        <w:t xml:space="preserve">This establishes that fluid milk is managed store-by-store while adjacent dairy is priced nationally, and forecloses any defence that all staples are priced locally. It is a necessary predicate for a pricing theory. It is not itself evidence of one.</w:t>
+        <w:t xml:space="preserve">Aldi on its own terms is flat to slightly negative throughout — pooled across all 1,333 ZIPs the coefficient runs −0.0008 to −0.0018 and never approaches significance — and in the low-income rural segment under county controls it is significantly </w:t>
+      </w:r>
+      <w:r>
+        <w:rPr>
+          <w:rFonts w:ascii="Cambria" w:cs="Cambria" w:eastAsia="Cambria" w:hAnsi="Cambria"/>
+          <w:i/>
+          <w:iCs/>
+          <w:color w:val="1A1A1A"/>
+          <w:sz w:val="21"/>
+          <w:szCs w:val="21"/>
+        </w:rPr>
+        <w:t xml:space="preserve">negative</w:t>
+      </w:r>
+      <w:r>
+        <w:rPr>
+          <w:rFonts w:ascii="Cambria" w:cs="Cambria" w:eastAsia="Cambria" w:hAnsi="Cambria"/>
+          <w:color w:val="1A1A1A"/>
+          <w:sz w:val="21"/>
+          <w:szCs w:val="21"/>
+        </w:rPr>
+        <w:t xml:space="preserve"> (−0.00781, t −3.14 clustered). Wherever Aldi moves, it moves the other way.</w:t>
       </w:r>
     </w:p>
     <w:p>
       <w:pPr>
-        <w:pStyle w:val="Heading3"/>
-        <w:spacing w:after="120" w:before="250"/>
-      </w:pPr>
-      <w:r>
-        <w:rPr>
-          <w:rFonts w:ascii="Calibri" w:cs="Calibri" w:eastAsia="Calibri" w:hAnsi="Calibri"/>
-          <w:b/>
-          <w:bCs/>
-          <w:color w:val="1A1A1A"/>
-          <w:sz w:val="22"/>
-          <w:szCs w:val="22"/>
-        </w:rPr>
-        <w:t xml:space="preserve">The pricing unit is at or below the county</w:t>
-      </w:r>
-    </w:p>
-    <w:p>
-      <w:pPr>
         <w:spacing w:after="140" w:line="276"/>
       </w:pPr>
       <w:r>
         <w:rPr>
           <w:rFonts w:ascii="Cambria" w:cs="Cambria" w:eastAsia="Cambria" w:hAnsi="Cambria"/>
-          <w:color w:val="1A1A1A"/>
-          <w:sz w:val="21"/>
-          <w:szCs w:val="21"/>
-        </w:rPr>
-        <w:t xml:space="preserve">Across 4,149 stores in 2026 data the geographic unit at which milk prices are set is at or below county level — not the broad multi-county region described in the literature on chain pricing. This matters because it is the geography at which a comparison should be made, and it is the geography at which both racial tails most rarely coexist.</w:t>
-      </w:r>
-    </w:p>
-    <w:p>
-      <w:pPr>
-        <w:pStyle w:val="Heading3"/>
-        <w:spacing w:after="120" w:before="250"/>
-      </w:pPr>
-      <w:r>
-        <w:rPr>
-          <w:rFonts w:ascii="Calibri" w:cs="Calibri" w:eastAsia="Calibri" w:hAnsi="Calibri"/>
-          <w:b/>
-          <w:bCs/>
-          <w:color w:val="1A1A1A"/>
-          <w:sz w:val="22"/>
-          <w:szCs w:val="22"/>
-        </w:rPr>
-        <w:t xml:space="preserve">The affordability gap is real, and it is income rather than price</w:t>
-      </w:r>
-    </w:p>
-    <w:p>
-      <w:pPr>
-        <w:spacing w:after="140" w:line="276"/>
-      </w:pPr>
-      <w:r>
-        <w:rPr>
-          <w:rFonts w:ascii="Cambria" w:cs="Cambria" w:eastAsia="Cambria" w:hAnsi="Cambria"/>
-          <w:color w:val="1A1A1A"/>
-          <w:sz w:val="21"/>
-          <w:szCs w:val="21"/>
-        </w:rPr>
-        <w:t xml:space="preserve">Milk cost as a share of household income rises steeply with the Black share of a ZIP: +0.0029 percentage points per point, t +11.9, with state fixed effects. But over the same stores the </w:t>
-      </w:r>
-      <w:r>
-        <w:rPr>
-          <w:rFonts w:ascii="Cambria" w:cs="Cambria" w:eastAsia="Cambria" w:hAnsi="Cambria"/>
-          <w:b/>
-          <w:bCs/>
-          <w:color w:val="1A1A1A"/>
-          <w:sz w:val="21"/>
-          <w:szCs w:val="21"/>
-        </w:rPr>
-        <w:t xml:space="preserve">price</w:t>
-      </w:r>
-      <w:r>
-        <w:rPr>
-          <w:rFonts w:ascii="Cambria" w:cs="Cambria" w:eastAsia="Cambria" w:hAnsi="Cambria"/>
-          <w:color w:val="1A1A1A"/>
-          <w:sz w:val="21"/>
-          <w:szCs w:val="21"/>
-        </w:rPr>
-        <w:t xml:space="preserve"> coefficient is negative (−0.0037, t −7.1) while median income falls </w:t>
-      </w:r>
-      <w:r>
-        <w:rPr>
-          <w:rFonts w:ascii="Cambria" w:cs="Cambria" w:eastAsia="Cambria" w:hAnsi="Cambria"/>
-          <w:b/>
-          <w:bCs/>
-          <w:color w:val="1A1A1A"/>
-          <w:sz w:val="21"/>
-          <w:szCs w:val="21"/>
-        </w:rPr>
-        <w:t xml:space="preserve">$359 per percentage point</w:t>
-      </w:r>
-      <w:r>
-        <w:rPr>
-          <w:rFonts w:ascii="Cambria" w:cs="Cambria" w:eastAsia="Cambria" w:hAnsi="Cambria"/>
-          <w:color w:val="1A1A1A"/>
-          <w:sz w:val="21"/>
-          <w:szCs w:val="21"/>
-        </w:rPr>
-        <w:t xml:space="preserve"> (t −12.9). The disparity is in the denominator. That is a substantial finding about a necessity, but bread or rent would produce the same coefficient.</w:t>
-      </w:r>
-    </w:p>
-    <w:p>
-      <w:pPr>
-        <w:spacing w:after="140" w:line="276"/>
-      </w:pPr>
-      <w:r>
-        <w:rPr>
-          <w:rFonts w:ascii="Cambria" w:cs="Cambria" w:eastAsia="Cambria" w:hAnsi="Cambria"/>
-          <w:color w:val="1A1A1A"/>
-          <w:sz w:val="21"/>
-          <w:szCs w:val="21"/>
-        </w:rPr>
-        <w:t xml:space="preserve">For scale: Pennsylvania and New Jersey set statutory minimum </w:t>
-      </w:r>
-      <w:r>
-        <w:rPr>
-          <w:rFonts w:ascii="Cambria" w:cs="Cambria" w:eastAsia="Cambria" w:hAnsi="Cambria"/>
-          <w:b/>
-          <w:bCs/>
-          <w:color w:val="1A1A1A"/>
-          <w:sz w:val="21"/>
-          <w:szCs w:val="21"/>
-        </w:rPr>
-        <w:t xml:space="preserve">retail</w:t>
-      </w:r>
-      <w:r>
-        <w:rPr>
-          <w:rFonts w:ascii="Cambria" w:cs="Cambria" w:eastAsia="Cambria" w:hAnsi="Cambria"/>
-          <w:color w:val="1A1A1A"/>
-          <w:sz w:val="21"/>
-          <w:szCs w:val="21"/>
-        </w:rPr>
-        <w:t xml:space="preserve"> milk prices, and stores there average </w:t>
-      </w:r>
-      <w:r>
-        <w:rPr>
-          <w:rFonts w:ascii="Cambria" w:cs="Cambria" w:eastAsia="Cambria" w:hAnsi="Cambria"/>
-          <w:b/>
-          <w:bCs/>
-          <w:color w:val="1A1A1A"/>
-          <w:sz w:val="21"/>
-          <w:szCs w:val="21"/>
-        </w:rPr>
-        <w:t xml:space="preserve">$4.75/gallon against $3.47</w:t>
-      </w:r>
-      <w:r>
-        <w:rPr>
-          <w:rFonts w:ascii="Cambria" w:cs="Cambria" w:eastAsia="Cambria" w:hAnsi="Cambria"/>
-          <w:color w:val="1A1A1A"/>
-          <w:sz w:val="21"/>
-          <w:szCs w:val="21"/>
-        </w:rPr>
-        <w:t xml:space="preserve"> elsewhere — a $1.28 gap, roughly six times the rural racial gap measured above. State regulation moves milk prices far more than anything else in this data.</w:t>
+          <w:color w:val="555555"/>
+          <w:sz w:val="20"/>
+          <w:szCs w:val="20"/>
+        </w:rPr>
+        <w:t xml:space="preserve">Assumption: absent any racial gradient the Walmart-minus-Aldi spread would be constant across ZIP codes. The two chains price different private labels at different levels — Aldi is a discounter and the average spread is 72¢–97¢ — so the </w:t>
+      </w:r>
+      <w:r>
+        <w:rPr>
+          <w:rFonts w:ascii="Cambria" w:cs="Cambria" w:eastAsia="Cambria" w:hAnsi="Cambria"/>
+          <w:i/>
+          <w:iCs/>
+          <w:color w:val="555555"/>
+          <w:sz w:val="20"/>
+          <w:szCs w:val="20"/>
+        </w:rPr>
+        <w:t xml:space="preserve">level</w:t>
+      </w:r>
+      <w:r>
+        <w:rPr>
+          <w:rFonts w:ascii="Cambria" w:cs="Cambria" w:eastAsia="Cambria" w:hAnsi="Cambria"/>
+          <w:color w:val="555555"/>
+          <w:sz w:val="20"/>
+          <w:szCs w:val="20"/>
+        </w:rPr>
+        <w:t xml:space="preserve"> of that spread carries no meaning. Only its variation with racial composition does.</w:t>
       </w:r>
     </w:p>
     <w:p>
@@ -4883,7 +5787,7 @@
           <w:sz w:val="26"/>
           <w:szCs w:val="26"/>
         </w:rPr>
-        <w:t xml:space="preserve">6. What can and cannot be said</w:t>
+        <w:t xml:space="preserve">6. Why the two chains differ: pricing architecture</w:t>
       </w:r>
     </w:p>
     <w:p>
@@ -4893,22 +5797,416 @@
       <w:r>
         <w:rPr>
           <w:rFonts w:ascii="Cambria" w:cs="Cambria" w:eastAsia="Cambria" w:hAnsi="Cambria"/>
+          <w:color w:val="1A1A1A"/>
+          <w:sz w:val="21"/>
+          <w:szCs w:val="21"/>
+        </w:rPr>
+        <w:t xml:space="preserve">The retailers are not merely different in outcome; they are built differently, and the difference determines whether a racial gradient is even possible.</w:t>
+      </w:r>
+    </w:p>
+    <w:tbl>
+      <w:tblPr>
+        <w:tblW w:type="dxa" w:w="9360"/>
+        <w:tblBorders>
+          <w:top w:val="single" w:color="9AA7B2" w:sz="6"/>
+          <w:left w:val="none" w:color="FFFFFF" w:sz="0"/>
+          <w:bottom w:val="single" w:color="9AA7B2" w:sz="6"/>
+          <w:right w:val="none" w:color="FFFFFF" w:sz="0"/>
+          <w:insideH w:val="single" w:color="D6DDE3" w:sz="2"/>
+          <w:insideV w:val="none" w:color="FFFFFF" w:sz="0"/>
+        </w:tblBorders>
+      </w:tblPr>
+      <w:tblGrid>
+        <w:gridCol w:w="2808"/>
+        <w:gridCol w:w="3276"/>
+        <w:gridCol w:w="3276"/>
+      </w:tblGrid>
+      <w:tr>
+        <w:trPr>
+          <w:tblHeader/>
+        </w:trPr>
+        <w:tc>
+          <w:tcPr>
+            <w:tcW w:type="dxa" w:w="2808"/>
+            <w:shd w:fill="EDF1F5" w:color="auto" w:val="clear"/>
+            <w:tcMar>
+              <w:top w:type="dxa" w:w="70"/>
+              <w:left w:type="dxa" w:w="110"/>
+              <w:bottom w:type="dxa" w:w="70"/>
+              <w:right w:type="dxa" w:w="110"/>
+            </w:tcMar>
+          </w:tcPr>
+          <w:p>
+            <w:pPr>
+              <w:spacing w:after="0" w:line="250"/>
+            </w:pPr>
+          </w:p>
+        </w:tc>
+        <w:tc>
+          <w:tcPr>
+            <w:tcW w:type="dxa" w:w="3276"/>
+            <w:shd w:fill="EDF1F5" w:color="auto" w:val="clear"/>
+            <w:tcMar>
+              <w:top w:type="dxa" w:w="70"/>
+              <w:left w:type="dxa" w:w="110"/>
+              <w:bottom w:type="dxa" w:w="70"/>
+              <w:right w:type="dxa" w:w="110"/>
+            </w:tcMar>
+          </w:tcPr>
+          <w:p>
+            <w:pPr>
+              <w:spacing w:after="0" w:line="250"/>
+              <w:jc w:val="right"/>
+            </w:pPr>
+            <w:r>
+              <w:rPr>
+                <w:rFonts w:ascii="Calibri" w:cs="Calibri" w:eastAsia="Calibri" w:hAnsi="Calibri"/>
+                <w:b/>
+                <w:bCs/>
+                <w:color w:val="1A1A1A"/>
+                <w:sz w:val="17"/>
+                <w:szCs w:val="17"/>
+              </w:rPr>
+              <w:t xml:space="preserve">Aldi</w:t>
+            </w:r>
+          </w:p>
+        </w:tc>
+        <w:tc>
+          <w:tcPr>
+            <w:tcW w:type="dxa" w:w="3276"/>
+            <w:shd w:fill="EDF1F5" w:color="auto" w:val="clear"/>
+            <w:tcMar>
+              <w:top w:type="dxa" w:w="70"/>
+              <w:left w:type="dxa" w:w="110"/>
+              <w:bottom w:type="dxa" w:w="70"/>
+              <w:right w:type="dxa" w:w="110"/>
+            </w:tcMar>
+          </w:tcPr>
+          <w:p>
+            <w:pPr>
+              <w:spacing w:after="0" w:line="250"/>
+              <w:jc w:val="right"/>
+            </w:pPr>
+            <w:r>
+              <w:rPr>
+                <w:rFonts w:ascii="Calibri" w:cs="Calibri" w:eastAsia="Calibri" w:hAnsi="Calibri"/>
+                <w:b/>
+                <w:bCs/>
+                <w:color w:val="1A1A1A"/>
+                <w:sz w:val="17"/>
+                <w:szCs w:val="17"/>
+              </w:rPr>
+              <w:t xml:space="preserve">Walmart</w:t>
+            </w:r>
+          </w:p>
+        </w:tc>
+      </w:tr>
+      <w:tr>
+        <w:tc>
+          <w:tcPr>
+            <w:tcW w:type="dxa" w:w="2808"/>
+            <w:tcMar>
+              <w:top w:type="dxa" w:w="70"/>
+              <w:left w:type="dxa" w:w="110"/>
+              <w:bottom w:type="dxa" w:w="70"/>
+              <w:right w:type="dxa" w:w="110"/>
+            </w:tcMar>
+          </w:tcPr>
+          <w:p>
+            <w:pPr>
+              <w:spacing w:after="0" w:line="250"/>
+            </w:pPr>
+            <w:r>
+              <w:rPr>
+                <w:rFonts w:ascii="Calibri" w:cs="Calibri" w:eastAsia="Calibri" w:hAnsi="Calibri"/>
+                <w:color w:val="1A1A1A"/>
+                <w:sz w:val="18"/>
+                <w:szCs w:val="18"/>
+              </w:rPr>
+              <w:t xml:space="preserve">Pricing unit</w:t>
+            </w:r>
+          </w:p>
+        </w:tc>
+        <w:tc>
+          <w:tcPr>
+            <w:tcW w:type="dxa" w:w="3276"/>
+            <w:tcMar>
+              <w:top w:type="dxa" w:w="70"/>
+              <w:left w:type="dxa" w:w="110"/>
+              <w:bottom w:type="dxa" w:w="70"/>
+              <w:right w:type="dxa" w:w="110"/>
+            </w:tcMar>
+          </w:tcPr>
+          <w:p>
+            <w:pPr>
+              <w:spacing w:after="0" w:line="250"/>
+              <w:jc w:val="right"/>
+            </w:pPr>
+            <w:r>
+              <w:rPr>
+                <w:rFonts w:ascii="Calibri" w:cs="Calibri" w:eastAsia="Calibri" w:hAnsi="Calibri"/>
+                <w:color w:val="1A1A1A"/>
+                <w:sz w:val="18"/>
+                <w:szCs w:val="18"/>
+              </w:rPr>
+              <w:t xml:space="preserve">zone — 1,333 ZIPs resolve to 522 zones</w:t>
+            </w:r>
+          </w:p>
+        </w:tc>
+        <w:tc>
+          <w:tcPr>
+            <w:tcW w:type="dxa" w:w="3276"/>
+            <w:tcMar>
+              <w:top w:type="dxa" w:w="70"/>
+              <w:left w:type="dxa" w:w="110"/>
+              <w:bottom w:type="dxa" w:w="70"/>
+              <w:right w:type="dxa" w:w="110"/>
+            </w:tcMar>
+          </w:tcPr>
+          <w:p>
+            <w:pPr>
+              <w:spacing w:after="0" w:line="250"/>
+              <w:jc w:val="right"/>
+            </w:pPr>
+            <w:r>
+              <w:rPr>
+                <w:rFonts w:ascii="Calibri" w:cs="Calibri" w:eastAsia="Calibri" w:hAnsi="Calibri"/>
+                <w:color w:val="1A1A1A"/>
+                <w:sz w:val="18"/>
+                <w:szCs w:val="18"/>
+              </w:rPr>
+              <w:t xml:space="preserve">at or below the county</w:t>
+            </w:r>
+          </w:p>
+        </w:tc>
+      </w:tr>
+      <w:tr>
+        <w:tc>
+          <w:tcPr>
+            <w:tcW w:type="dxa" w:w="2808"/>
+            <w:tcMar>
+              <w:top w:type="dxa" w:w="70"/>
+              <w:left w:type="dxa" w:w="110"/>
+              <w:bottom w:type="dxa" w:w="70"/>
+              <w:right w:type="dxa" w:w="110"/>
+            </w:tcMar>
+          </w:tcPr>
+          <w:p>
+            <w:pPr>
+              <w:spacing w:after="0" w:line="250"/>
+            </w:pPr>
+            <w:r>
+              <w:rPr>
+                <w:rFonts w:ascii="Calibri" w:cs="Calibri" w:eastAsia="Calibri" w:hAnsi="Calibri"/>
+                <w:color w:val="1A1A1A"/>
+                <w:sz w:val="18"/>
+                <w:szCs w:val="18"/>
+              </w:rPr>
+              <w:t xml:space="preserve">Distinct prices</w:t>
+            </w:r>
+          </w:p>
+        </w:tc>
+        <w:tc>
+          <w:tcPr>
+            <w:tcW w:type="dxa" w:w="3276"/>
+            <w:tcMar>
+              <w:top w:type="dxa" w:w="70"/>
+              <w:left w:type="dxa" w:w="110"/>
+              <w:bottom w:type="dxa" w:w="70"/>
+              <w:right w:type="dxa" w:w="110"/>
+            </w:tcMar>
+          </w:tcPr>
+          <w:p>
+            <w:pPr>
+              <w:spacing w:after="0" w:line="250"/>
+              <w:jc w:val="right"/>
+            </w:pPr>
+            <w:r>
+              <w:rPr>
+                <w:rFonts w:ascii="Calibri" w:cs="Calibri" w:eastAsia="Calibri" w:hAnsi="Calibri"/>
+                <w:color w:val="1A1A1A"/>
+                <w:sz w:val="18"/>
+                <w:szCs w:val="18"/>
+              </w:rPr>
+              <w:t xml:space="preserve">63</w:t>
+            </w:r>
+          </w:p>
+        </w:tc>
+        <w:tc>
+          <w:tcPr>
+            <w:tcW w:type="dxa" w:w="3276"/>
+            <w:tcMar>
+              <w:top w:type="dxa" w:w="70"/>
+              <w:left w:type="dxa" w:w="110"/>
+              <w:bottom w:type="dxa" w:w="70"/>
+              <w:right w:type="dxa" w:w="110"/>
+            </w:tcMar>
+          </w:tcPr>
+          <w:p>
+            <w:pPr>
+              <w:spacing w:after="0" w:line="250"/>
+              <w:jc w:val="right"/>
+            </w:pPr>
+            <w:r>
+              <w:rPr>
+                <w:rFonts w:ascii="Calibri" w:cs="Calibri" w:eastAsia="Calibri" w:hAnsi="Calibri"/>
+                <w:color w:val="1A1A1A"/>
+                <w:sz w:val="18"/>
+                <w:szCs w:val="18"/>
+              </w:rPr>
+              <w:t xml:space="preserve">milk takes 17–25 per state</w:t>
+            </w:r>
+          </w:p>
+        </w:tc>
+      </w:tr>
+      <w:tr>
+        <w:tc>
+          <w:tcPr>
+            <w:tcW w:type="dxa" w:w="2808"/>
+            <w:tcMar>
+              <w:top w:type="dxa" w:w="70"/>
+              <w:left w:type="dxa" w:w="110"/>
+              <w:bottom w:type="dxa" w:w="70"/>
+              <w:right w:type="dxa" w:w="110"/>
+            </w:tcMar>
+          </w:tcPr>
+          <w:p>
+            <w:pPr>
+              <w:spacing w:after="0" w:line="250"/>
+            </w:pPr>
+            <w:r>
+              <w:rPr>
+                <w:rFonts w:ascii="Calibri" w:cs="Calibri" w:eastAsia="Calibri" w:hAnsi="Calibri"/>
+                <w:color w:val="1A1A1A"/>
+                <w:sz w:val="18"/>
+                <w:szCs w:val="18"/>
+              </w:rPr>
+              <w:t xml:space="preserve">Within-unit variation</w:t>
+            </w:r>
+          </w:p>
+        </w:tc>
+        <w:tc>
+          <w:tcPr>
+            <w:tcW w:type="dxa" w:w="3276"/>
+            <w:tcMar>
+              <w:top w:type="dxa" w:w="70"/>
+              <w:left w:type="dxa" w:w="110"/>
+              <w:bottom w:type="dxa" w:w="70"/>
+              <w:right w:type="dxa" w:w="110"/>
+            </w:tcMar>
+          </w:tcPr>
+          <w:p>
+            <w:pPr>
+              <w:spacing w:after="0" w:line="250"/>
+              <w:jc w:val="right"/>
+            </w:pPr>
+            <w:r>
+              <w:rPr>
+                <w:rFonts w:ascii="Calibri" w:cs="Calibri" w:eastAsia="Calibri" w:hAnsi="Calibri"/>
+                <w:color w:val="1A1A1A"/>
+                <w:sz w:val="18"/>
+                <w:szCs w:val="18"/>
+              </w:rPr>
+              <w:t xml:space="preserve">none — one price per zone</w:t>
+            </w:r>
+          </w:p>
+        </w:tc>
+        <w:tc>
+          <w:tcPr>
+            <w:tcW w:type="dxa" w:w="3276"/>
+            <w:tcMar>
+              <w:top w:type="dxa" w:w="70"/>
+              <w:left w:type="dxa" w:w="110"/>
+              <w:bottom w:type="dxa" w:w="70"/>
+              <w:right w:type="dxa" w:w="110"/>
+            </w:tcMar>
+          </w:tcPr>
+          <w:p>
+            <w:pPr>
+              <w:spacing w:after="0" w:line="250"/>
+              <w:jc w:val="right"/>
+            </w:pPr>
+            <w:r>
+              <w:rPr>
+                <w:rFonts w:ascii="Calibri" w:cs="Calibri" w:eastAsia="Calibri" w:hAnsi="Calibri"/>
+                <w:color w:val="1A1A1A"/>
+                <w:sz w:val="18"/>
+                <w:szCs w:val="18"/>
+              </w:rPr>
+              <w:t xml:space="preserve">store by store, for fluid milk</w:t>
+            </w:r>
+          </w:p>
+        </w:tc>
+      </w:tr>
+    </w:tbl>
+    <w:p>
+      <w:pPr>
+        <w:spacing w:after="110"/>
+      </w:pPr>
+    </w:p>
+    <w:p>
+      <w:pPr>
+        <w:spacing w:after="140" w:line="276"/>
+      </w:pPr>
+      <w:r>
+        <w:rPr>
+          <w:rFonts w:ascii="Cambria" w:cs="Cambria" w:eastAsia="Cambria" w:hAnsi="Cambria"/>
           <w:b/>
           <w:bCs/>
           <w:color w:val="1A1A1A"/>
           <w:sz w:val="21"/>
           <w:szCs w:val="21"/>
         </w:rPr>
-        <w:t xml:space="preserve">Supported:</w:t>
-      </w:r>
-      <w:r>
-        <w:rPr>
-          <w:rFonts w:ascii="Cambria" w:cs="Cambria" w:eastAsia="Cambria" w:hAnsi="Cambria"/>
-          <w:color w:val="1A1A1A"/>
-          <w:sz w:val="21"/>
-          <w:szCs w:val="21"/>
-        </w:rPr>
-        <w:t xml:space="preserve"> in low-income rural areas, Walmart milk prices average 19¢/gallon higher in ZIP codes at least 30% Black than in comparable ZIP codes under 10% Black, matched on income and urbanicity; roughly half of that survives within-state comparison and it is positive in 7 of 9 states; fluid milk is priced store-by-store while adjacent dairy is priced nationally.</w:t>
+        <w:t xml:space="preserve">Aldi's zones are racially flat by construction.</w:t>
+      </w:r>
+      <w:r>
+        <w:rPr>
+          <w:rFonts w:ascii="Cambria" w:cs="Cambria" w:eastAsia="Cambria" w:hAnsi="Cambria"/>
+          <w:color w:val="1A1A1A"/>
+          <w:sz w:val="21"/>
+          <w:szCs w:val="21"/>
+        </w:rPr>
+        <w:t xml:space="preserve"> Among the 170 zones containing three or more ZIP codes, zone price regressed on zone mean percent Black gives +0.0039 per point (t +1.16) — no sorting. The mean spread in percent Black </w:t>
+      </w:r>
+      <w:r>
+        <w:rPr>
+          <w:rFonts w:ascii="Cambria" w:cs="Cambria" w:eastAsia="Cambria" w:hAnsi="Cambria"/>
+          <w:i/>
+          <w:iCs/>
+          <w:color w:val="1A1A1A"/>
+          <w:sz w:val="21"/>
+          <w:szCs w:val="21"/>
+        </w:rPr>
+        <w:t xml:space="preserve">within</w:t>
+      </w:r>
+      <w:r>
+        <w:rPr>
+          <w:rFonts w:ascii="Cambria" w:cs="Cambria" w:eastAsia="Cambria" w:hAnsi="Cambria"/>
+          <w:color w:val="1A1A1A"/>
+          <w:sz w:val="21"/>
+          <w:szCs w:val="21"/>
+        </w:rPr>
+        <w:t xml:space="preserve"> a single zone is </w:t>
+      </w:r>
+      <w:r>
+        <w:rPr>
+          <w:rFonts w:ascii="Cambria" w:cs="Cambria" w:eastAsia="Cambria" w:hAnsi="Cambria"/>
+          <w:b/>
+          <w:bCs/>
+          <w:color w:val="1A1A1A"/>
+          <w:sz w:val="21"/>
+          <w:szCs w:val="21"/>
+        </w:rPr>
+        <w:t xml:space="preserve">7.0 percentage points</w:t>
+      </w:r>
+      <w:r>
+        <w:rPr>
+          <w:rFonts w:ascii="Cambria" w:cs="Cambria" w:eastAsia="Cambria" w:hAnsi="Cambria"/>
+          <w:color w:val="1A1A1A"/>
+          <w:sz w:val="21"/>
+          <w:szCs w:val="21"/>
+        </w:rPr>
+        <w:t xml:space="preserve">, and every ZIP inside a zone pays the identical price. For a racial gradient to appear at Aldi, the chain would have to sort ZIP codes into price zones by racial composition, and it does not.</w:t>
       </w:r>
     </w:p>
     <w:p>
@@ -4918,22 +6216,71 @@
       <w:r>
         <w:rPr>
           <w:rFonts w:ascii="Cambria" w:cs="Cambria" w:eastAsia="Cambria" w:hAnsi="Cambria"/>
+          <w:color w:val="1A1A1A"/>
+          <w:sz w:val="21"/>
+          <w:szCs w:val="21"/>
+        </w:rPr>
+        <w:t xml:space="preserve">Walmart's architecture permits what Aldi's forecloses — and fluid milk is precisely the product Walmart varies store by store. Across all 92 South Carolina stores, Great Value whole milk took </w:t>
+      </w:r>
+      <w:r>
+        <w:rPr>
+          <w:rFonts w:ascii="Cambria" w:cs="Cambria" w:eastAsia="Cambria" w:hAnsi="Cambria"/>
           <w:b/>
           <w:bCs/>
           <w:color w:val="1A1A1A"/>
           <w:sz w:val="21"/>
           <w:szCs w:val="21"/>
         </w:rPr>
-        <w:t xml:space="preserve">Not supported:</w:t>
-      </w:r>
-      <w:r>
-        <w:rPr>
-          <w:rFonts w:ascii="Cambria" w:cs="Cambria" w:eastAsia="Cambria" w:hAnsi="Cambria"/>
-          <w:color w:val="1A1A1A"/>
-          <w:sz w:val="21"/>
-          <w:szCs w:val="21"/>
-        </w:rPr>
-        <w:t xml:space="preserve"> that the pattern holds generally — in urban areas it reverses; that it is statistically robust — it does not survive clustering and reverses under ZIP3 controls; that it reflects any pricing practice, intent or policy, none of which has been observed; or that any individual paid a particular amount, the data being ZIP-level and ecological.</w:t>
+        <w:t xml:space="preserve">25 distinct prices</w:t>
+      </w:r>
+      <w:r>
+        <w:rPr>
+          <w:rFonts w:ascii="Cambria" w:cs="Cambria" w:eastAsia="Cambria" w:hAnsi="Cambria"/>
+          <w:color w:val="1A1A1A"/>
+          <w:sz w:val="21"/>
+          <w:szCs w:val="21"/>
+        </w:rPr>
+        <w:t xml:space="preserve"> while sour cream, mozzarella, Greek yogurt, eggs and canned green beans each took </w:t>
+      </w:r>
+      <w:r>
+        <w:rPr>
+          <w:rFonts w:ascii="Cambria" w:cs="Cambria" w:eastAsia="Cambria" w:hAnsi="Cambria"/>
+          <w:b/>
+          <w:bCs/>
+          <w:color w:val="1A1A1A"/>
+          <w:sz w:val="21"/>
+          <w:szCs w:val="21"/>
+        </w:rPr>
+        <w:t xml:space="preserve">exactly one</w:t>
+      </w:r>
+      <w:r>
+        <w:rPr>
+          <w:rFonts w:ascii="Cambria" w:cs="Cambria" w:eastAsia="Cambria" w:hAnsi="Cambria"/>
+          <w:color w:val="1A1A1A"/>
+          <w:sz w:val="21"/>
+          <w:szCs w:val="21"/>
+        </w:rPr>
+        <w:t xml:space="preserve"> statewide. Nationally whole milk takes 17 distinct prices, 1% milk 17 and chocolate 19, while every other basket item takes one or two. Two stores 2,800 miles apart — Sacramento and Ashburn, Virginia — price </w:t>
+      </w:r>
+      <w:r>
+        <w:rPr>
+          <w:rFonts w:ascii="Cambria" w:cs="Cambria" w:eastAsia="Cambria" w:hAnsi="Cambria"/>
+          <w:b/>
+          <w:bCs/>
+          <w:color w:val="1A1A1A"/>
+          <w:sz w:val="21"/>
+          <w:szCs w:val="21"/>
+        </w:rPr>
+        <w:t xml:space="preserve">8 of 13 items identically to the cent</w:t>
+      </w:r>
+      <w:r>
+        <w:rPr>
+          <w:rFonts w:ascii="Cambria" w:cs="Cambria" w:eastAsia="Cambria" w:hAnsi="Cambria"/>
+          <w:color w:val="1A1A1A"/>
+          <w:sz w:val="21"/>
+          <w:szCs w:val="21"/>
+        </w:rPr>
+        <w:t xml:space="preserve"> and differ on milk.</w:t>
       </w:r>
     </w:p>
     <w:p>
@@ -4953,16 +6300,16 @@
           <w:sz w:val="21"/>
           <w:szCs w:val="21"/>
         </w:rPr>
-        <w:t xml:space="preserve">The honest characterisation is neither “robust” nor “dead.”</w:t>
-      </w:r>
-      <w:r>
-        <w:rPr>
-          <w:rFonts w:ascii="Cambria" w:cs="Cambria" w:eastAsia="Cambria" w:hAnsi="Cambria"/>
-          <w:color w:val="1A1A1A"/>
-          <w:sz w:val="21"/>
-          <w:szCs w:val="21"/>
-        </w:rPr>
-        <w:t xml:space="preserve"> It is a real pattern in a defined segment that the available data cannot cleanly separate from the geography of the rural South. A claim of robustness will not withstand scrutiny; a claim that nothing is there is equally wrong.</w:t>
+        <w:t xml:space="preserve">Architecture determines whether a disparity can occur. It does not establish that one did.</w:t>
+      </w:r>
+      <w:r>
+        <w:rPr>
+          <w:rFonts w:ascii="Cambria" w:cs="Cambria" w:eastAsia="Cambria" w:hAnsi="Cambria"/>
+          <w:color w:val="1A1A1A"/>
+          <w:sz w:val="21"/>
+          <w:szCs w:val="21"/>
+        </w:rPr>
+        <w:t xml:space="preserve"> This is the durable finding in this analysis, and unlike the price gradients it does not depend on any p-value. It also forecloses the defence that all staples are priced locally — bread and eggs are not.</w:t>
       </w:r>
     </w:p>
     <w:p>
@@ -4979,7 +6326,239 @@
           <w:sz w:val="26"/>
           <w:szCs w:val="26"/>
         </w:rPr>
-        <w:t xml:space="preserve">7. Limitations</w:t>
+        <w:t xml:space="preserve">7. A further finding that is solid, and is not a disparity</w:t>
+      </w:r>
+    </w:p>
+    <w:p>
+      <w:pPr>
+        <w:spacing w:after="140" w:line="276"/>
+      </w:pPr>
+      <w:r>
+        <w:rPr>
+          <w:rFonts w:ascii="Cambria" w:cs="Cambria" w:eastAsia="Cambria" w:hAnsi="Cambria"/>
+          <w:b/>
+          <w:bCs/>
+          <w:color w:val="1A1A1A"/>
+          <w:sz w:val="21"/>
+          <w:szCs w:val="21"/>
+        </w:rPr>
+        <w:t xml:space="preserve">The affordability gap is real, and it is income rather than price.</w:t>
+      </w:r>
+      <w:r>
+        <w:rPr>
+          <w:rFonts w:ascii="Cambria" w:cs="Cambria" w:eastAsia="Cambria" w:hAnsi="Cambria"/>
+          <w:color w:val="1A1A1A"/>
+          <w:sz w:val="21"/>
+          <w:szCs w:val="21"/>
+        </w:rPr>
+        <w:t xml:space="preserve"> Milk cost as a share of household income rises steeply with the Black share of a ZIP: +0.0029 percentage points per point, t +11.9, with state fixed effects. But over the same stores the </w:t>
+      </w:r>
+      <w:r>
+        <w:rPr>
+          <w:rFonts w:ascii="Cambria" w:cs="Cambria" w:eastAsia="Cambria" w:hAnsi="Cambria"/>
+          <w:b/>
+          <w:bCs/>
+          <w:color w:val="1A1A1A"/>
+          <w:sz w:val="21"/>
+          <w:szCs w:val="21"/>
+        </w:rPr>
+        <w:t xml:space="preserve">price</w:t>
+      </w:r>
+      <w:r>
+        <w:rPr>
+          <w:rFonts w:ascii="Cambria" w:cs="Cambria" w:eastAsia="Cambria" w:hAnsi="Cambria"/>
+          <w:color w:val="1A1A1A"/>
+          <w:sz w:val="21"/>
+          <w:szCs w:val="21"/>
+        </w:rPr>
+        <w:t xml:space="preserve"> coefficient is negative (−0.0037, t −7.1) while median income falls </w:t>
+      </w:r>
+      <w:r>
+        <w:rPr>
+          <w:rFonts w:ascii="Cambria" w:cs="Cambria" w:eastAsia="Cambria" w:hAnsi="Cambria"/>
+          <w:b/>
+          <w:bCs/>
+          <w:color w:val="1A1A1A"/>
+          <w:sz w:val="21"/>
+          <w:szCs w:val="21"/>
+        </w:rPr>
+        <w:t xml:space="preserve">$359 per percentage point</w:t>
+      </w:r>
+      <w:r>
+        <w:rPr>
+          <w:rFonts w:ascii="Cambria" w:cs="Cambria" w:eastAsia="Cambria" w:hAnsi="Cambria"/>
+          <w:color w:val="1A1A1A"/>
+          <w:sz w:val="21"/>
+          <w:szCs w:val="21"/>
+        </w:rPr>
+        <w:t xml:space="preserve"> (t −12.9). The disparity is entirely in the denominator. That is a substantial finding about a necessity, but bread or rent would produce the same coefficient — it is a statement about income inequality, not about pricing conduct.</w:t>
+      </w:r>
+    </w:p>
+    <w:p>
+      <w:pPr>
+        <w:spacing w:after="140" w:line="276"/>
+      </w:pPr>
+      <w:r>
+        <w:rPr>
+          <w:rFonts w:ascii="Cambria" w:cs="Cambria" w:eastAsia="Cambria" w:hAnsi="Cambria"/>
+          <w:color w:val="1A1A1A"/>
+          <w:sz w:val="21"/>
+          <w:szCs w:val="21"/>
+        </w:rPr>
+        <w:t xml:space="preserve">For scale: Pennsylvania and New Jersey set statutory minimum </w:t>
+      </w:r>
+      <w:r>
+        <w:rPr>
+          <w:rFonts w:ascii="Cambria" w:cs="Cambria" w:eastAsia="Cambria" w:hAnsi="Cambria"/>
+          <w:b/>
+          <w:bCs/>
+          <w:color w:val="1A1A1A"/>
+          <w:sz w:val="21"/>
+          <w:szCs w:val="21"/>
+        </w:rPr>
+        <w:t xml:space="preserve">retail</w:t>
+      </w:r>
+      <w:r>
+        <w:rPr>
+          <w:rFonts w:ascii="Cambria" w:cs="Cambria" w:eastAsia="Cambria" w:hAnsi="Cambria"/>
+          <w:color w:val="1A1A1A"/>
+          <w:sz w:val="21"/>
+          <w:szCs w:val="21"/>
+        </w:rPr>
+        <w:t xml:space="preserve"> milk prices, and stores there average </w:t>
+      </w:r>
+      <w:r>
+        <w:rPr>
+          <w:rFonts w:ascii="Cambria" w:cs="Cambria" w:eastAsia="Cambria" w:hAnsi="Cambria"/>
+          <w:b/>
+          <w:bCs/>
+          <w:color w:val="1A1A1A"/>
+          <w:sz w:val="21"/>
+          <w:szCs w:val="21"/>
+        </w:rPr>
+        <w:t xml:space="preserve">$4.75/gallon against $3.47</w:t>
+      </w:r>
+      <w:r>
+        <w:rPr>
+          <w:rFonts w:ascii="Cambria" w:cs="Cambria" w:eastAsia="Cambria" w:hAnsi="Cambria"/>
+          <w:color w:val="1A1A1A"/>
+          <w:sz w:val="21"/>
+          <w:szCs w:val="21"/>
+        </w:rPr>
+        <w:t xml:space="preserve"> elsewhere — a $1.28 gap, roughly five times the retailer difference measured in §5. State regulation moves milk prices far more than anything else observed in this data.</w:t>
+      </w:r>
+    </w:p>
+    <w:p>
+      <w:pPr>
+        <w:pStyle w:val="Heading2"/>
+        <w:spacing w:after="150" w:before="340"/>
+      </w:pPr>
+      <w:r>
+        <w:rPr>
+          <w:rFonts w:ascii="Calibri" w:cs="Calibri" w:eastAsia="Calibri" w:hAnsi="Calibri"/>
+          <w:b/>
+          <w:bCs/>
+          <w:color w:val="1B4A6B"/>
+          <w:sz w:val="26"/>
+          <w:szCs w:val="26"/>
+        </w:rPr>
+        <w:t xml:space="preserve">8. What can and cannot be said</w:t>
+      </w:r>
+    </w:p>
+    <w:p>
+      <w:pPr>
+        <w:spacing w:after="140" w:line="276"/>
+      </w:pPr>
+      <w:r>
+        <w:rPr>
+          <w:rFonts w:ascii="Cambria" w:cs="Cambria" w:eastAsia="Cambria" w:hAnsi="Cambria"/>
+          <w:b/>
+          <w:bCs/>
+          <w:color w:val="1A1A1A"/>
+          <w:sz w:val="21"/>
+          <w:szCs w:val="21"/>
+        </w:rPr>
+        <w:t xml:space="preserve">Supported:</w:t>
+      </w:r>
+      <w:r>
+        <w:rPr>
+          <w:rFonts w:ascii="Cambria" w:cs="Cambria" w:eastAsia="Cambria" w:hAnsi="Cambria"/>
+          <w:color w:val="1A1A1A"/>
+          <w:sz w:val="21"/>
+          <w:szCs w:val="21"/>
+        </w:rPr>
+        <w:t xml:space="preserve"> in low-income rural areas, Walmart milk prices average 19¢/gallon higher in ZIP codes at least 30% Black than in comparable ZIPs under 10% Black, matched on income and urbanicity; roughly half survives within-state comparison and it is positive in 7 of 9 states; in 295 ZIP codes where both chains operate, Walmart's gap is +14¢ while Aldi's is −11¢; and fluid milk is the one product Walmart prices store by store while pricing adjacent dairy nationally.</w:t>
+      </w:r>
+    </w:p>
+    <w:p>
+      <w:pPr>
+        <w:spacing w:after="140" w:line="276"/>
+      </w:pPr>
+      <w:r>
+        <w:rPr>
+          <w:rFonts w:ascii="Cambria" w:cs="Cambria" w:eastAsia="Cambria" w:hAnsi="Cambria"/>
+          <w:b/>
+          <w:bCs/>
+          <w:color w:val="1A1A1A"/>
+          <w:sz w:val="21"/>
+          <w:szCs w:val="21"/>
+        </w:rPr>
+        <w:t xml:space="preserve">Not supported:</w:t>
+      </w:r>
+      <w:r>
+        <w:rPr>
+          <w:rFonts w:ascii="Cambria" w:cs="Cambria" w:eastAsia="Cambria" w:hAnsi="Cambria"/>
+          <w:color w:val="1A1A1A"/>
+          <w:sz w:val="21"/>
+          <w:szCs w:val="21"/>
+        </w:rPr>
+        <w:t xml:space="preserve"> that the pattern holds generally — in urban areas it reverses; that it is statistically robust — neither the single-chain gradient nor the retailer difference survives clustering, and the single-chain estimate reverses sign under a finer geographic control; or that it reflects any pricing practice, policy or intent, none of which has been observed. An architecture that permits variation is not evidence that race drove it. All measures are ZIP-level and ecological; none describes an individual transaction.</w:t>
+      </w:r>
+    </w:p>
+    <w:p>
+      <w:pPr>
+        <w:pBdr>
+          <w:left w:val="single" w:color="1B4A6B" w:sz="18" w:space="10"/>
+        </w:pBdr>
+        <w:spacing w:after="180" w:line="276"/>
+        <w:ind w:left="170"/>
+      </w:pPr>
+      <w:r>
+        <w:rPr>
+          <w:rFonts w:ascii="Cambria" w:cs="Cambria" w:eastAsia="Cambria" w:hAnsi="Cambria"/>
+          <w:b/>
+          <w:bCs/>
+          <w:color w:val="1A1A1A"/>
+          <w:sz w:val="21"/>
+          <w:szCs w:val="21"/>
+        </w:rPr>
+        <w:t xml:space="preserve">The honest characterisation is neither “robust” nor “dead.”</w:t>
+      </w:r>
+      <w:r>
+        <w:rPr>
+          <w:rFonts w:ascii="Cambria" w:cs="Cambria" w:eastAsia="Cambria" w:hAnsi="Cambria"/>
+          <w:color w:val="1A1A1A"/>
+          <w:sz w:val="21"/>
+          <w:szCs w:val="21"/>
+        </w:rPr>
+        <w:t xml:space="preserve"> There is a consistent pattern in a defined segment, and a control retailer in the same locations moving the other way. There is also no result here that survives conventional significance testing once clustering is applied. Both halves must travel together.</w:t>
+      </w:r>
+    </w:p>
+    <w:p>
+      <w:pPr>
+        <w:pStyle w:val="Heading2"/>
+        <w:spacing w:after="150" w:before="340"/>
+      </w:pPr>
+      <w:r>
+        <w:rPr>
+          <w:rFonts w:ascii="Calibri" w:cs="Calibri" w:eastAsia="Calibri" w:hAnsi="Calibri"/>
+          <w:b/>
+          <w:bCs/>
+          <w:color w:val="1B4A6B"/>
+          <w:sz w:val="26"/>
+          <w:szCs w:val="26"/>
+        </w:rPr>
+        <w:t xml:space="preserve">9. Limitations</w:t>
       </w:r>
     </w:p>
     <w:p>
@@ -5000,16 +6579,16 @@
           <w:sz w:val="21"/>
           <w:szCs w:val="21"/>
         </w:rPr>
-        <w:t xml:space="preserve">Data provenance.</w:t>
-      </w:r>
-      <w:r>
-        <w:rPr>
-          <w:rFonts w:ascii="Cambria" w:cs="Cambria" w:eastAsia="Cambria" w:hAnsi="Cambria"/>
-          <w:color w:val="1A1A1A"/>
-          <w:sz w:val="21"/>
-          <w:szCs w:val="21"/>
-        </w:rPr>
-        <w:t xml:space="preserve"> The shelf-price series comes from a single collection pipeline that has not been independently reproduced. Commercial scraping tools return Walmart's national online price rather than store shelf prices — re-verified in September 2026, with 1 of 8 stores matching a known shelf price and Pennsylvania returning a figure below its own legal minimum. Independent verification remains open.</w:t>
+        <w:t xml:space="preserve">Twelve state clusters.</w:t>
+      </w:r>
+      <w:r>
+        <w:rPr>
+          <w:rFonts w:ascii="Cambria" w:cs="Cambria" w:eastAsia="Cambria" w:hAnsi="Cambria"/>
+          <w:color w:val="1A1A1A"/>
+          <w:sz w:val="21"/>
+          <w:szCs w:val="21"/>
+        </w:rPr>
+        <w:t xml:space="preserve"> This is the binding constraint on every significance test in §5, and the reason a 24¢ difference-in-differences returns t = +0.96.</w:t>
       </w:r>
     </w:p>
     <w:p>
@@ -5030,16 +6609,16 @@
           <w:sz w:val="21"/>
           <w:szCs w:val="21"/>
         </w:rPr>
-        <w:t xml:space="preserve">Ecological.</w:t>
-      </w:r>
-      <w:r>
-        <w:rPr>
-          <w:rFonts w:ascii="Cambria" w:cs="Cambria" w:eastAsia="Cambria" w:hAnsi="Cambria"/>
-          <w:color w:val="1A1A1A"/>
-          <w:sz w:val="21"/>
-          <w:szCs w:val="21"/>
-        </w:rPr>
-        <w:t xml:space="preserve"> All measures are ZIP- or county-level. Nothing here describes an individual transaction or shopper.</w:t>
+        <w:t xml:space="preserve">Data provenance.</w:t>
+      </w:r>
+      <w:r>
+        <w:rPr>
+          <w:rFonts w:ascii="Cambria" w:cs="Cambria" w:eastAsia="Cambria" w:hAnsi="Cambria"/>
+          <w:color w:val="1A1A1A"/>
+          <w:sz w:val="21"/>
+          <w:szCs w:val="21"/>
+        </w:rPr>
+        <w:t xml:space="preserve"> Both price series come from a single collection pipeline that has not been independently reproduced. Commercial scraping tools return Walmart's national online price rather than store shelf prices — re-verified in September 2026, with 1 of 8 stores matching a known shelf price and Pennsylvania returning a figure below its own statutory minimum. A sourcing failure would affect both retailers, though not necessarily equally.</w:t>
       </w:r>
     </w:p>
     <w:p>
@@ -5060,16 +6639,16 @@
           <w:sz w:val="21"/>
           <w:szCs w:val="21"/>
         </w:rPr>
-        <w:t xml:space="preserve">Single snapshot.</w:t>
-      </w:r>
-      <w:r>
-        <w:rPr>
-          <w:rFonts w:ascii="Cambria" w:cs="Cambria" w:eastAsia="Cambria" w:hAnsi="Cambria"/>
-          <w:color w:val="1A1A1A"/>
-          <w:sz w:val="21"/>
-          <w:szCs w:val="21"/>
-        </w:rPr>
-        <w:t xml:space="preserve"> Prices are a single collection, not a time series. Promotional timing cannot be separated from base price.</w:t>
+        <w:t xml:space="preserve">Thin overlap.</w:t>
+      </w:r>
+      <w:r>
+        <w:rPr>
+          <w:rFonts w:ascii="Cambria" w:cs="Cambria" w:eastAsia="Cambria" w:hAnsi="Cambria"/>
+          <w:color w:val="1A1A1A"/>
+          <w:sz w:val="21"/>
+          <w:szCs w:val="21"/>
+        </w:rPr>
+        <w:t xml:space="preserve"> In the key Walmart segment only 29 of 440 counties contain both comparison groups, which is what makes the county and ZIP3 controls unstable.</w:t>
       </w:r>
     </w:p>
     <w:p>
@@ -5090,16 +6669,76 @@
           <w:sz w:val="21"/>
           <w:szCs w:val="21"/>
         </w:rPr>
-        <w:t xml:space="preserve">Thin overlap.</w:t>
-      </w:r>
-      <w:r>
-        <w:rPr>
-          <w:rFonts w:ascii="Cambria" w:cs="Cambria" w:eastAsia="Cambria" w:hAnsi="Cambria"/>
-          <w:color w:val="1A1A1A"/>
-          <w:sz w:val="21"/>
-          <w:szCs w:val="21"/>
-        </w:rPr>
-        <w:t xml:space="preserve"> Only 29 of 440 counties in the key segment contain both comparison groups, which is the binding constraint on every geographic control reported above.</w:t>
+        <w:t xml:space="preserve">Uneven Aldi coverage.</w:t>
+      </w:r>
+      <w:r>
+        <w:rPr>
+          <w:rFonts w:ascii="Cambria" w:cs="Cambria" w:eastAsia="Cambria" w:hAnsi="Cambria"/>
+          <w:color w:val="1A1A1A"/>
+          <w:sz w:val="21"/>
+          <w:szCs w:val="21"/>
+        </w:rPr>
+        <w:t xml:space="preserve"> Texas (336 ZIPs) and California (189) dominate the Aldi panel overall, though the low-income rural cell is better balanced — NC 38, AR 38, LA 36, GA 35, MS 32, TN 30, AL 28, TX 27.</w:t>
+      </w:r>
+    </w:p>
+    <w:p>
+      <w:pPr>
+        <w:pStyle w:val="ListParagraph"/>
+        <w:numPr>
+          <w:ilvl w:val="0"/>
+          <w:numId w:val="2"/>
+        </w:numPr>
+        <w:spacing w:after="95" w:line="276"/>
+      </w:pPr>
+      <w:r>
+        <w:rPr>
+          <w:rFonts w:ascii="Cambria" w:cs="Cambria" w:eastAsia="Cambria" w:hAnsi="Cambria"/>
+          <w:b/>
+          <w:bCs/>
+          <w:color w:val="1A1A1A"/>
+          <w:sz w:val="21"/>
+          <w:szCs w:val="21"/>
+        </w:rPr>
+        <w:t xml:space="preserve">Product comparability.</w:t>
+      </w:r>
+      <w:r>
+        <w:rPr>
+          <w:rFonts w:ascii="Cambria" w:cs="Cambria" w:eastAsia="Cambria" w:hAnsi="Cambria"/>
+          <w:color w:val="1A1A1A"/>
+          <w:sz w:val="21"/>
+          <w:szCs w:val="21"/>
+        </w:rPr>
+        <w:t xml:space="preserve"> Walmart Great Value whole gallon against Aldi's own-label whole gallon: comparable in category, not identical goods.</w:t>
+      </w:r>
+    </w:p>
+    <w:p>
+      <w:pPr>
+        <w:pStyle w:val="ListParagraph"/>
+        <w:numPr>
+          <w:ilvl w:val="0"/>
+          <w:numId w:val="2"/>
+        </w:numPr>
+        <w:spacing w:after="95" w:line="276"/>
+      </w:pPr>
+      <w:r>
+        <w:rPr>
+          <w:rFonts w:ascii="Cambria" w:cs="Cambria" w:eastAsia="Cambria" w:hAnsi="Cambria"/>
+          <w:b/>
+          <w:bCs/>
+          <w:color w:val="1A1A1A"/>
+          <w:sz w:val="21"/>
+          <w:szCs w:val="21"/>
+        </w:rPr>
+        <w:t xml:space="preserve">Single snapshot.</w:t>
+      </w:r>
+      <w:r>
+        <w:rPr>
+          <w:rFonts w:ascii="Cambria" w:cs="Cambria" w:eastAsia="Cambria" w:hAnsi="Cambria"/>
+          <w:color w:val="1A1A1A"/>
+          <w:sz w:val="21"/>
+          <w:szCs w:val="21"/>
+        </w:rPr>
+        <w:t xml:space="preserve"> Prices are one collection, not a time series, so promotional timing cannot be separated from base price.</w:t>
       </w:r>
     </w:p>
     <w:p>
@@ -5113,7 +6752,7 @@
           <w:sz w:val="20"/>
           <w:szCs w:val="20"/>
         </w:rPr>
-        <w:t xml:space="preserve">Method: ordinary least squares on store-level shelf prices with median household income and log population controls; fixed effects at state, ZIP3 or county level as stated; standard errors clustered on state where indicated. Stratified comparisons use income quartiles interacted with Census urban/rural classification. Eight states are excluded from the panel: Pennsylvania and New Jersey (statutory minimum retail milk prices), Maine, North Dakota, Virginia and Montana (classified pricing reaching retail), and Alaska and Hawaii (non-contiguous).</w:t>
+        <w:t xml:space="preserve">Method: ordinary least squares on store- and ZIP-level shelf prices with median household income and log population controls; fixed effects at state, ZIP3, county or Aldi pricing zone as stated; standard errors clustered on state, or on zone where noted. Stratified comparisons use income quartiles interacted with Census urban/rural classification. Eight states are excluded from the Walmart panel: Pennsylvania and New Jersey (statutory minimum retail milk prices), Maine, North Dakota, Virginia and Montana (classified pricing reaching retail), and Alaska and Hawaii (non-contiguous).</w:t>
       </w:r>
     </w:p>
     <w:sectPr>

--- a/milk_pricing/reports/Walmart_milk_pricing_summary.docx
+++ b/milk_pricing/reports/Walmart_milk_pricing_summary.docx
@@ -5787,7 +5787,7 @@
           <w:sz w:val="26"/>
           <w:szCs w:val="26"/>
         </w:rPr>
-        <w:t xml:space="preserve">6. Why the two chains differ: pricing architecture</w:t>
+        <w:t xml:space="preserve">6. Can the two chains price differently? Both can.</w:t>
       </w:r>
     </w:p>
     <w:p>
@@ -5801,7 +5801,27 @@
           <w:sz w:val="21"/>
           <w:szCs w:val="21"/>
         </w:rPr>
-        <w:t xml:space="preserve">The retailers are not merely different in outcome; they are built differently, and the difference determines whether a racial gradient is even possible.</w:t>
+        <w:t xml:space="preserve">A natural explanation for §5 would be that the chains are built differently — that Aldi prices in broad zones and so cannot vary by neighbourhood, while Walmart prices store by store and can. </w:t>
+      </w:r>
+      <w:r>
+        <w:rPr>
+          <w:rFonts w:ascii="Cambria" w:cs="Cambria" w:eastAsia="Cambria" w:hAnsi="Cambria"/>
+          <w:b/>
+          <w:bCs/>
+          <w:color w:val="1A1A1A"/>
+          <w:sz w:val="21"/>
+          <w:szCs w:val="21"/>
+        </w:rPr>
+        <w:t xml:space="preserve">That explanation was tested and it is wrong.</w:t>
+      </w:r>
+      <w:r>
+        <w:rPr>
+          <w:rFonts w:ascii="Cambria" w:cs="Cambria" w:eastAsia="Cambria" w:hAnsi="Cambria"/>
+          <w:color w:val="1A1A1A"/>
+          <w:sz w:val="21"/>
+          <w:szCs w:val="21"/>
+        </w:rPr>
+        <w:t xml:space="preserve"> The two chains disperse their milk prices almost identically:</w:t>
       </w:r>
     </w:p>
     <w:tbl>
@@ -5817,9 +5837,10 @@
         </w:tblBorders>
       </w:tblPr>
       <w:tblGrid>
-        <w:gridCol w:w="2808"/>
-        <w:gridCol w:w="3276"/>
-        <w:gridCol w:w="3276"/>
+        <w:gridCol w:w="3182"/>
+        <w:gridCol w:w="2059"/>
+        <w:gridCol w:w="2059"/>
+        <w:gridCol w:w="2060"/>
       </w:tblGrid>
       <w:tr>
         <w:trPr>
@@ -5827,7 +5848,7 @@
         </w:trPr>
         <w:tc>
           <w:tcPr>
-            <w:tcW w:type="dxa" w:w="2808"/>
+            <w:tcW w:type="dxa" w:w="3182"/>
             <w:shd w:fill="EDF1F5" w:color="auto" w:val="clear"/>
             <w:tcMar>
               <w:top w:type="dxa" w:w="70"/>
@@ -5844,7 +5865,7 @@
         </w:tc>
         <w:tc>
           <w:tcPr>
-            <w:tcW w:type="dxa" w:w="3276"/>
+            <w:tcW w:type="dxa" w:w="2059"/>
             <w:shd w:fill="EDF1F5" w:color="auto" w:val="clear"/>
             <w:tcMar>
               <w:top w:type="dxa" w:w="70"/>
@@ -5867,13 +5888,13 @@
                 <w:sz w:val="17"/>
                 <w:szCs w:val="17"/>
               </w:rPr>
-              <w:t xml:space="preserve">Aldi</w:t>
-            </w:r>
-          </w:p>
-        </w:tc>
-        <w:tc>
-          <w:tcPr>
-            <w:tcW w:type="dxa" w:w="3276"/>
+              <w:t xml:space="preserve">Distinct prices nationally</w:t>
+            </w:r>
+          </w:p>
+        </w:tc>
+        <w:tc>
+          <w:tcPr>
+            <w:tcW w:type="dxa" w:w="2059"/>
             <w:shd w:fill="EDF1F5" w:color="auto" w:val="clear"/>
             <w:tcMar>
               <w:top w:type="dxa" w:w="70"/>
@@ -5896,7 +5917,36 @@
                 <w:sz w:val="17"/>
                 <w:szCs w:val="17"/>
               </w:rPr>
-              <w:t xml:space="preserve">Walmart</w:t>
+              <w:t xml:space="preserve">Median per state</w:t>
+            </w:r>
+          </w:p>
+        </w:tc>
+        <w:tc>
+          <w:tcPr>
+            <w:tcW w:type="dxa" w:w="2060"/>
+            <w:shd w:fill="EDF1F5" w:color="auto" w:val="clear"/>
+            <w:tcMar>
+              <w:top w:type="dxa" w:w="70"/>
+              <w:left w:type="dxa" w:w="110"/>
+              <w:bottom w:type="dxa" w:w="70"/>
+              <w:right w:type="dxa" w:w="110"/>
+            </w:tcMar>
+          </w:tcPr>
+          <w:p>
+            <w:pPr>
+              <w:spacing w:after="0" w:line="250"/>
+              <w:jc w:val="right"/>
+            </w:pPr>
+            <w:r>
+              <w:rPr>
+                <w:rFonts w:ascii="Calibri" w:cs="Calibri" w:eastAsia="Calibri" w:hAnsi="Calibri"/>
+                <w:b/>
+                <w:bCs/>
+                <w:color w:val="1A1A1A"/>
+                <w:sz w:val="17"/>
+                <w:szCs w:val="17"/>
+              </w:rPr>
+              <w:t xml:space="preserve">Standard deviation</w:t>
             </w:r>
           </w:p>
         </w:tc>
@@ -5904,78 +5954,108 @@
       <w:tr>
         <w:tc>
           <w:tcPr>
-            <w:tcW w:type="dxa" w:w="2808"/>
-            <w:tcMar>
-              <w:top w:type="dxa" w:w="70"/>
-              <w:left w:type="dxa" w:w="110"/>
-              <w:bottom w:type="dxa" w:w="70"/>
-              <w:right w:type="dxa" w:w="110"/>
-            </w:tcMar>
-          </w:tcPr>
-          <w:p>
-            <w:pPr>
-              <w:spacing w:after="0" w:line="250"/>
-            </w:pPr>
-            <w:r>
-              <w:rPr>
-                <w:rFonts w:ascii="Calibri" w:cs="Calibri" w:eastAsia="Calibri" w:hAnsi="Calibri"/>
-                <w:color w:val="1A1A1A"/>
-                <w:sz w:val="18"/>
-                <w:szCs w:val="18"/>
-              </w:rPr>
-              <w:t xml:space="preserve">Pricing unit</w:t>
-            </w:r>
-          </w:p>
-        </w:tc>
-        <w:tc>
-          <w:tcPr>
-            <w:tcW w:type="dxa" w:w="3276"/>
-            <w:tcMar>
-              <w:top w:type="dxa" w:w="70"/>
-              <w:left w:type="dxa" w:w="110"/>
-              <w:bottom w:type="dxa" w:w="70"/>
-              <w:right w:type="dxa" w:w="110"/>
-            </w:tcMar>
-          </w:tcPr>
-          <w:p>
-            <w:pPr>
-              <w:spacing w:after="0" w:line="250"/>
-              <w:jc w:val="right"/>
-            </w:pPr>
-            <w:r>
-              <w:rPr>
-                <w:rFonts w:ascii="Calibri" w:cs="Calibri" w:eastAsia="Calibri" w:hAnsi="Calibri"/>
-                <w:color w:val="1A1A1A"/>
-                <w:sz w:val="18"/>
-                <w:szCs w:val="18"/>
-              </w:rPr>
-              <w:t xml:space="preserve">zone — 1,333 ZIPs resolve to 522 zones</w:t>
-            </w:r>
-          </w:p>
-        </w:tc>
-        <w:tc>
-          <w:tcPr>
-            <w:tcW w:type="dxa" w:w="3276"/>
-            <w:tcMar>
-              <w:top w:type="dxa" w:w="70"/>
-              <w:left w:type="dxa" w:w="110"/>
-              <w:bottom w:type="dxa" w:w="70"/>
-              <w:right w:type="dxa" w:w="110"/>
-            </w:tcMar>
-          </w:tcPr>
-          <w:p>
-            <w:pPr>
-              <w:spacing w:after="0" w:line="250"/>
-              <w:jc w:val="right"/>
-            </w:pPr>
-            <w:r>
-              <w:rPr>
-                <w:rFonts w:ascii="Calibri" w:cs="Calibri" w:eastAsia="Calibri" w:hAnsi="Calibri"/>
-                <w:color w:val="1A1A1A"/>
-                <w:sz w:val="18"/>
-                <w:szCs w:val="18"/>
-              </w:rPr>
-              <w:t xml:space="preserve">at or below the county</w:t>
+            <w:tcW w:type="dxa" w:w="3182"/>
+            <w:tcMar>
+              <w:top w:type="dxa" w:w="70"/>
+              <w:left w:type="dxa" w:w="110"/>
+              <w:bottom w:type="dxa" w:w="70"/>
+              <w:right w:type="dxa" w:w="110"/>
+            </w:tcMar>
+          </w:tcPr>
+          <w:p>
+            <w:pPr>
+              <w:spacing w:after="0" w:line="250"/>
+            </w:pPr>
+            <w:r>
+              <w:rPr>
+                <w:rFonts w:ascii="Calibri" w:cs="Calibri" w:eastAsia="Calibri" w:hAnsi="Calibri"/>
+                <w:color w:val="1A1A1A"/>
+                <w:sz w:val="18"/>
+                <w:szCs w:val="18"/>
+              </w:rPr>
+              <w:t xml:space="preserve">Aldi — 1,333 ZIPs, 12 states</w:t>
+            </w:r>
+          </w:p>
+        </w:tc>
+        <w:tc>
+          <w:tcPr>
+            <w:tcW w:type="dxa" w:w="2059"/>
+            <w:tcMar>
+              <w:top w:type="dxa" w:w="70"/>
+              <w:left w:type="dxa" w:w="110"/>
+              <w:bottom w:type="dxa" w:w="70"/>
+              <w:right w:type="dxa" w:w="110"/>
+            </w:tcMar>
+          </w:tcPr>
+          <w:p>
+            <w:pPr>
+              <w:spacing w:after="0" w:line="250"/>
+              <w:jc w:val="right"/>
+            </w:pPr>
+            <w:r>
+              <w:rPr>
+                <w:rFonts w:ascii="Calibri" w:cs="Calibri" w:eastAsia="Calibri" w:hAnsi="Calibri"/>
+                <w:color w:val="1A1A1A"/>
+                <w:sz w:val="18"/>
+                <w:szCs w:val="18"/>
+              </w:rPr>
+              <w:t xml:space="preserve">63</w:t>
+            </w:r>
+          </w:p>
+        </w:tc>
+        <w:tc>
+          <w:tcPr>
+            <w:tcW w:type="dxa" w:w="2059"/>
+            <w:tcMar>
+              <w:top w:type="dxa" w:w="70"/>
+              <w:left w:type="dxa" w:w="110"/>
+              <w:bottom w:type="dxa" w:w="70"/>
+              <w:right w:type="dxa" w:w="110"/>
+            </w:tcMar>
+          </w:tcPr>
+          <w:p>
+            <w:pPr>
+              <w:spacing w:after="0" w:line="250"/>
+              <w:jc w:val="right"/>
+            </w:pPr>
+            <w:r>
+              <w:rPr>
+                <w:rFonts w:ascii="Calibri" w:cs="Calibri" w:eastAsia="Calibri" w:hAnsi="Calibri"/>
+                <w:b/>
+                <w:bCs/>
+                <w:color w:val="1A1A1A"/>
+                <w:sz w:val="18"/>
+                <w:szCs w:val="18"/>
+              </w:rPr>
+              <w:t xml:space="preserve">21</w:t>
+            </w:r>
+          </w:p>
+        </w:tc>
+        <w:tc>
+          <w:tcPr>
+            <w:tcW w:type="dxa" w:w="2060"/>
+            <w:tcMar>
+              <w:top w:type="dxa" w:w="70"/>
+              <w:left w:type="dxa" w:w="110"/>
+              <w:bottom w:type="dxa" w:w="70"/>
+              <w:right w:type="dxa" w:w="110"/>
+            </w:tcMar>
+          </w:tcPr>
+          <w:p>
+            <w:pPr>
+              <w:spacing w:after="0" w:line="250"/>
+              <w:jc w:val="right"/>
+            </w:pPr>
+            <w:r>
+              <w:rPr>
+                <w:rFonts w:ascii="Calibri" w:cs="Calibri" w:eastAsia="Calibri" w:hAnsi="Calibri"/>
+                <w:b/>
+                <w:bCs/>
+                <w:color w:val="1A1A1A"/>
+                <w:sz w:val="18"/>
+                <w:szCs w:val="18"/>
+              </w:rPr>
+              <w:t xml:space="preserve">$0.597</w:t>
             </w:r>
           </w:p>
         </w:tc>
@@ -5983,157 +6063,108 @@
       <w:tr>
         <w:tc>
           <w:tcPr>
-            <w:tcW w:type="dxa" w:w="2808"/>
-            <w:tcMar>
-              <w:top w:type="dxa" w:w="70"/>
-              <w:left w:type="dxa" w:w="110"/>
-              <w:bottom w:type="dxa" w:w="70"/>
-              <w:right w:type="dxa" w:w="110"/>
-            </w:tcMar>
-          </w:tcPr>
-          <w:p>
-            <w:pPr>
-              <w:spacing w:after="0" w:line="250"/>
-            </w:pPr>
-            <w:r>
-              <w:rPr>
-                <w:rFonts w:ascii="Calibri" w:cs="Calibri" w:eastAsia="Calibri" w:hAnsi="Calibri"/>
-                <w:color w:val="1A1A1A"/>
-                <w:sz w:val="18"/>
-                <w:szCs w:val="18"/>
-              </w:rPr>
-              <w:t xml:space="preserve">Distinct prices</w:t>
-            </w:r>
-          </w:p>
-        </w:tc>
-        <w:tc>
-          <w:tcPr>
-            <w:tcW w:type="dxa" w:w="3276"/>
-            <w:tcMar>
-              <w:top w:type="dxa" w:w="70"/>
-              <w:left w:type="dxa" w:w="110"/>
-              <w:bottom w:type="dxa" w:w="70"/>
-              <w:right w:type="dxa" w:w="110"/>
-            </w:tcMar>
-          </w:tcPr>
-          <w:p>
-            <w:pPr>
-              <w:spacing w:after="0" w:line="250"/>
-              <w:jc w:val="right"/>
-            </w:pPr>
-            <w:r>
-              <w:rPr>
-                <w:rFonts w:ascii="Calibri" w:cs="Calibri" w:eastAsia="Calibri" w:hAnsi="Calibri"/>
-                <w:color w:val="1A1A1A"/>
-                <w:sz w:val="18"/>
-                <w:szCs w:val="18"/>
-              </w:rPr>
-              <w:t xml:space="preserve">63</w:t>
-            </w:r>
-          </w:p>
-        </w:tc>
-        <w:tc>
-          <w:tcPr>
-            <w:tcW w:type="dxa" w:w="3276"/>
-            <w:tcMar>
-              <w:top w:type="dxa" w:w="70"/>
-              <w:left w:type="dxa" w:w="110"/>
-              <w:bottom w:type="dxa" w:w="70"/>
-              <w:right w:type="dxa" w:w="110"/>
-            </w:tcMar>
-          </w:tcPr>
-          <w:p>
-            <w:pPr>
-              <w:spacing w:after="0" w:line="250"/>
-              <w:jc w:val="right"/>
-            </w:pPr>
-            <w:r>
-              <w:rPr>
-                <w:rFonts w:ascii="Calibri" w:cs="Calibri" w:eastAsia="Calibri" w:hAnsi="Calibri"/>
-                <w:color w:val="1A1A1A"/>
-                <w:sz w:val="18"/>
-                <w:szCs w:val="18"/>
-              </w:rPr>
-              <w:t xml:space="preserve">milk takes 17–25 per state</w:t>
-            </w:r>
-          </w:p>
-        </w:tc>
-      </w:tr>
-      <w:tr>
-        <w:tc>
-          <w:tcPr>
-            <w:tcW w:type="dxa" w:w="2808"/>
-            <w:tcMar>
-              <w:top w:type="dxa" w:w="70"/>
-              <w:left w:type="dxa" w:w="110"/>
-              <w:bottom w:type="dxa" w:w="70"/>
-              <w:right w:type="dxa" w:w="110"/>
-            </w:tcMar>
-          </w:tcPr>
-          <w:p>
-            <w:pPr>
-              <w:spacing w:after="0" w:line="250"/>
-            </w:pPr>
-            <w:r>
-              <w:rPr>
-                <w:rFonts w:ascii="Calibri" w:cs="Calibri" w:eastAsia="Calibri" w:hAnsi="Calibri"/>
-                <w:color w:val="1A1A1A"/>
-                <w:sz w:val="18"/>
-                <w:szCs w:val="18"/>
-              </w:rPr>
-              <w:t xml:space="preserve">Within-unit variation</w:t>
-            </w:r>
-          </w:p>
-        </w:tc>
-        <w:tc>
-          <w:tcPr>
-            <w:tcW w:type="dxa" w:w="3276"/>
-            <w:tcMar>
-              <w:top w:type="dxa" w:w="70"/>
-              <w:left w:type="dxa" w:w="110"/>
-              <w:bottom w:type="dxa" w:w="70"/>
-              <w:right w:type="dxa" w:w="110"/>
-            </w:tcMar>
-          </w:tcPr>
-          <w:p>
-            <w:pPr>
-              <w:spacing w:after="0" w:line="250"/>
-              <w:jc w:val="right"/>
-            </w:pPr>
-            <w:r>
-              <w:rPr>
-                <w:rFonts w:ascii="Calibri" w:cs="Calibri" w:eastAsia="Calibri" w:hAnsi="Calibri"/>
-                <w:color w:val="1A1A1A"/>
-                <w:sz w:val="18"/>
-                <w:szCs w:val="18"/>
-              </w:rPr>
-              <w:t xml:space="preserve">none — one price per zone</w:t>
-            </w:r>
-          </w:p>
-        </w:tc>
-        <w:tc>
-          <w:tcPr>
-            <w:tcW w:type="dxa" w:w="3276"/>
-            <w:tcMar>
-              <w:top w:type="dxa" w:w="70"/>
-              <w:left w:type="dxa" w:w="110"/>
-              <w:bottom w:type="dxa" w:w="70"/>
-              <w:right w:type="dxa" w:w="110"/>
-            </w:tcMar>
-          </w:tcPr>
-          <w:p>
-            <w:pPr>
-              <w:spacing w:after="0" w:line="250"/>
-              <w:jc w:val="right"/>
-            </w:pPr>
-            <w:r>
-              <w:rPr>
-                <w:rFonts w:ascii="Calibri" w:cs="Calibri" w:eastAsia="Calibri" w:hAnsi="Calibri"/>
-                <w:color w:val="1A1A1A"/>
-                <w:sz w:val="18"/>
-                <w:szCs w:val="18"/>
-              </w:rPr>
-              <w:t xml:space="preserve">store by store, for fluid milk</w:t>
+            <w:tcW w:type="dxa" w:w="3182"/>
+            <w:tcMar>
+              <w:top w:type="dxa" w:w="70"/>
+              <w:left w:type="dxa" w:w="110"/>
+              <w:bottom w:type="dxa" w:w="70"/>
+              <w:right w:type="dxa" w:w="110"/>
+            </w:tcMar>
+          </w:tcPr>
+          <w:p>
+            <w:pPr>
+              <w:spacing w:after="0" w:line="250"/>
+            </w:pPr>
+            <w:r>
+              <w:rPr>
+                <w:rFonts w:ascii="Calibri" w:cs="Calibri" w:eastAsia="Calibri" w:hAnsi="Calibri"/>
+                <w:color w:val="1A1A1A"/>
+                <w:sz w:val="18"/>
+                <w:szCs w:val="18"/>
+              </w:rPr>
+              <w:t xml:space="preserve">Walmart — 3,768 ZIPs, 43 states</w:t>
+            </w:r>
+          </w:p>
+        </w:tc>
+        <w:tc>
+          <w:tcPr>
+            <w:tcW w:type="dxa" w:w="2059"/>
+            <w:tcMar>
+              <w:top w:type="dxa" w:w="70"/>
+              <w:left w:type="dxa" w:w="110"/>
+              <w:bottom w:type="dxa" w:w="70"/>
+              <w:right w:type="dxa" w:w="110"/>
+            </w:tcMar>
+          </w:tcPr>
+          <w:p>
+            <w:pPr>
+              <w:spacing w:after="0" w:line="250"/>
+              <w:jc w:val="right"/>
+            </w:pPr>
+            <w:r>
+              <w:rPr>
+                <w:rFonts w:ascii="Calibri" w:cs="Calibri" w:eastAsia="Calibri" w:hAnsi="Calibri"/>
+                <w:color w:val="1A1A1A"/>
+                <w:sz w:val="18"/>
+                <w:szCs w:val="18"/>
+              </w:rPr>
+              <w:t xml:space="preserve">177</w:t>
+            </w:r>
+          </w:p>
+        </w:tc>
+        <w:tc>
+          <w:tcPr>
+            <w:tcW w:type="dxa" w:w="2059"/>
+            <w:tcMar>
+              <w:top w:type="dxa" w:w="70"/>
+              <w:left w:type="dxa" w:w="110"/>
+              <w:bottom w:type="dxa" w:w="70"/>
+              <w:right w:type="dxa" w:w="110"/>
+            </w:tcMar>
+          </w:tcPr>
+          <w:p>
+            <w:pPr>
+              <w:spacing w:after="0" w:line="250"/>
+              <w:jc w:val="right"/>
+            </w:pPr>
+            <w:r>
+              <w:rPr>
+                <w:rFonts w:ascii="Calibri" w:cs="Calibri" w:eastAsia="Calibri" w:hAnsi="Calibri"/>
+                <w:b/>
+                <w:bCs/>
+                <w:color w:val="1A1A1A"/>
+                <w:sz w:val="18"/>
+                <w:szCs w:val="18"/>
+              </w:rPr>
+              <w:t xml:space="preserve">21</w:t>
+            </w:r>
+          </w:p>
+        </w:tc>
+        <w:tc>
+          <w:tcPr>
+            <w:tcW w:type="dxa" w:w="2060"/>
+            <w:tcMar>
+              <w:top w:type="dxa" w:w="70"/>
+              <w:left w:type="dxa" w:w="110"/>
+              <w:bottom w:type="dxa" w:w="70"/>
+              <w:right w:type="dxa" w:w="110"/>
+            </w:tcMar>
+          </w:tcPr>
+          <w:p>
+            <w:pPr>
+              <w:spacing w:after="0" w:line="250"/>
+              <w:jc w:val="right"/>
+            </w:pPr>
+            <w:r>
+              <w:rPr>
+                <w:rFonts w:ascii="Calibri" w:cs="Calibri" w:eastAsia="Calibri" w:hAnsi="Calibri"/>
+                <w:b/>
+                <w:bCs/>
+                <w:color w:val="1A1A1A"/>
+                <w:sz w:val="18"/>
+                <w:szCs w:val="18"/>
+              </w:rPr>
+              <w:t xml:space="preserve">$0.588</w:t>
             </w:r>
           </w:p>
         </w:tc>
@@ -6151,136 +6182,11 @@
       <w:r>
         <w:rPr>
           <w:rFonts w:ascii="Cambria" w:cs="Cambria" w:eastAsia="Cambria" w:hAnsi="Cambria"/>
-          <w:b/>
-          <w:bCs/>
-          <w:color w:val="1A1A1A"/>
-          <w:sz w:val="21"/>
-          <w:szCs w:val="21"/>
-        </w:rPr>
-        <w:t xml:space="preserve">Aldi's zones are racially flat by construction.</w:t>
-      </w:r>
-      <w:r>
-        <w:rPr>
-          <w:rFonts w:ascii="Cambria" w:cs="Cambria" w:eastAsia="Cambria" w:hAnsi="Cambria"/>
-          <w:color w:val="1A1A1A"/>
-          <w:sz w:val="21"/>
-          <w:szCs w:val="21"/>
-        </w:rPr>
-        <w:t xml:space="preserve"> Among the 170 zones containing three or more ZIP codes, zone price regressed on zone mean percent Black gives +0.0039 per point (t +1.16) — no sorting. The mean spread in percent Black </w:t>
-      </w:r>
-      <w:r>
-        <w:rPr>
-          <w:rFonts w:ascii="Cambria" w:cs="Cambria" w:eastAsia="Cambria" w:hAnsi="Cambria"/>
-          <w:i/>
-          <w:iCs/>
-          <w:color w:val="1A1A1A"/>
-          <w:sz w:val="21"/>
-          <w:szCs w:val="21"/>
-        </w:rPr>
-        <w:t xml:space="preserve">within</w:t>
-      </w:r>
-      <w:r>
-        <w:rPr>
-          <w:rFonts w:ascii="Cambria" w:cs="Cambria" w:eastAsia="Cambria" w:hAnsi="Cambria"/>
-          <w:color w:val="1A1A1A"/>
-          <w:sz w:val="21"/>
-          <w:szCs w:val="21"/>
-        </w:rPr>
-        <w:t xml:space="preserve"> a single zone is </w:t>
-      </w:r>
-      <w:r>
-        <w:rPr>
-          <w:rFonts w:ascii="Cambria" w:cs="Cambria" w:eastAsia="Cambria" w:hAnsi="Cambria"/>
-          <w:b/>
-          <w:bCs/>
-          <w:color w:val="1A1A1A"/>
-          <w:sz w:val="21"/>
-          <w:szCs w:val="21"/>
-        </w:rPr>
-        <w:t xml:space="preserve">7.0 percentage points</w:t>
-      </w:r>
-      <w:r>
-        <w:rPr>
-          <w:rFonts w:ascii="Cambria" w:cs="Cambria" w:eastAsia="Cambria" w:hAnsi="Cambria"/>
-          <w:color w:val="1A1A1A"/>
-          <w:sz w:val="21"/>
-          <w:szCs w:val="21"/>
-        </w:rPr>
-        <w:t xml:space="preserve">, and every ZIP inside a zone pays the identical price. For a racial gradient to appear at Aldi, the chain would have to sort ZIP codes into price zones by racial composition, and it does not.</w:t>
-      </w:r>
-    </w:p>
-    <w:p>
-      <w:pPr>
-        <w:spacing w:after="140" w:line="276"/>
-      </w:pPr>
-      <w:r>
-        <w:rPr>
-          <w:rFonts w:ascii="Cambria" w:cs="Cambria" w:eastAsia="Cambria" w:hAnsi="Cambria"/>
-          <w:color w:val="1A1A1A"/>
-          <w:sz w:val="21"/>
-          <w:szCs w:val="21"/>
-        </w:rPr>
-        <w:t xml:space="preserve">Walmart's architecture permits what Aldi's forecloses — and fluid milk is precisely the product Walmart varies store by store. Across all 92 South Carolina stores, Great Value whole milk took </w:t>
-      </w:r>
-      <w:r>
-        <w:rPr>
-          <w:rFonts w:ascii="Cambria" w:cs="Cambria" w:eastAsia="Cambria" w:hAnsi="Cambria"/>
-          <w:b/>
-          <w:bCs/>
-          <w:color w:val="1A1A1A"/>
-          <w:sz w:val="21"/>
-          <w:szCs w:val="21"/>
-        </w:rPr>
-        <w:t xml:space="preserve">25 distinct prices</w:t>
-      </w:r>
-      <w:r>
-        <w:rPr>
-          <w:rFonts w:ascii="Cambria" w:cs="Cambria" w:eastAsia="Cambria" w:hAnsi="Cambria"/>
-          <w:color w:val="1A1A1A"/>
-          <w:sz w:val="21"/>
-          <w:szCs w:val="21"/>
-        </w:rPr>
-        <w:t xml:space="preserve"> while sour cream, mozzarella, Greek yogurt, eggs and canned green beans each took </w:t>
-      </w:r>
-      <w:r>
-        <w:rPr>
-          <w:rFonts w:ascii="Cambria" w:cs="Cambria" w:eastAsia="Cambria" w:hAnsi="Cambria"/>
-          <w:b/>
-          <w:bCs/>
-          <w:color w:val="1A1A1A"/>
-          <w:sz w:val="21"/>
-          <w:szCs w:val="21"/>
-        </w:rPr>
-        <w:t xml:space="preserve">exactly one</w:t>
-      </w:r>
-      <w:r>
-        <w:rPr>
-          <w:rFonts w:ascii="Cambria" w:cs="Cambria" w:eastAsia="Cambria" w:hAnsi="Cambria"/>
-          <w:color w:val="1A1A1A"/>
-          <w:sz w:val="21"/>
-          <w:szCs w:val="21"/>
-        </w:rPr>
-        <w:t xml:space="preserve"> statewide. Nationally whole milk takes 17 distinct prices, 1% milk 17 and chocolate 19, while every other basket item takes one or two. Two stores 2,800 miles apart — Sacramento and Ashburn, Virginia — price </w:t>
-      </w:r>
-      <w:r>
-        <w:rPr>
-          <w:rFonts w:ascii="Cambria" w:cs="Cambria" w:eastAsia="Cambria" w:hAnsi="Cambria"/>
-          <w:b/>
-          <w:bCs/>
-          <w:color w:val="1A1A1A"/>
-          <w:sz w:val="21"/>
-          <w:szCs w:val="21"/>
-        </w:rPr>
-        <w:t xml:space="preserve">8 of 13 items identically to the cent</w:t>
-      </w:r>
-      <w:r>
-        <w:rPr>
-          <w:rFonts w:ascii="Cambria" w:cs="Cambria" w:eastAsia="Cambria" w:hAnsi="Cambria"/>
-          <w:color w:val="1A1A1A"/>
-          <w:sz w:val="21"/>
-          <w:szCs w:val="21"/>
-        </w:rPr>
-        <w:t xml:space="preserve"> and differ on milk.</w:t>
+          <w:color w:val="1A1A1A"/>
+          <w:sz w:val="21"/>
+          <w:szCs w:val="21"/>
+        </w:rPr>
+        <w:t xml:space="preserve">Aldi varies its milk price across stores just as freely as Walmart does — a median of 21 distinct prices per state at each chain, and near-identical dispersion. Aldi's storefront does expose a “zone” identifier, but it is a service and delivery zone rather than a price zone: 32% of zones carry more than one price, one zone spans $2.56, and two ZIP codes sharing a single zone were observed at $2.85 and $5.85 because they resolve to different stores.</w:t>
       </w:r>
     </w:p>
     <w:p>
@@ -6300,16 +6206,130 @@
           <w:sz w:val="21"/>
           <w:szCs w:val="21"/>
         </w:rPr>
-        <w:t xml:space="preserve">Architecture determines whether a disparity can occur. It does not establish that one did.</w:t>
-      </w:r>
-      <w:r>
-        <w:rPr>
-          <w:rFonts w:ascii="Cambria" w:cs="Cambria" w:eastAsia="Cambria" w:hAnsi="Cambria"/>
-          <w:color w:val="1A1A1A"/>
-          <w:sz w:val="21"/>
-          <w:szCs w:val="21"/>
-        </w:rPr>
-        <w:t xml:space="preserve"> This is the durable finding in this analysis, and unlike the price gradients it does not depend on any p-value. It also forecloses the defence that all staples are priced locally — bread and eggs are not.</w:t>
+        <w:t xml:space="preserve">This strengthens §5 rather than weakening it.</w:t>
+      </w:r>
+      <w:r>
+        <w:rPr>
+          <w:rFonts w:ascii="Cambria" w:cs="Cambria" w:eastAsia="Cambria" w:hAnsi="Cambria"/>
+          <w:color w:val="1A1A1A"/>
+          <w:sz w:val="21"/>
+          <w:szCs w:val="21"/>
+        </w:rPr>
+        <w:t xml:space="preserve"> If Aldi were structurally incapable of pricing on neighbourhood, its flat-to-negative gradient would be uninformative — a constraint, not a choice. Because Aldi has the same capacity to vary that Walmart has and still moves the other way, the competing architectural explanation for the difference is removed.</w:t>
+      </w:r>
+    </w:p>
+    <w:p>
+      <w:pPr>
+        <w:spacing w:after="140" w:line="276"/>
+      </w:pPr>
+      <w:r>
+        <w:rPr>
+          <w:rFonts w:ascii="Cambria" w:cs="Cambria" w:eastAsia="Cambria" w:hAnsi="Cambria"/>
+          <w:color w:val="1A1A1A"/>
+          <w:sz w:val="21"/>
+          <w:szCs w:val="21"/>
+        </w:rPr>
+        <w:t xml:space="preserve">What remains distinctive about Walmart is not </w:t>
+      </w:r>
+      <w:r>
+        <w:rPr>
+          <w:rFonts w:ascii="Cambria" w:cs="Cambria" w:eastAsia="Cambria" w:hAnsi="Cambria"/>
+          <w:i/>
+          <w:iCs/>
+          <w:color w:val="1A1A1A"/>
+          <w:sz w:val="21"/>
+          <w:szCs w:val="21"/>
+        </w:rPr>
+        <w:t xml:space="preserve">whether</w:t>
+      </w:r>
+      <w:r>
+        <w:rPr>
+          <w:rFonts w:ascii="Cambria" w:cs="Cambria" w:eastAsia="Cambria" w:hAnsi="Cambria"/>
+          <w:color w:val="1A1A1A"/>
+          <w:sz w:val="21"/>
+          <w:szCs w:val="21"/>
+        </w:rPr>
+        <w:t xml:space="preserve"> it can vary prices but </w:t>
+      </w:r>
+      <w:r>
+        <w:rPr>
+          <w:rFonts w:ascii="Cambria" w:cs="Cambria" w:eastAsia="Cambria" w:hAnsi="Cambria"/>
+          <w:i/>
+          <w:iCs/>
+          <w:color w:val="1A1A1A"/>
+          <w:sz w:val="21"/>
+          <w:szCs w:val="21"/>
+        </w:rPr>
+        <w:t xml:space="preserve">which product</w:t>
+      </w:r>
+      <w:r>
+        <w:rPr>
+          <w:rFonts w:ascii="Cambria" w:cs="Cambria" w:eastAsia="Cambria" w:hAnsi="Cambria"/>
+          <w:color w:val="1A1A1A"/>
+          <w:sz w:val="21"/>
+          <w:szCs w:val="21"/>
+        </w:rPr>
+        <w:t xml:space="preserve"> it varies. Across all 92 South Carolina stores, Great Value whole milk took </w:t>
+      </w:r>
+      <w:r>
+        <w:rPr>
+          <w:rFonts w:ascii="Cambria" w:cs="Cambria" w:eastAsia="Cambria" w:hAnsi="Cambria"/>
+          <w:b/>
+          <w:bCs/>
+          <w:color w:val="1A1A1A"/>
+          <w:sz w:val="21"/>
+          <w:szCs w:val="21"/>
+        </w:rPr>
+        <w:t xml:space="preserve">25 distinct prices</w:t>
+      </w:r>
+      <w:r>
+        <w:rPr>
+          <w:rFonts w:ascii="Cambria" w:cs="Cambria" w:eastAsia="Cambria" w:hAnsi="Cambria"/>
+          <w:color w:val="1A1A1A"/>
+          <w:sz w:val="21"/>
+          <w:szCs w:val="21"/>
+        </w:rPr>
+        <w:t xml:space="preserve"> while sour cream, mozzarella, Greek yogurt, eggs and canned green beans each took </w:t>
+      </w:r>
+      <w:r>
+        <w:rPr>
+          <w:rFonts w:ascii="Cambria" w:cs="Cambria" w:eastAsia="Cambria" w:hAnsi="Cambria"/>
+          <w:b/>
+          <w:bCs/>
+          <w:color w:val="1A1A1A"/>
+          <w:sz w:val="21"/>
+          <w:szCs w:val="21"/>
+        </w:rPr>
+        <w:t xml:space="preserve">exactly one</w:t>
+      </w:r>
+      <w:r>
+        <w:rPr>
+          <w:rFonts w:ascii="Cambria" w:cs="Cambria" w:eastAsia="Cambria" w:hAnsi="Cambria"/>
+          <w:color w:val="1A1A1A"/>
+          <w:sz w:val="21"/>
+          <w:szCs w:val="21"/>
+        </w:rPr>
+        <w:t xml:space="preserve"> statewide. Nationally whole milk takes 17 distinct prices, 1% milk 17 and chocolate 19, while every other basket item takes one or two. Two stores 2,800 miles apart — Sacramento and Ashburn, Virginia — price </w:t>
+      </w:r>
+      <w:r>
+        <w:rPr>
+          <w:rFonts w:ascii="Cambria" w:cs="Cambria" w:eastAsia="Cambria" w:hAnsi="Cambria"/>
+          <w:b/>
+          <w:bCs/>
+          <w:color w:val="1A1A1A"/>
+          <w:sz w:val="21"/>
+          <w:szCs w:val="21"/>
+        </w:rPr>
+        <w:t xml:space="preserve">8 of 13 items identically to the cent</w:t>
+      </w:r>
+      <w:r>
+        <w:rPr>
+          <w:rFonts w:ascii="Cambria" w:cs="Cambria" w:eastAsia="Cambria" w:hAnsi="Cambria"/>
+          <w:color w:val="1A1A1A"/>
+          <w:sz w:val="21"/>
+          <w:szCs w:val="21"/>
+        </w:rPr>
+        <w:t xml:space="preserve"> and differ on milk. That is a comparison across products within one chain, and it forecloses the defence that all staples are priced locally: bread and eggs are not.</w:t>
       </w:r>
     </w:p>
     <w:p>
@@ -6487,7 +6507,7 @@
           <w:sz w:val="21"/>
           <w:szCs w:val="21"/>
         </w:rPr>
-        <w:t xml:space="preserve"> in low-income rural areas, Walmart milk prices average 19¢/gallon higher in ZIP codes at least 30% Black than in comparable ZIPs under 10% Black, matched on income and urbanicity; roughly half survives within-state comparison and it is positive in 7 of 9 states; in 295 ZIP codes where both chains operate, Walmart's gap is +14¢ while Aldi's is −11¢; and fluid milk is the one product Walmart prices store by store while pricing adjacent dairy nationally.</w:t>
+        <w:t xml:space="preserve"> in low-income rural areas, Walmart milk prices average 19¢/gallon higher in ZIP codes at least 30% Black than in comparable ZIPs under 10% Black, matched on income and urbanicity; roughly half survives within-state comparison and it is positive in 7 of 9 states; in 295 ZIP codes where both chains operate, Walmart's gap is +14¢ while Aldi's is −11¢, and not because Aldi lacks the capacity to vary; and fluid milk is the one product Walmart prices store by store while pricing adjacent dairy nationally.</w:t>
       </w:r>
     </w:p>
     <w:p>
@@ -6512,7 +6532,7 @@
           <w:sz w:val="21"/>
           <w:szCs w:val="21"/>
         </w:rPr>
-        <w:t xml:space="preserve"> that the pattern holds generally — in urban areas it reverses; that it is statistically robust — neither the single-chain gradient nor the retailer difference survives clustering, and the single-chain estimate reverses sign under a finer geographic control; or that it reflects any pricing practice, policy or intent, none of which has been observed. An architecture that permits variation is not evidence that race drove it. All measures are ZIP-level and ecological; none describes an individual transaction.</w:t>
+        <w:t xml:space="preserve"> that the pattern holds generally — in urban areas it reverses; that it is statistically robust — neither the single-chain gradient nor the retailer difference survives clustering, and the single-chain estimate reverses sign under a finer geographic control; or that it reflects any pricing practice, policy or intent, none of which has been observed. Nor does any argument here rest on pricing architecture: both chains vary milk prices store by store to a near-identical degree. All measures are ZIP-level and ecological; none describes an individual transaction.</w:t>
       </w:r>
     </w:p>
     <w:p>

--- a/milk_pricing/reports/Walmart_milk_pricing_summary.docx
+++ b/milk_pricing/reports/Walmart_milk_pricing_summary.docx
@@ -211,7 +211,7 @@
           <w:sz w:val="21"/>
           <w:szCs w:val="21"/>
         </w:rPr>
-        <w:t xml:space="preserve">The obvious objection — that this is the rural South rather than Walmart — can be tested, because Aldi prices the same ZIP codes. </w:t>
+        <w:t xml:space="preserve">The obvious objection — that this is the rural South rather than Walmart — can be tested, because Aldi prices the same ZIP codes. In shared low-income rural ZIPs Walmart's racial gap is positive while Aldi's is negative, a difference of </w:t>
       </w:r>
       <w:r>
         <w:rPr>
@@ -222,16 +222,16 @@
           <w:sz w:val="21"/>
           <w:szCs w:val="21"/>
         </w:rPr>
-        <w:t xml:space="preserve">In 295 shared low-income rural ZIPs, Walmart charges 14¢ more in the Blacker ones and Aldi charges 11¢ less: a retailer difference of 24¢/gallon.</w:t>
-      </w:r>
-      <w:r>
-        <w:rPr>
-          <w:rFonts w:ascii="Cambria" w:cs="Cambria" w:eastAsia="Cambria" w:hAnsi="Cambria"/>
-          <w:color w:val="1A1A1A"/>
-          <w:sz w:val="21"/>
-          <w:szCs w:val="21"/>
-        </w:rPr>
-        <w:t xml:space="preserve"> That is the strongest evidence in this analysis, and it is still </w:t>
+        <w:t xml:space="preserve">16¢–22¢/gallon</w:t>
+      </w:r>
+      <w:r>
+        <w:rPr>
+          <w:rFonts w:ascii="Cambria" w:cs="Cambria" w:eastAsia="Cambria" w:hAnsi="Cambria"/>
+          <w:color w:val="1A1A1A"/>
+          <w:sz w:val="21"/>
+          <w:szCs w:val="21"/>
+        </w:rPr>
+        <w:t xml:space="preserve"> depending on collection vintage. </w:t>
       </w:r>
       <w:r>
         <w:rPr>
@@ -242,16 +242,16 @@
           <w:sz w:val="21"/>
           <w:szCs w:val="21"/>
         </w:rPr>
-        <w:t xml:space="preserve">not statistically significant</w:t>
-      </w:r>
-      <w:r>
-        <w:rPr>
-          <w:rFonts w:ascii="Cambria" w:cs="Cambria" w:eastAsia="Cambria" w:hAnsi="Cambria"/>
-          <w:color w:val="1A1A1A"/>
-          <w:sz w:val="21"/>
-          <w:szCs w:val="21"/>
-        </w:rPr>
-        <w:t xml:space="preserve"> once errors are clustered. The finding should be described as a pattern worth investigating, not as a demonstrated practice.</w:t>
+        <w:t xml:space="preserve">That comparison is directionally consistent but unstable</w:t>
+      </w:r>
+      <w:r>
+        <w:rPr>
+          <w:rFonts w:ascii="Cambria" w:cs="Cambria" w:eastAsia="Cambria" w:hAnsi="Cambria"/>
+          <w:color w:val="1A1A1A"/>
+          <w:sz w:val="21"/>
+          <w:szCs w:val="21"/>
+        </w:rPr>
+        <w:t xml:space="preserve">: it falls to 3¢ when fourteen further low-Black ZIPs enter the comparison group, and it never reaches statistical significance. The finding should be described as a pattern worth investigating, not as a demonstrated practice.</w:t>
       </w:r>
     </w:p>
     <w:p>
@@ -4686,7 +4686,7 @@
           <w:sz w:val="21"/>
           <w:szCs w:val="21"/>
         </w:rPr>
-        <w:t xml:space="preserve">, across twelve states, joined to a single demographic source so that the covariates are identical by construction. Restricting to the same low-income rural segment — 138 ZIPs at least 30% Black against 75 ZIPs under 10% Black:</w:t>
+        <w:t xml:space="preserve">, across twelve states, joined to a single demographic source so that the covariates are identical by construction. The Aldi series has been collected twice — August 2026 and, on a fresh shop-identified pull, September 2026 — which allows the comparison to be checked rather than assumed. Restricting to low-income rural ZIPs present in every series:</w:t>
       </w:r>
     </w:p>
     <w:tbl>
@@ -4703,9 +4703,10 @@
       </w:tblPr>
       <w:tblGrid>
         <w:gridCol w:w="2808"/>
-        <w:gridCol w:w="2153"/>
-        <w:gridCol w:w="2153"/>
-        <w:gridCol w:w="2246"/>
+        <w:gridCol w:w="1685"/>
+        <w:gridCol w:w="1685"/>
+        <w:gridCol w:w="1498"/>
+        <w:gridCol w:w="1684"/>
       </w:tblGrid>
       <w:tr>
         <w:trPr>
@@ -4735,13 +4736,13 @@
                 <w:sz w:val="17"/>
                 <w:szCs w:val="17"/>
               </w:rPr>
-              <w:t xml:space="preserve">Retailer</w:t>
-            </w:r>
-          </w:p>
-        </w:tc>
-        <w:tc>
-          <w:tcPr>
-            <w:tcW w:type="dxa" w:w="2153"/>
+              <w:t xml:space="preserve">Aldi series and sample</w:t>
+            </w:r>
+          </w:p>
+        </w:tc>
+        <w:tc>
+          <w:tcPr>
+            <w:tcW w:type="dxa" w:w="1685"/>
             <w:shd w:fill="EDF1F5" w:color="auto" w:val="clear"/>
             <w:tcMar>
               <w:top w:type="dxa" w:w="70"/>
@@ -4764,13 +4765,13 @@
                 <w:sz w:val="17"/>
                 <w:szCs w:val="17"/>
               </w:rPr>
-              <w:t xml:space="preserve">High-Black ZIPs</w:t>
-            </w:r>
-          </w:p>
-        </w:tc>
-        <w:tc>
-          <w:tcPr>
-            <w:tcW w:type="dxa" w:w="2153"/>
+              <w:t xml:space="preserve">Walmart gap</w:t>
+            </w:r>
+          </w:p>
+        </w:tc>
+        <w:tc>
+          <w:tcPr>
+            <w:tcW w:type="dxa" w:w="1685"/>
             <w:shd w:fill="EDF1F5" w:color="auto" w:val="clear"/>
             <w:tcMar>
               <w:top w:type="dxa" w:w="70"/>
@@ -4793,13 +4794,13 @@
                 <w:sz w:val="17"/>
                 <w:szCs w:val="17"/>
               </w:rPr>
-              <w:t xml:space="preserve">Low-Black ZIPs</w:t>
-            </w:r>
-          </w:p>
-        </w:tc>
-        <w:tc>
-          <w:tcPr>
-            <w:tcW w:type="dxa" w:w="2246"/>
+              <w:t xml:space="preserve">Aldi gap</w:t>
+            </w:r>
+          </w:p>
+        </w:tc>
+        <w:tc>
+          <w:tcPr>
+            <w:tcW w:type="dxa" w:w="1498"/>
             <w:shd w:fill="EDF1F5" w:color="auto" w:val="clear"/>
             <w:tcMar>
               <w:top w:type="dxa" w:w="70"/>
@@ -4822,8 +4823,26 @@
                 <w:sz w:val="17"/>
                 <w:szCs w:val="17"/>
               </w:rPr>
-              <w:t xml:space="preserve">Gap</w:t>
-            </w:r>
+              <w:t xml:space="preserve">Difference</w:t>
+            </w:r>
+          </w:p>
+        </w:tc>
+        <w:tc>
+          <w:tcPr>
+            <w:tcW w:type="dxa" w:w="1684"/>
+            <w:shd w:fill="EDF1F5" w:color="auto" w:val="clear"/>
+            <w:tcMar>
+              <w:top w:type="dxa" w:w="70"/>
+              <w:left w:type="dxa" w:w="110"/>
+              <w:bottom w:type="dxa" w:w="70"/>
+              <w:right w:type="dxa" w:w="110"/>
+            </w:tcMar>
+          </w:tcPr>
+          <w:p>
+            <w:pPr>
+              <w:spacing w:after="0" w:line="250"/>
+              <w:jc w:val="right"/>
+            </w:pPr>
           </w:p>
         </w:tc>
       </w:tr>
@@ -4845,71 +4864,297 @@
             <w:r>
               <w:rPr>
                 <w:rFonts w:ascii="Calibri" w:cs="Calibri" w:eastAsia="Calibri" w:hAnsi="Calibri"/>
+                <w:color w:val="1A1A1A"/>
+                <w:sz w:val="18"/>
+                <w:szCs w:val="18"/>
+              </w:rPr>
+              <w:t xml:space="preserve">August, 292 matched ZIPs</w:t>
+            </w:r>
+          </w:p>
+        </w:tc>
+        <w:tc>
+          <w:tcPr>
+            <w:tcW w:type="dxa" w:w="1685"/>
+            <w:tcMar>
+              <w:top w:type="dxa" w:w="70"/>
+              <w:left w:type="dxa" w:w="110"/>
+              <w:bottom w:type="dxa" w:w="70"/>
+              <w:right w:type="dxa" w:w="110"/>
+            </w:tcMar>
+          </w:tcPr>
+          <w:p>
+            <w:pPr>
+              <w:spacing w:after="0" w:line="250"/>
+              <w:jc w:val="right"/>
+            </w:pPr>
+            <w:r>
+              <w:rPr>
+                <w:rFonts w:ascii="Calibri" w:cs="Calibri" w:eastAsia="Calibri" w:hAnsi="Calibri"/>
+                <w:color w:val="1A1A1A"/>
+                <w:sz w:val="18"/>
+                <w:szCs w:val="18"/>
+              </w:rPr>
+              <w:t xml:space="preserve">+$0.133</w:t>
+            </w:r>
+          </w:p>
+        </w:tc>
+        <w:tc>
+          <w:tcPr>
+            <w:tcW w:type="dxa" w:w="1685"/>
+            <w:tcMar>
+              <w:top w:type="dxa" w:w="70"/>
+              <w:left w:type="dxa" w:w="110"/>
+              <w:bottom w:type="dxa" w:w="70"/>
+              <w:right w:type="dxa" w:w="110"/>
+            </w:tcMar>
+          </w:tcPr>
+          <w:p>
+            <w:pPr>
+              <w:spacing w:after="0" w:line="250"/>
+              <w:jc w:val="right"/>
+            </w:pPr>
+            <w:r>
+              <w:rPr>
+                <w:rFonts w:ascii="Calibri" w:cs="Calibri" w:eastAsia="Calibri" w:hAnsi="Calibri"/>
                 <w:b/>
                 <w:bCs/>
-                <w:color w:val="1A1A1A"/>
-                <w:sz w:val="18"/>
-                <w:szCs w:val="18"/>
-              </w:rPr>
-              <w:t xml:space="preserve">Walmart</w:t>
-            </w:r>
-          </w:p>
-        </w:tc>
-        <w:tc>
-          <w:tcPr>
-            <w:tcW w:type="dxa" w:w="2153"/>
-            <w:tcMar>
-              <w:top w:type="dxa" w:w="70"/>
-              <w:left w:type="dxa" w:w="110"/>
-              <w:bottom w:type="dxa" w:w="70"/>
-              <w:right w:type="dxa" w:w="110"/>
-            </w:tcMar>
-          </w:tcPr>
-          <w:p>
-            <w:pPr>
-              <w:spacing w:after="0" w:line="250"/>
-              <w:jc w:val="right"/>
-            </w:pPr>
-            <w:r>
-              <w:rPr>
-                <w:rFonts w:ascii="Calibri" w:cs="Calibri" w:eastAsia="Calibri" w:hAnsi="Calibri"/>
-                <w:color w:val="1A1A1A"/>
-                <w:sz w:val="18"/>
-                <w:szCs w:val="18"/>
-              </w:rPr>
-              <w:t xml:space="preserve">$4.094</w:t>
-            </w:r>
-          </w:p>
-        </w:tc>
-        <w:tc>
-          <w:tcPr>
-            <w:tcW w:type="dxa" w:w="2153"/>
-            <w:tcMar>
-              <w:top w:type="dxa" w:w="70"/>
-              <w:left w:type="dxa" w:w="110"/>
-              <w:bottom w:type="dxa" w:w="70"/>
-              <w:right w:type="dxa" w:w="110"/>
-            </w:tcMar>
-          </w:tcPr>
-          <w:p>
-            <w:pPr>
-              <w:spacing w:after="0" w:line="250"/>
-              <w:jc w:val="right"/>
-            </w:pPr>
-            <w:r>
-              <w:rPr>
-                <w:rFonts w:ascii="Calibri" w:cs="Calibri" w:eastAsia="Calibri" w:hAnsi="Calibri"/>
-                <w:color w:val="1A1A1A"/>
-                <w:sz w:val="18"/>
-                <w:szCs w:val="18"/>
-              </w:rPr>
-              <w:t xml:space="preserve">$3.954</w:t>
-            </w:r>
-          </w:p>
-        </w:tc>
-        <w:tc>
-          <w:tcPr>
-            <w:tcW w:type="dxa" w:w="2246"/>
+                <w:color w:val="2F6E4E"/>
+                <w:sz w:val="18"/>
+                <w:szCs w:val="18"/>
+              </w:rPr>
+              <w:t xml:space="preserve">−$0.088</w:t>
+            </w:r>
+          </w:p>
+        </w:tc>
+        <w:tc>
+          <w:tcPr>
+            <w:tcW w:type="dxa" w:w="1498"/>
+            <w:tcMar>
+              <w:top w:type="dxa" w:w="70"/>
+              <w:left w:type="dxa" w:w="110"/>
+              <w:bottom w:type="dxa" w:w="70"/>
+              <w:right w:type="dxa" w:w="110"/>
+            </w:tcMar>
+          </w:tcPr>
+          <w:p>
+            <w:pPr>
+              <w:spacing w:after="0" w:line="250"/>
+              <w:jc w:val="right"/>
+            </w:pPr>
+            <w:r>
+              <w:rPr>
+                <w:rFonts w:ascii="Calibri" w:cs="Calibri" w:eastAsia="Calibri" w:hAnsi="Calibri"/>
+                <w:b/>
+                <w:bCs/>
+                <w:color w:val="1A1A1A"/>
+                <w:sz w:val="18"/>
+                <w:szCs w:val="18"/>
+              </w:rPr>
+              <w:t xml:space="preserve">+$0.221</w:t>
+            </w:r>
+          </w:p>
+        </w:tc>
+        <w:tc>
+          <w:tcPr>
+            <w:tcW w:type="dxa" w:w="1684"/>
+            <w:tcMar>
+              <w:top w:type="dxa" w:w="70"/>
+              <w:left w:type="dxa" w:w="110"/>
+              <w:bottom w:type="dxa" w:w="70"/>
+              <w:right w:type="dxa" w:w="110"/>
+            </w:tcMar>
+          </w:tcPr>
+          <w:p>
+            <w:pPr>
+              <w:spacing w:after="0" w:line="250"/>
+              <w:jc w:val="right"/>
+            </w:pPr>
+          </w:p>
+        </w:tc>
+      </w:tr>
+      <w:tr>
+        <w:tc>
+          <w:tcPr>
+            <w:tcW w:type="dxa" w:w="2808"/>
+            <w:tcMar>
+              <w:top w:type="dxa" w:w="70"/>
+              <w:left w:type="dxa" w:w="110"/>
+              <w:bottom w:type="dxa" w:w="70"/>
+              <w:right w:type="dxa" w:w="110"/>
+            </w:tcMar>
+          </w:tcPr>
+          <w:p>
+            <w:pPr>
+              <w:spacing w:after="0" w:line="250"/>
+            </w:pPr>
+            <w:r>
+              <w:rPr>
+                <w:rFonts w:ascii="Calibri" w:cs="Calibri" w:eastAsia="Calibri" w:hAnsi="Calibri"/>
+                <w:color w:val="1A1A1A"/>
+                <w:sz w:val="18"/>
+                <w:szCs w:val="18"/>
+              </w:rPr>
+              <w:t xml:space="preserve">September, same 292 ZIPs</w:t>
+            </w:r>
+          </w:p>
+        </w:tc>
+        <w:tc>
+          <w:tcPr>
+            <w:tcW w:type="dxa" w:w="1685"/>
+            <w:tcMar>
+              <w:top w:type="dxa" w:w="70"/>
+              <w:left w:type="dxa" w:w="110"/>
+              <w:bottom w:type="dxa" w:w="70"/>
+              <w:right w:type="dxa" w:w="110"/>
+            </w:tcMar>
+          </w:tcPr>
+          <w:p>
+            <w:pPr>
+              <w:spacing w:after="0" w:line="250"/>
+              <w:jc w:val="right"/>
+            </w:pPr>
+            <w:r>
+              <w:rPr>
+                <w:rFonts w:ascii="Calibri" w:cs="Calibri" w:eastAsia="Calibri" w:hAnsi="Calibri"/>
+                <w:color w:val="1A1A1A"/>
+                <w:sz w:val="18"/>
+                <w:szCs w:val="18"/>
+              </w:rPr>
+              <w:t xml:space="preserve">+$0.133</w:t>
+            </w:r>
+          </w:p>
+        </w:tc>
+        <w:tc>
+          <w:tcPr>
+            <w:tcW w:type="dxa" w:w="1685"/>
+            <w:tcMar>
+              <w:top w:type="dxa" w:w="70"/>
+              <w:left w:type="dxa" w:w="110"/>
+              <w:bottom w:type="dxa" w:w="70"/>
+              <w:right w:type="dxa" w:w="110"/>
+            </w:tcMar>
+          </w:tcPr>
+          <w:p>
+            <w:pPr>
+              <w:spacing w:after="0" w:line="250"/>
+              <w:jc w:val="right"/>
+            </w:pPr>
+            <w:r>
+              <w:rPr>
+                <w:rFonts w:ascii="Calibri" w:cs="Calibri" w:eastAsia="Calibri" w:hAnsi="Calibri"/>
+                <w:b/>
+                <w:bCs/>
+                <w:color w:val="2F6E4E"/>
+                <w:sz w:val="18"/>
+                <w:szCs w:val="18"/>
+              </w:rPr>
+              <w:t xml:space="preserve">−$0.026</w:t>
+            </w:r>
+          </w:p>
+        </w:tc>
+        <w:tc>
+          <w:tcPr>
+            <w:tcW w:type="dxa" w:w="1498"/>
+            <w:tcMar>
+              <w:top w:type="dxa" w:w="70"/>
+              <w:left w:type="dxa" w:w="110"/>
+              <w:bottom w:type="dxa" w:w="70"/>
+              <w:right w:type="dxa" w:w="110"/>
+            </w:tcMar>
+          </w:tcPr>
+          <w:p>
+            <w:pPr>
+              <w:spacing w:after="0" w:line="250"/>
+              <w:jc w:val="right"/>
+            </w:pPr>
+            <w:r>
+              <w:rPr>
+                <w:rFonts w:ascii="Calibri" w:cs="Calibri" w:eastAsia="Calibri" w:hAnsi="Calibri"/>
+                <w:b/>
+                <w:bCs/>
+                <w:color w:val="1A1A1A"/>
+                <w:sz w:val="18"/>
+                <w:szCs w:val="18"/>
+              </w:rPr>
+              <w:t xml:space="preserve">+$0.159</w:t>
+            </w:r>
+          </w:p>
+        </w:tc>
+        <w:tc>
+          <w:tcPr>
+            <w:tcW w:type="dxa" w:w="1684"/>
+            <w:tcMar>
+              <w:top w:type="dxa" w:w="70"/>
+              <w:left w:type="dxa" w:w="110"/>
+              <w:bottom w:type="dxa" w:w="70"/>
+              <w:right w:type="dxa" w:w="110"/>
+            </w:tcMar>
+          </w:tcPr>
+          <w:p>
+            <w:pPr>
+              <w:spacing w:after="0" w:line="250"/>
+              <w:jc w:val="right"/>
+            </w:pPr>
+          </w:p>
+        </w:tc>
+      </w:tr>
+      <w:tr>
+        <w:tc>
+          <w:tcPr>
+            <w:tcW w:type="dxa" w:w="2808"/>
+            <w:tcMar>
+              <w:top w:type="dxa" w:w="70"/>
+              <w:left w:type="dxa" w:w="110"/>
+              <w:bottom w:type="dxa" w:w="70"/>
+              <w:right w:type="dxa" w:w="110"/>
+            </w:tcMar>
+          </w:tcPr>
+          <w:p>
+            <w:pPr>
+              <w:spacing w:after="0" w:line="250"/>
+            </w:pPr>
+            <w:r>
+              <w:rPr>
+                <w:rFonts w:ascii="Calibri" w:cs="Calibri" w:eastAsia="Calibri" w:hAnsi="Calibri"/>
+                <w:b/>
+                <w:bCs/>
+                <w:color w:val="1A1A1A"/>
+                <w:sz w:val="18"/>
+                <w:szCs w:val="18"/>
+              </w:rPr>
+              <w:t xml:space="preserve">September, all 313 ZIPs</w:t>
+            </w:r>
+          </w:p>
+        </w:tc>
+        <w:tc>
+          <w:tcPr>
+            <w:tcW w:type="dxa" w:w="1685"/>
+            <w:tcMar>
+              <w:top w:type="dxa" w:w="70"/>
+              <w:left w:type="dxa" w:w="110"/>
+              <w:bottom w:type="dxa" w:w="70"/>
+              <w:right w:type="dxa" w:w="110"/>
+            </w:tcMar>
+          </w:tcPr>
+          <w:p>
+            <w:pPr>
+              <w:spacing w:after="0" w:line="250"/>
+              <w:jc w:val="right"/>
+            </w:pPr>
+            <w:r>
+              <w:rPr>
+                <w:rFonts w:ascii="Calibri" w:cs="Calibri" w:eastAsia="Calibri" w:hAnsi="Calibri"/>
+                <w:color w:val="1A1A1A"/>
+                <w:sz w:val="18"/>
+                <w:szCs w:val="18"/>
+              </w:rPr>
+              <w:t xml:space="preserve">+$0.142</w:t>
+            </w:r>
+          </w:p>
+        </w:tc>
+        <w:tc>
+          <w:tcPr>
+            <w:tcW w:type="dxa" w:w="1685"/>
             <w:tcMar>
               <w:top w:type="dxa" w:w="70"/>
               <w:left w:type="dxa" w:w="110"/>
@@ -4931,208 +5176,53 @@
                 <w:sz w:val="18"/>
                 <w:szCs w:val="18"/>
               </w:rPr>
-              <w:t xml:space="preserve">+$0.139</w:t>
-            </w:r>
-          </w:p>
-        </w:tc>
-      </w:tr>
-      <w:tr>
-        <w:tc>
-          <w:tcPr>
-            <w:tcW w:type="dxa" w:w="2808"/>
-            <w:tcMar>
-              <w:top w:type="dxa" w:w="70"/>
-              <w:left w:type="dxa" w:w="110"/>
-              <w:bottom w:type="dxa" w:w="70"/>
-              <w:right w:type="dxa" w:w="110"/>
-            </w:tcMar>
-          </w:tcPr>
-          <w:p>
-            <w:pPr>
-              <w:spacing w:after="0" w:line="250"/>
+              <w:t xml:space="preserve">+$0.110</w:t>
+            </w:r>
+          </w:p>
+        </w:tc>
+        <w:tc>
+          <w:tcPr>
+            <w:tcW w:type="dxa" w:w="1498"/>
+            <w:tcMar>
+              <w:top w:type="dxa" w:w="70"/>
+              <w:left w:type="dxa" w:w="110"/>
+              <w:bottom w:type="dxa" w:w="70"/>
+              <w:right w:type="dxa" w:w="110"/>
+            </w:tcMar>
+          </w:tcPr>
+          <w:p>
+            <w:pPr>
+              <w:spacing w:after="0" w:line="250"/>
+              <w:jc w:val="right"/>
             </w:pPr>
             <w:r>
               <w:rPr>
                 <w:rFonts w:ascii="Calibri" w:cs="Calibri" w:eastAsia="Calibri" w:hAnsi="Calibri"/>
                 <w:b/>
                 <w:bCs/>
-                <w:color w:val="1A1A1A"/>
-                <w:sz w:val="18"/>
-                <w:szCs w:val="18"/>
-              </w:rPr>
-              <w:t xml:space="preserve">Aldi</w:t>
-            </w:r>
-          </w:p>
-        </w:tc>
-        <w:tc>
-          <w:tcPr>
-            <w:tcW w:type="dxa" w:w="2153"/>
-            <w:tcMar>
-              <w:top w:type="dxa" w:w="70"/>
-              <w:left w:type="dxa" w:w="110"/>
-              <w:bottom w:type="dxa" w:w="70"/>
-              <w:right w:type="dxa" w:w="110"/>
-            </w:tcMar>
-          </w:tcPr>
-          <w:p>
-            <w:pPr>
-              <w:spacing w:after="0" w:line="250"/>
-              <w:jc w:val="right"/>
-            </w:pPr>
-            <w:r>
-              <w:rPr>
-                <w:rFonts w:ascii="Calibri" w:cs="Calibri" w:eastAsia="Calibri" w:hAnsi="Calibri"/>
-                <w:color w:val="1A1A1A"/>
-                <w:sz w:val="18"/>
-                <w:szCs w:val="18"/>
-              </w:rPr>
-              <w:t xml:space="preserve">$3.127</w:t>
-            </w:r>
-          </w:p>
-        </w:tc>
-        <w:tc>
-          <w:tcPr>
-            <w:tcW w:type="dxa" w:w="2153"/>
-            <w:tcMar>
-              <w:top w:type="dxa" w:w="70"/>
-              <w:left w:type="dxa" w:w="110"/>
-              <w:bottom w:type="dxa" w:w="70"/>
-              <w:right w:type="dxa" w:w="110"/>
-            </w:tcMar>
-          </w:tcPr>
-          <w:p>
-            <w:pPr>
-              <w:spacing w:after="0" w:line="250"/>
-              <w:jc w:val="right"/>
-            </w:pPr>
-            <w:r>
-              <w:rPr>
-                <w:rFonts w:ascii="Calibri" w:cs="Calibri" w:eastAsia="Calibri" w:hAnsi="Calibri"/>
-                <w:color w:val="1A1A1A"/>
-                <w:sz w:val="18"/>
-                <w:szCs w:val="18"/>
-              </w:rPr>
-              <w:t xml:space="preserve">$3.232</w:t>
-            </w:r>
-          </w:p>
-        </w:tc>
-        <w:tc>
-          <w:tcPr>
-            <w:tcW w:type="dxa" w:w="2246"/>
-            <w:tcMar>
-              <w:top w:type="dxa" w:w="70"/>
-              <w:left w:type="dxa" w:w="110"/>
-              <w:bottom w:type="dxa" w:w="70"/>
-              <w:right w:type="dxa" w:w="110"/>
-            </w:tcMar>
-          </w:tcPr>
-          <w:p>
-            <w:pPr>
-              <w:spacing w:after="0" w:line="250"/>
-              <w:jc w:val="right"/>
-            </w:pPr>
-            <w:r>
-              <w:rPr>
-                <w:rFonts w:ascii="Calibri" w:cs="Calibri" w:eastAsia="Calibri" w:hAnsi="Calibri"/>
-                <w:b/>
-                <w:bCs/>
-                <w:color w:val="2F6E4E"/>
-                <w:sz w:val="18"/>
-                <w:szCs w:val="18"/>
-              </w:rPr>
-              <w:t xml:space="preserve">−$0.105</w:t>
-            </w:r>
-          </w:p>
-        </w:tc>
-      </w:tr>
-      <w:tr>
-        <w:tc>
-          <w:tcPr>
-            <w:tcW w:type="dxa" w:w="2808"/>
-            <w:tcMar>
-              <w:top w:type="dxa" w:w="70"/>
-              <w:left w:type="dxa" w:w="110"/>
-              <w:bottom w:type="dxa" w:w="70"/>
-              <w:right w:type="dxa" w:w="110"/>
-            </w:tcMar>
-          </w:tcPr>
-          <w:p>
-            <w:pPr>
-              <w:spacing w:after="0" w:line="250"/>
-            </w:pPr>
-            <w:r>
-              <w:rPr>
-                <w:rFonts w:ascii="Calibri" w:cs="Calibri" w:eastAsia="Calibri" w:hAnsi="Calibri"/>
-                <w:b/>
-                <w:bCs/>
-                <w:color w:val="1A1A1A"/>
-                <w:sz w:val="18"/>
-                <w:szCs w:val="18"/>
-              </w:rPr>
-              <w:t xml:space="preserve">Difference</w:t>
-            </w:r>
-          </w:p>
-        </w:tc>
-        <w:tc>
-          <w:tcPr>
-            <w:tcW w:type="dxa" w:w="2153"/>
-            <w:tcMar>
-              <w:top w:type="dxa" w:w="70"/>
-              <w:left w:type="dxa" w:w="110"/>
-              <w:bottom w:type="dxa" w:w="70"/>
-              <w:right w:type="dxa" w:w="110"/>
-            </w:tcMar>
-          </w:tcPr>
-          <w:p>
-            <w:pPr>
-              <w:spacing w:after="0" w:line="250"/>
-              <w:jc w:val="right"/>
-            </w:pPr>
-          </w:p>
-        </w:tc>
-        <w:tc>
-          <w:tcPr>
-            <w:tcW w:type="dxa" w:w="2153"/>
-            <w:tcMar>
-              <w:top w:type="dxa" w:w="70"/>
-              <w:left w:type="dxa" w:w="110"/>
-              <w:bottom w:type="dxa" w:w="70"/>
-              <w:right w:type="dxa" w:w="110"/>
-            </w:tcMar>
-          </w:tcPr>
-          <w:p>
-            <w:pPr>
-              <w:spacing w:after="0" w:line="250"/>
-              <w:jc w:val="right"/>
-            </w:pPr>
-          </w:p>
-        </w:tc>
-        <w:tc>
-          <w:tcPr>
-            <w:tcW w:type="dxa" w:w="2246"/>
-            <w:tcMar>
-              <w:top w:type="dxa" w:w="70"/>
-              <w:left w:type="dxa" w:w="110"/>
-              <w:bottom w:type="dxa" w:w="70"/>
-              <w:right w:type="dxa" w:w="110"/>
-            </w:tcMar>
-          </w:tcPr>
-          <w:p>
-            <w:pPr>
-              <w:spacing w:after="0" w:line="250"/>
-              <w:jc w:val="right"/>
-            </w:pPr>
-            <w:r>
-              <w:rPr>
-                <w:rFonts w:ascii="Calibri" w:cs="Calibri" w:eastAsia="Calibri" w:hAnsi="Calibri"/>
-                <w:b/>
-                <w:bCs/>
-                <w:color w:val="1A1A1A"/>
-                <w:sz w:val="18"/>
-                <w:szCs w:val="18"/>
-              </w:rPr>
-              <w:t xml:space="preserve">+$0.244</w:t>
-            </w:r>
+                <w:color w:val="8C2F22"/>
+                <w:sz w:val="18"/>
+                <w:szCs w:val="18"/>
+              </w:rPr>
+              <w:t xml:space="preserve">+$0.032</w:t>
+            </w:r>
+          </w:p>
+        </w:tc>
+        <w:tc>
+          <w:tcPr>
+            <w:tcW w:type="dxa" w:w="1684"/>
+            <w:tcMar>
+              <w:top w:type="dxa" w:w="70"/>
+              <w:left w:type="dxa" w:w="110"/>
+              <w:bottom w:type="dxa" w:w="70"/>
+              <w:right w:type="dxa" w:w="110"/>
+            </w:tcMar>
+          </w:tcPr>
+          <w:p>
+            <w:pPr>
+              <w:spacing w:after="0" w:line="250"/>
+              <w:jc w:val="right"/>
+            </w:pPr>
           </w:p>
         </w:tc>
       </w:tr>
@@ -5149,35 +5239,55 @@
       <w:r>
         <w:rPr>
           <w:rFonts w:ascii="Cambria" w:cs="Cambria" w:eastAsia="Cambria" w:hAnsi="Cambria"/>
-          <w:color w:val="1A1A1A"/>
-          <w:sz w:val="21"/>
-          <w:szCs w:val="21"/>
-        </w:rPr>
-        <w:t xml:space="preserve">Equivalently: </w:t>
-      </w:r>
-      <w:r>
-        <w:rPr>
-          <w:rFonts w:ascii="Cambria" w:cs="Cambria" w:eastAsia="Cambria" w:hAnsi="Cambria"/>
           <w:b/>
           <w:bCs/>
           <w:color w:val="1A1A1A"/>
           <w:sz w:val="21"/>
           <w:szCs w:val="21"/>
         </w:rPr>
-        <w:t xml:space="preserve">Walmart's premium over Aldi is 97¢ in the high-Black ZIPs and 72¢ in the low-Black ones</w:t>
-      </w:r>
-      <w:r>
-        <w:rPr>
-          <w:rFonts w:ascii="Cambria" w:cs="Cambria" w:eastAsia="Cambria" w:hAnsi="Cambria"/>
-          <w:color w:val="1A1A1A"/>
-          <w:sz w:val="21"/>
-          <w:szCs w:val="21"/>
-        </w:rPr>
-        <w:t xml:space="preserve"> — a 24¢ wider gap where more Black residents live.</w:t>
+        <w:t xml:space="preserve">On like-for-like ZIP codes the direction survives</w:t>
+      </w:r>
+      <w:r>
+        <w:rPr>
+          <w:rFonts w:ascii="Cambria" w:cs="Cambria" w:eastAsia="Cambria" w:hAnsi="Cambria"/>
+          <w:color w:val="1A1A1A"/>
+          <w:sz w:val="21"/>
+          <w:szCs w:val="21"/>
+        </w:rPr>
+        <w:t xml:space="preserve"> — Aldi's gradient is negative in both vintages while Walmart's is positive — but the magnitude attenuates from 22¢ to 16¢. On the fuller September sample it collapses to 3¢ and Aldi turns positive.</w:t>
       </w:r>
     </w:p>
     <w:p>
       <w:pPr>
+        <w:pBdr>
+          <w:left w:val="single" w:color="1B4A6B" w:sz="18" w:space="10"/>
+        </w:pBdr>
+        <w:spacing w:after="180" w:line="276"/>
+        <w:ind w:left="170"/>
+      </w:pPr>
+      <w:r>
+        <w:rPr>
+          <w:rFonts w:ascii="Cambria" w:cs="Cambria" w:eastAsia="Cambria" w:hAnsi="Cambria"/>
+          <w:b/>
+          <w:bCs/>
+          <w:color w:val="1A1A1A"/>
+          <w:sz w:val="21"/>
+          <w:szCs w:val="21"/>
+        </w:rPr>
+        <w:t xml:space="preserve">What drives the collapse is fourteen ZIP codes.</w:t>
+      </w:r>
+      <w:r>
+        <w:rPr>
+          <w:rFonts w:ascii="Cambria" w:cs="Cambria" w:eastAsia="Cambria" w:hAnsi="Cambria"/>
+          <w:color w:val="1A1A1A"/>
+          <w:sz w:val="21"/>
+          <w:szCs w:val="21"/>
+        </w:rPr>
+        <w:t xml:space="preserve"> They are all low-Black and twelve of them are in Texas; adding them to the comparison group moves the estimate from +17.5¢ to +3.2¢. A result that moves by a factor of five on fourteen observations is not a stable estimate. It was never statistically significant — t +0.96 clustered at its strongest — and it is not robust either.</w:t>
+      </w:r>
+    </w:p>
+    <w:p>
+      <w:pPr>
         <w:spacing w:after="140" w:line="276"/>
       </w:pPr>
       <w:r>
@@ -5187,7 +5297,146 @@
           <w:sz w:val="21"/>
           <w:szCs w:val="21"/>
         </w:rPr>
-        <w:t xml:space="preserve">Regressed on percent Black over the same ZIPs, controlling for income and log population:</w:t>
+        <w:t xml:space="preserve">Differencing the two retailers at the same ZIP does remove everything common to the location — freight, local demand, competition, income, urbanicity, and the federal Class I differential — and that is why the comparison is worth running at all. But its value depends on both chains being measured in the same places </w:t>
+      </w:r>
+      <w:r>
+        <w:rPr>
+          <w:rFonts w:ascii="Cambria" w:cs="Cambria" w:eastAsia="Cambria" w:hAnsi="Cambria"/>
+          <w:i/>
+          <w:iCs/>
+          <w:color w:val="1A1A1A"/>
+          <w:sz w:val="21"/>
+          <w:szCs w:val="21"/>
+        </w:rPr>
+        <w:t xml:space="preserve">at the same time</w:t>
+      </w:r>
+      <w:r>
+        <w:rPr>
+          <w:rFonts w:ascii="Cambria" w:cs="Cambria" w:eastAsia="Cambria" w:hAnsi="Cambria"/>
+          <w:color w:val="1A1A1A"/>
+          <w:sz w:val="21"/>
+          <w:szCs w:val="21"/>
+        </w:rPr>
+        <w:t xml:space="preserve">, and Aldi's milk prices move: across the two collections the correlation is only </w:t>
+      </w:r>
+      <w:r>
+        <w:rPr>
+          <w:rFonts w:ascii="Cambria" w:cs="Cambria" w:eastAsia="Cambria" w:hAnsi="Cambria"/>
+          <w:b/>
+          <w:bCs/>
+          <w:color w:val="1A1A1A"/>
+          <w:sz w:val="21"/>
+          <w:szCs w:val="21"/>
+        </w:rPr>
+        <w:t xml:space="preserve">+0.780</w:t>
+      </w:r>
+      <w:r>
+        <w:rPr>
+          <w:rFonts w:ascii="Cambria" w:cs="Cambria" w:eastAsia="Cambria" w:hAnsi="Cambria"/>
+          <w:color w:val="1A1A1A"/>
+          <w:sz w:val="21"/>
+          <w:szCs w:val="21"/>
+        </w:rPr>
+        <w:t xml:space="preserve"> with 39% of ZIPs identical, and one store was observed moving all five of its fluid-milk prices within thirty minutes while its seventeen non-milk prices held to the cent.</w:t>
+      </w:r>
+    </w:p>
+    <w:p>
+      <w:pPr>
+        <w:spacing w:after="140" w:line="276"/>
+      </w:pPr>
+      <w:r>
+        <w:rPr>
+          <w:rFonts w:ascii="Cambria" w:cs="Cambria" w:eastAsia="Cambria" w:hAnsi="Cambria"/>
+          <w:color w:val="1A1A1A"/>
+          <w:sz w:val="21"/>
+          <w:szCs w:val="21"/>
+        </w:rPr>
+        <w:t xml:space="preserve">Aldi on its own terms remains flat to slightly negative in the pooled data, and never approaches significance in any specification.</w:t>
+      </w:r>
+    </w:p>
+    <w:p>
+      <w:pPr>
+        <w:spacing w:after="140" w:line="276"/>
+      </w:pPr>
+      <w:r>
+        <w:rPr>
+          <w:rFonts w:ascii="Cambria" w:cs="Cambria" w:eastAsia="Cambria" w:hAnsi="Cambria"/>
+          <w:color w:val="555555"/>
+          <w:sz w:val="20"/>
+          <w:szCs w:val="20"/>
+        </w:rPr>
+        <w:t xml:space="preserve">Assumption: absent any racial gradient the Walmart-minus-Aldi spread would be constant across ZIP codes. The two chains price different private labels at different levels — Aldi is a discounter and the average spread is 72¢–97¢ — so the </w:t>
+      </w:r>
+      <w:r>
+        <w:rPr>
+          <w:rFonts w:ascii="Cambria" w:cs="Cambria" w:eastAsia="Cambria" w:hAnsi="Cambria"/>
+          <w:i/>
+          <w:iCs/>
+          <w:color w:val="555555"/>
+          <w:sz w:val="20"/>
+          <w:szCs w:val="20"/>
+        </w:rPr>
+        <w:t xml:space="preserve">level</w:t>
+      </w:r>
+      <w:r>
+        <w:rPr>
+          <w:rFonts w:ascii="Cambria" w:cs="Cambria" w:eastAsia="Cambria" w:hAnsi="Cambria"/>
+          <w:color w:val="555555"/>
+          <w:sz w:val="20"/>
+          <w:szCs w:val="20"/>
+        </w:rPr>
+        <w:t xml:space="preserve"> of that spread carries no meaning. Only its variation with racial composition does.</w:t>
+      </w:r>
+    </w:p>
+    <w:p>
+      <w:pPr>
+        <w:pStyle w:val="Heading2"/>
+        <w:spacing w:after="150" w:before="340"/>
+      </w:pPr>
+      <w:r>
+        <w:rPr>
+          <w:rFonts w:ascii="Calibri" w:cs="Calibri" w:eastAsia="Calibri" w:hAnsi="Calibri"/>
+          <w:b/>
+          <w:bCs/>
+          <w:color w:val="1B4A6B"/>
+          <w:sz w:val="26"/>
+          <w:szCs w:val="26"/>
+        </w:rPr>
+        <w:t xml:space="preserve">6. Can the two chains price differently? Both can.</w:t>
+      </w:r>
+    </w:p>
+    <w:p>
+      <w:pPr>
+        <w:spacing w:after="140" w:line="276"/>
+      </w:pPr>
+      <w:r>
+        <w:rPr>
+          <w:rFonts w:ascii="Cambria" w:cs="Cambria" w:eastAsia="Cambria" w:hAnsi="Cambria"/>
+          <w:color w:val="1A1A1A"/>
+          <w:sz w:val="21"/>
+          <w:szCs w:val="21"/>
+        </w:rPr>
+        <w:t xml:space="preserve">A natural explanation for §5 would be that the chains are built differently — that Aldi prices in broad zones and so cannot vary by neighbourhood, while Walmart prices store by store and can. </w:t>
+      </w:r>
+      <w:r>
+        <w:rPr>
+          <w:rFonts w:ascii="Cambria" w:cs="Cambria" w:eastAsia="Cambria" w:hAnsi="Cambria"/>
+          <w:b/>
+          <w:bCs/>
+          <w:color w:val="1A1A1A"/>
+          <w:sz w:val="21"/>
+          <w:szCs w:val="21"/>
+        </w:rPr>
+        <w:t xml:space="preserve">That explanation was tested and it is wrong.</w:t>
+      </w:r>
+      <w:r>
+        <w:rPr>
+          <w:rFonts w:ascii="Cambria" w:cs="Cambria" w:eastAsia="Cambria" w:hAnsi="Cambria"/>
+          <w:color w:val="1A1A1A"/>
+          <w:sz w:val="21"/>
+          <w:szCs w:val="21"/>
+        </w:rPr>
+        <w:t xml:space="preserve"> The two chains disperse their milk prices almost identically:</w:t>
       </w:r>
     </w:p>
     <w:tbl>
@@ -5254,7 +5503,7 @@
                 <w:sz w:val="17"/>
                 <w:szCs w:val="17"/>
               </w:rPr>
-              <w:t xml:space="preserve">Coef $/gal per point</w:t>
+              <w:t xml:space="preserve">Distinct prices nationally</w:t>
             </w:r>
           </w:p>
         </w:tc>
@@ -5283,7 +5532,7 @@
                 <w:sz w:val="17"/>
                 <w:szCs w:val="17"/>
               </w:rPr>
-              <w:t xml:space="preserve">t (conventional)</w:t>
+              <w:t xml:space="preserve">Median per state</w:t>
             </w:r>
           </w:p>
         </w:tc>
@@ -5312,7 +5561,7 @@
                 <w:sz w:val="17"/>
                 <w:szCs w:val="17"/>
               </w:rPr>
-              <w:t xml:space="preserve">t (clustered on state)</w:t>
+              <w:t xml:space="preserve">Standard deviation</w:t>
             </w:r>
           </w:p>
         </w:tc>
@@ -5339,7 +5588,7 @@
                 <w:sz w:val="18"/>
                 <w:szCs w:val="18"/>
               </w:rPr>
-              <w:t xml:space="preserve">Walmart</w:t>
+              <w:t xml:space="preserve">Aldi — 1,333 ZIPs, 12 states</w:t>
             </w:r>
           </w:p>
         </w:tc>
@@ -5365,7 +5614,7 @@
                 <w:sz w:val="18"/>
                 <w:szCs w:val="18"/>
               </w:rPr>
-              <w:t xml:space="preserve">+0.00175</w:t>
+              <w:t xml:space="preserve">63</w:t>
             </w:r>
           </w:p>
         </w:tc>
@@ -5387,11 +5636,13 @@
             <w:r>
               <w:rPr>
                 <w:rFonts w:ascii="Calibri" w:cs="Calibri" w:eastAsia="Calibri" w:hAnsi="Calibri"/>
-                <w:color w:val="1A1A1A"/>
-                <w:sz w:val="18"/>
-                <w:szCs w:val="18"/>
-              </w:rPr>
-              <w:t xml:space="preserve">+1.09</w:t>
+                <w:b/>
+                <w:bCs/>
+                <w:color w:val="1A1A1A"/>
+                <w:sz w:val="18"/>
+                <w:szCs w:val="18"/>
+              </w:rPr>
+              <w:t xml:space="preserve">21</w:t>
             </w:r>
           </w:p>
         </w:tc>
@@ -5413,11 +5664,13 @@
             <w:r>
               <w:rPr>
                 <w:rFonts w:ascii="Calibri" w:cs="Calibri" w:eastAsia="Calibri" w:hAnsi="Calibri"/>
-                <w:color w:val="1A1A1A"/>
-                <w:sz w:val="18"/>
-                <w:szCs w:val="18"/>
-              </w:rPr>
-              <w:t xml:space="preserve">+0.72</w:t>
+                <w:b/>
+                <w:bCs/>
+                <w:color w:val="1A1A1A"/>
+                <w:sz w:val="18"/>
+                <w:szCs w:val="18"/>
+              </w:rPr>
+              <w:t xml:space="preserve">$0.597</w:t>
             </w:r>
           </w:p>
         </w:tc>
@@ -5444,7 +5697,7 @@
                 <w:sz w:val="18"/>
                 <w:szCs w:val="18"/>
               </w:rPr>
-              <w:t xml:space="preserve">Aldi</w:t>
+              <w:t xml:space="preserve">Walmart — 3,768 ZIPs, 43 states</w:t>
             </w:r>
           </w:p>
         </w:tc>
@@ -5470,7 +5723,7 @@
                 <w:sz w:val="18"/>
                 <w:szCs w:val="18"/>
               </w:rPr>
-              <w:t xml:space="preserve">−0.00318</w:t>
+              <w:t xml:space="preserve">177</w:t>
             </w:r>
           </w:p>
         </w:tc>
@@ -5488,59 +5741,6 @@
             <w:pPr>
               <w:spacing w:after="0" w:line="250"/>
               <w:jc w:val="right"/>
-            </w:pPr>
-            <w:r>
-              <w:rPr>
-                <w:rFonts w:ascii="Calibri" w:cs="Calibri" w:eastAsia="Calibri" w:hAnsi="Calibri"/>
-                <w:color w:val="1A1A1A"/>
-                <w:sz w:val="18"/>
-                <w:szCs w:val="18"/>
-              </w:rPr>
-              <w:t xml:space="preserve">−1.43</w:t>
-            </w:r>
-          </w:p>
-        </w:tc>
-        <w:tc>
-          <w:tcPr>
-            <w:tcW w:type="dxa" w:w="2060"/>
-            <w:tcMar>
-              <w:top w:type="dxa" w:w="70"/>
-              <w:left w:type="dxa" w:w="110"/>
-              <w:bottom w:type="dxa" w:w="70"/>
-              <w:right w:type="dxa" w:w="110"/>
-            </w:tcMar>
-          </w:tcPr>
-          <w:p>
-            <w:pPr>
-              <w:spacing w:after="0" w:line="250"/>
-              <w:jc w:val="right"/>
-            </w:pPr>
-            <w:r>
-              <w:rPr>
-                <w:rFonts w:ascii="Calibri" w:cs="Calibri" w:eastAsia="Calibri" w:hAnsi="Calibri"/>
-                <w:color w:val="1A1A1A"/>
-                <w:sz w:val="18"/>
-                <w:szCs w:val="18"/>
-              </w:rPr>
-              <w:t xml:space="preserve">−0.78</w:t>
-            </w:r>
-          </w:p>
-        </w:tc>
-      </w:tr>
-      <w:tr>
-        <w:tc>
-          <w:tcPr>
-            <w:tcW w:type="dxa" w:w="3182"/>
-            <w:tcMar>
-              <w:top w:type="dxa" w:w="70"/>
-              <w:left w:type="dxa" w:w="110"/>
-              <w:bottom w:type="dxa" w:w="70"/>
-              <w:right w:type="dxa" w:w="110"/>
-            </w:tcMar>
-          </w:tcPr>
-          <w:p>
-            <w:pPr>
-              <w:spacing w:after="0" w:line="250"/>
             </w:pPr>
             <w:r>
               <w:rPr>
@@ -5551,13 +5751,13 @@
                 <w:sz w:val="18"/>
                 <w:szCs w:val="18"/>
               </w:rPr>
-              <w:t xml:space="preserve">Walmart − Aldi</w:t>
-            </w:r>
-          </w:p>
-        </w:tc>
-        <w:tc>
-          <w:tcPr>
-            <w:tcW w:type="dxa" w:w="2059"/>
+              <w:t xml:space="preserve">21</w:t>
+            </w:r>
+          </w:p>
+        </w:tc>
+        <w:tc>
+          <w:tcPr>
+            <w:tcW w:type="dxa" w:w="2060"/>
             <w:tcMar>
               <w:top w:type="dxa" w:w="70"/>
               <w:left w:type="dxa" w:w="110"/>
@@ -5579,63 +5779,7 @@
                 <w:sz w:val="18"/>
                 <w:szCs w:val="18"/>
               </w:rPr>
-              <w:t xml:space="preserve">+0.00493</w:t>
-            </w:r>
-          </w:p>
-        </w:tc>
-        <w:tc>
-          <w:tcPr>
-            <w:tcW w:type="dxa" w:w="2059"/>
-            <w:tcMar>
-              <w:top w:type="dxa" w:w="70"/>
-              <w:left w:type="dxa" w:w="110"/>
-              <w:bottom w:type="dxa" w:w="70"/>
-              <w:right w:type="dxa" w:w="110"/>
-            </w:tcMar>
-          </w:tcPr>
-          <w:p>
-            <w:pPr>
-              <w:spacing w:after="0" w:line="250"/>
-              <w:jc w:val="right"/>
-            </w:pPr>
-            <w:r>
-              <w:rPr>
-                <w:rFonts w:ascii="Calibri" w:cs="Calibri" w:eastAsia="Calibri" w:hAnsi="Calibri"/>
-                <w:b/>
-                <w:bCs/>
-                <w:color w:val="1A1A1A"/>
-                <w:sz w:val="18"/>
-                <w:szCs w:val="18"/>
-              </w:rPr>
-              <w:t xml:space="preserve">+1.88</w:t>
-            </w:r>
-          </w:p>
-        </w:tc>
-        <w:tc>
-          <w:tcPr>
-            <w:tcW w:type="dxa" w:w="2060"/>
-            <w:tcMar>
-              <w:top w:type="dxa" w:w="70"/>
-              <w:left w:type="dxa" w:w="110"/>
-              <w:bottom w:type="dxa" w:w="70"/>
-              <w:right w:type="dxa" w:w="110"/>
-            </w:tcMar>
-          </w:tcPr>
-          <w:p>
-            <w:pPr>
-              <w:spacing w:after="0" w:line="250"/>
-              <w:jc w:val="right"/>
-            </w:pPr>
-            <w:r>
-              <w:rPr>
-                <w:rFonts w:ascii="Calibri" w:cs="Calibri" w:eastAsia="Calibri" w:hAnsi="Calibri"/>
-                <w:b/>
-                <w:bCs/>
-                <w:color w:val="1A1A1A"/>
-                <w:sz w:val="18"/>
-                <w:szCs w:val="18"/>
-              </w:rPr>
-              <w:t xml:space="preserve">+0.96</w:t>
+              <w:t xml:space="preserve">$0.588</w:t>
             </w:r>
           </w:p>
         </w:tc>
@@ -5657,8 +5801,17 @@
           <w:sz w:val="21"/>
           <w:szCs w:val="21"/>
         </w:rPr>
-        <w:t xml:space="preserve">Differencing the two retailers at the same ZIP removes everything common to the location — freight, local demand, competition, income, urbanicity, and the federal Class I differential. </w:t>
-      </w:r>
+        <w:t xml:space="preserve">Aldi varies its milk price across stores just as freely as Walmart does — a median of 21 distinct prices per state at each chain, and near-identical dispersion. Aldi's storefront does expose a “zone” identifier, but it is a service and delivery zone rather than a price zone: 32% of zones carry more than one price, one zone spans $2.56, and two ZIP codes sharing a single zone were observed at $2.85 and $5.85 because they resolve to different stores.</w:t>
+      </w:r>
+    </w:p>
+    <w:p>
+      <w:pPr>
+        <w:pBdr>
+          <w:left w:val="single" w:color="1B4A6B" w:sz="18" w:space="10"/>
+        </w:pBdr>
+        <w:spacing w:after="180" w:line="276"/>
+        <w:ind w:left="170"/>
+      </w:pPr>
       <w:r>
         <w:rPr>
           <w:rFonts w:ascii="Cambria" w:cs="Cambria" w:eastAsia="Cambria" w:hAnsi="Cambria"/>
@@ -5668,16 +5821,16 @@
           <w:sz w:val="21"/>
           <w:szCs w:val="21"/>
         </w:rPr>
-        <w:t xml:space="preserve">What remains is the retailer.</w:t>
-      </w:r>
-      <w:r>
-        <w:rPr>
-          <w:rFonts w:ascii="Cambria" w:cs="Cambria" w:eastAsia="Cambria" w:hAnsi="Cambria"/>
-          <w:color w:val="1A1A1A"/>
-          <w:sz w:val="21"/>
-          <w:szCs w:val="21"/>
-        </w:rPr>
-        <w:t xml:space="preserve"> This is the cleanest identification the available data supports, and it is why this comparison carries more weight than any single-chain regression above.</w:t>
+        <w:t xml:space="preserve">This strengthens §5 rather than weakening it.</w:t>
+      </w:r>
+      <w:r>
+        <w:rPr>
+          <w:rFonts w:ascii="Cambria" w:cs="Cambria" w:eastAsia="Cambria" w:hAnsi="Cambria"/>
+          <w:color w:val="1A1A1A"/>
+          <w:sz w:val="21"/>
+          <w:szCs w:val="21"/>
+        </w:rPr>
+        <w:t xml:space="preserve"> If Aldi were structurally incapable of pricing on neighbourhood, its flat-to-negative gradient would be uninformative — a constraint, not a choice. Because Aldi has the same capacity to vary that Walmart has and still moves the other way, the competing architectural explanation for the difference is removed.</w:t>
       </w:r>
     </w:p>
     <w:p>
@@ -5687,90 +5840,111 @@
       <w:r>
         <w:rPr>
           <w:rFonts w:ascii="Cambria" w:cs="Cambria" w:eastAsia="Cambria" w:hAnsi="Cambria"/>
+          <w:color w:val="1A1A1A"/>
+          <w:sz w:val="21"/>
+          <w:szCs w:val="21"/>
+        </w:rPr>
+        <w:t xml:space="preserve">What remains distinctive about Walmart is not </w:t>
+      </w:r>
+      <w:r>
+        <w:rPr>
+          <w:rFonts w:ascii="Cambria" w:cs="Cambria" w:eastAsia="Cambria" w:hAnsi="Cambria"/>
+          <w:i/>
+          <w:iCs/>
+          <w:color w:val="1A1A1A"/>
+          <w:sz w:val="21"/>
+          <w:szCs w:val="21"/>
+        </w:rPr>
+        <w:t xml:space="preserve">whether</w:t>
+      </w:r>
+      <w:r>
+        <w:rPr>
+          <w:rFonts w:ascii="Cambria" w:cs="Cambria" w:eastAsia="Cambria" w:hAnsi="Cambria"/>
+          <w:color w:val="1A1A1A"/>
+          <w:sz w:val="21"/>
+          <w:szCs w:val="21"/>
+        </w:rPr>
+        <w:t xml:space="preserve"> it can vary prices but </w:t>
+      </w:r>
+      <w:r>
+        <w:rPr>
+          <w:rFonts w:ascii="Cambria" w:cs="Cambria" w:eastAsia="Cambria" w:hAnsi="Cambria"/>
+          <w:i/>
+          <w:iCs/>
+          <w:color w:val="1A1A1A"/>
+          <w:sz w:val="21"/>
+          <w:szCs w:val="21"/>
+        </w:rPr>
+        <w:t xml:space="preserve">which product</w:t>
+      </w:r>
+      <w:r>
+        <w:rPr>
+          <w:rFonts w:ascii="Cambria" w:cs="Cambria" w:eastAsia="Cambria" w:hAnsi="Cambria"/>
+          <w:color w:val="1A1A1A"/>
+          <w:sz w:val="21"/>
+          <w:szCs w:val="21"/>
+        </w:rPr>
+        <w:t xml:space="preserve"> it varies. Across all 92 South Carolina stores, Great Value whole milk took </w:t>
+      </w:r>
+      <w:r>
+        <w:rPr>
+          <w:rFonts w:ascii="Cambria" w:cs="Cambria" w:eastAsia="Cambria" w:hAnsi="Cambria"/>
           <w:b/>
           <w:bCs/>
           <w:color w:val="1A1A1A"/>
           <w:sz w:val="21"/>
           <w:szCs w:val="21"/>
         </w:rPr>
-        <w:t xml:space="preserve">It is nonetheless not significant.</w:t>
-      </w:r>
-      <w:r>
-        <w:rPr>
-          <w:rFonts w:ascii="Cambria" w:cs="Cambria" w:eastAsia="Cambria" w:hAnsi="Cambria"/>
-          <w:color w:val="1A1A1A"/>
-          <w:sz w:val="21"/>
-          <w:szCs w:val="21"/>
-        </w:rPr>
-        <w:t xml:space="preserve"> With twelve state clusters the statistic is t = +0.96. The conventional t of +1.88 ignores clustering and should never be quoted on its own.</w:t>
-      </w:r>
-    </w:p>
-    <w:p>
-      <w:pPr>
-        <w:spacing w:after="140" w:line="276"/>
-      </w:pPr>
-      <w:r>
-        <w:rPr>
-          <w:rFonts w:ascii="Cambria" w:cs="Cambria" w:eastAsia="Cambria" w:hAnsi="Cambria"/>
-          <w:color w:val="1A1A1A"/>
-          <w:sz w:val="21"/>
-          <w:szCs w:val="21"/>
-        </w:rPr>
-        <w:t xml:space="preserve">Aldi on its own terms is flat to slightly negative throughout — pooled across all 1,333 ZIPs the coefficient runs −0.0008 to −0.0018 and never approaches significance — and in the low-income rural segment under county controls it is significantly </w:t>
-      </w:r>
-      <w:r>
-        <w:rPr>
-          <w:rFonts w:ascii="Cambria" w:cs="Cambria" w:eastAsia="Cambria" w:hAnsi="Cambria"/>
-          <w:i/>
-          <w:iCs/>
-          <w:color w:val="1A1A1A"/>
-          <w:sz w:val="21"/>
-          <w:szCs w:val="21"/>
-        </w:rPr>
-        <w:t xml:space="preserve">negative</w:t>
-      </w:r>
-      <w:r>
-        <w:rPr>
-          <w:rFonts w:ascii="Cambria" w:cs="Cambria" w:eastAsia="Cambria" w:hAnsi="Cambria"/>
-          <w:color w:val="1A1A1A"/>
-          <w:sz w:val="21"/>
-          <w:szCs w:val="21"/>
-        </w:rPr>
-        <w:t xml:space="preserve"> (−0.00781, t −3.14 clustered). Wherever Aldi moves, it moves the other way.</w:t>
-      </w:r>
-    </w:p>
-    <w:p>
-      <w:pPr>
-        <w:spacing w:after="140" w:line="276"/>
-      </w:pPr>
-      <w:r>
-        <w:rPr>
-          <w:rFonts w:ascii="Cambria" w:cs="Cambria" w:eastAsia="Cambria" w:hAnsi="Cambria"/>
-          <w:color w:val="555555"/>
-          <w:sz w:val="20"/>
-          <w:szCs w:val="20"/>
-        </w:rPr>
-        <w:t xml:space="preserve">Assumption: absent any racial gradient the Walmart-minus-Aldi spread would be constant across ZIP codes. The two chains price different private labels at different levels — Aldi is a discounter and the average spread is 72¢–97¢ — so the </w:t>
-      </w:r>
-      <w:r>
-        <w:rPr>
-          <w:rFonts w:ascii="Cambria" w:cs="Cambria" w:eastAsia="Cambria" w:hAnsi="Cambria"/>
-          <w:i/>
-          <w:iCs/>
-          <w:color w:val="555555"/>
-          <w:sz w:val="20"/>
-          <w:szCs w:val="20"/>
-        </w:rPr>
-        <w:t xml:space="preserve">level</w:t>
-      </w:r>
-      <w:r>
-        <w:rPr>
-          <w:rFonts w:ascii="Cambria" w:cs="Cambria" w:eastAsia="Cambria" w:hAnsi="Cambria"/>
-          <w:color w:val="555555"/>
-          <w:sz w:val="20"/>
-          <w:szCs w:val="20"/>
-        </w:rPr>
-        <w:t xml:space="preserve"> of that spread carries no meaning. Only its variation with racial composition does.</w:t>
+        <w:t xml:space="preserve">25 distinct prices</w:t>
+      </w:r>
+      <w:r>
+        <w:rPr>
+          <w:rFonts w:ascii="Cambria" w:cs="Cambria" w:eastAsia="Cambria" w:hAnsi="Cambria"/>
+          <w:color w:val="1A1A1A"/>
+          <w:sz w:val="21"/>
+          <w:szCs w:val="21"/>
+        </w:rPr>
+        <w:t xml:space="preserve"> while sour cream, mozzarella, Greek yogurt, eggs and canned green beans each took </w:t>
+      </w:r>
+      <w:r>
+        <w:rPr>
+          <w:rFonts w:ascii="Cambria" w:cs="Cambria" w:eastAsia="Cambria" w:hAnsi="Cambria"/>
+          <w:b/>
+          <w:bCs/>
+          <w:color w:val="1A1A1A"/>
+          <w:sz w:val="21"/>
+          <w:szCs w:val="21"/>
+        </w:rPr>
+        <w:t xml:space="preserve">exactly one</w:t>
+      </w:r>
+      <w:r>
+        <w:rPr>
+          <w:rFonts w:ascii="Cambria" w:cs="Cambria" w:eastAsia="Cambria" w:hAnsi="Cambria"/>
+          <w:color w:val="1A1A1A"/>
+          <w:sz w:val="21"/>
+          <w:szCs w:val="21"/>
+        </w:rPr>
+        <w:t xml:space="preserve"> statewide. Nationally whole milk takes 17 distinct prices, 1% milk 17 and chocolate 19, while every other basket item takes one or two. Two stores 2,800 miles apart — Sacramento and Ashburn, Virginia — price </w:t>
+      </w:r>
+      <w:r>
+        <w:rPr>
+          <w:rFonts w:ascii="Cambria" w:cs="Cambria" w:eastAsia="Cambria" w:hAnsi="Cambria"/>
+          <w:b/>
+          <w:bCs/>
+          <w:color w:val="1A1A1A"/>
+          <w:sz w:val="21"/>
+          <w:szCs w:val="21"/>
+        </w:rPr>
+        <w:t xml:space="preserve">8 of 13 items identically to the cent</w:t>
+      </w:r>
+      <w:r>
+        <w:rPr>
+          <w:rFonts w:ascii="Cambria" w:cs="Cambria" w:eastAsia="Cambria" w:hAnsi="Cambria"/>
+          <w:color w:val="1A1A1A"/>
+          <w:sz w:val="21"/>
+          <w:szCs w:val="21"/>
+        </w:rPr>
+        <w:t xml:space="preserve"> and differ on milk. That is a comparison across products within one chain, and it forecloses the defence that all staples are priced locally: bread and eggs are not.</w:t>
       </w:r>
     </w:p>
     <w:p>
@@ -5787,7 +5961,7 @@
           <w:sz w:val="26"/>
           <w:szCs w:val="26"/>
         </w:rPr>
-        <w:t xml:space="preserve">6. Can the two chains price differently? Both can.</w:t>
+        <w:t xml:space="preserve">7. A further finding that is solid, and is not a disparity</w:t>
       </w:r>
     </w:p>
     <w:p>
@@ -5797,383 +5971,63 @@
       <w:r>
         <w:rPr>
           <w:rFonts w:ascii="Cambria" w:cs="Cambria" w:eastAsia="Cambria" w:hAnsi="Cambria"/>
-          <w:color w:val="1A1A1A"/>
-          <w:sz w:val="21"/>
-          <w:szCs w:val="21"/>
-        </w:rPr>
-        <w:t xml:space="preserve">A natural explanation for §5 would be that the chains are built differently — that Aldi prices in broad zones and so cannot vary by neighbourhood, while Walmart prices store by store and can. </w:t>
-      </w:r>
-      <w:r>
-        <w:rPr>
-          <w:rFonts w:ascii="Cambria" w:cs="Cambria" w:eastAsia="Cambria" w:hAnsi="Cambria"/>
           <w:b/>
           <w:bCs/>
           <w:color w:val="1A1A1A"/>
           <w:sz w:val="21"/>
           <w:szCs w:val="21"/>
         </w:rPr>
-        <w:t xml:space="preserve">That explanation was tested and it is wrong.</w:t>
-      </w:r>
-      <w:r>
-        <w:rPr>
-          <w:rFonts w:ascii="Cambria" w:cs="Cambria" w:eastAsia="Cambria" w:hAnsi="Cambria"/>
-          <w:color w:val="1A1A1A"/>
-          <w:sz w:val="21"/>
-          <w:szCs w:val="21"/>
-        </w:rPr>
-        <w:t xml:space="preserve"> The two chains disperse their milk prices almost identically:</w:t>
-      </w:r>
-    </w:p>
-    <w:tbl>
-      <w:tblPr>
-        <w:tblW w:type="dxa" w:w="9360"/>
-        <w:tblBorders>
-          <w:top w:val="single" w:color="9AA7B2" w:sz="6"/>
-          <w:left w:val="none" w:color="FFFFFF" w:sz="0"/>
-          <w:bottom w:val="single" w:color="9AA7B2" w:sz="6"/>
-          <w:right w:val="none" w:color="FFFFFF" w:sz="0"/>
-          <w:insideH w:val="single" w:color="D6DDE3" w:sz="2"/>
-          <w:insideV w:val="none" w:color="FFFFFF" w:sz="0"/>
-        </w:tblBorders>
-      </w:tblPr>
-      <w:tblGrid>
-        <w:gridCol w:w="3182"/>
-        <w:gridCol w:w="2059"/>
-        <w:gridCol w:w="2059"/>
-        <w:gridCol w:w="2060"/>
-      </w:tblGrid>
-      <w:tr>
-        <w:trPr>
-          <w:tblHeader/>
-        </w:trPr>
-        <w:tc>
-          <w:tcPr>
-            <w:tcW w:type="dxa" w:w="3182"/>
-            <w:shd w:fill="EDF1F5" w:color="auto" w:val="clear"/>
-            <w:tcMar>
-              <w:top w:type="dxa" w:w="70"/>
-              <w:left w:type="dxa" w:w="110"/>
-              <w:bottom w:type="dxa" w:w="70"/>
-              <w:right w:type="dxa" w:w="110"/>
-            </w:tcMar>
-          </w:tcPr>
-          <w:p>
-            <w:pPr>
-              <w:spacing w:after="0" w:line="250"/>
-            </w:pPr>
-          </w:p>
-        </w:tc>
-        <w:tc>
-          <w:tcPr>
-            <w:tcW w:type="dxa" w:w="2059"/>
-            <w:shd w:fill="EDF1F5" w:color="auto" w:val="clear"/>
-            <w:tcMar>
-              <w:top w:type="dxa" w:w="70"/>
-              <w:left w:type="dxa" w:w="110"/>
-              <w:bottom w:type="dxa" w:w="70"/>
-              <w:right w:type="dxa" w:w="110"/>
-            </w:tcMar>
-          </w:tcPr>
-          <w:p>
-            <w:pPr>
-              <w:spacing w:after="0" w:line="250"/>
-              <w:jc w:val="right"/>
-            </w:pPr>
-            <w:r>
-              <w:rPr>
-                <w:rFonts w:ascii="Calibri" w:cs="Calibri" w:eastAsia="Calibri" w:hAnsi="Calibri"/>
-                <w:b/>
-                <w:bCs/>
-                <w:color w:val="1A1A1A"/>
-                <w:sz w:val="17"/>
-                <w:szCs w:val="17"/>
-              </w:rPr>
-              <w:t xml:space="preserve">Distinct prices nationally</w:t>
-            </w:r>
-          </w:p>
-        </w:tc>
-        <w:tc>
-          <w:tcPr>
-            <w:tcW w:type="dxa" w:w="2059"/>
-            <w:shd w:fill="EDF1F5" w:color="auto" w:val="clear"/>
-            <w:tcMar>
-              <w:top w:type="dxa" w:w="70"/>
-              <w:left w:type="dxa" w:w="110"/>
-              <w:bottom w:type="dxa" w:w="70"/>
-              <w:right w:type="dxa" w:w="110"/>
-            </w:tcMar>
-          </w:tcPr>
-          <w:p>
-            <w:pPr>
-              <w:spacing w:after="0" w:line="250"/>
-              <w:jc w:val="right"/>
-            </w:pPr>
-            <w:r>
-              <w:rPr>
-                <w:rFonts w:ascii="Calibri" w:cs="Calibri" w:eastAsia="Calibri" w:hAnsi="Calibri"/>
-                <w:b/>
-                <w:bCs/>
-                <w:color w:val="1A1A1A"/>
-                <w:sz w:val="17"/>
-                <w:szCs w:val="17"/>
-              </w:rPr>
-              <w:t xml:space="preserve">Median per state</w:t>
-            </w:r>
-          </w:p>
-        </w:tc>
-        <w:tc>
-          <w:tcPr>
-            <w:tcW w:type="dxa" w:w="2060"/>
-            <w:shd w:fill="EDF1F5" w:color="auto" w:val="clear"/>
-            <w:tcMar>
-              <w:top w:type="dxa" w:w="70"/>
-              <w:left w:type="dxa" w:w="110"/>
-              <w:bottom w:type="dxa" w:w="70"/>
-              <w:right w:type="dxa" w:w="110"/>
-            </w:tcMar>
-          </w:tcPr>
-          <w:p>
-            <w:pPr>
-              <w:spacing w:after="0" w:line="250"/>
-              <w:jc w:val="right"/>
-            </w:pPr>
-            <w:r>
-              <w:rPr>
-                <w:rFonts w:ascii="Calibri" w:cs="Calibri" w:eastAsia="Calibri" w:hAnsi="Calibri"/>
-                <w:b/>
-                <w:bCs/>
-                <w:color w:val="1A1A1A"/>
-                <w:sz w:val="17"/>
-                <w:szCs w:val="17"/>
-              </w:rPr>
-              <w:t xml:space="preserve">Standard deviation</w:t>
-            </w:r>
-          </w:p>
-        </w:tc>
-      </w:tr>
-      <w:tr>
-        <w:tc>
-          <w:tcPr>
-            <w:tcW w:type="dxa" w:w="3182"/>
-            <w:tcMar>
-              <w:top w:type="dxa" w:w="70"/>
-              <w:left w:type="dxa" w:w="110"/>
-              <w:bottom w:type="dxa" w:w="70"/>
-              <w:right w:type="dxa" w:w="110"/>
-            </w:tcMar>
-          </w:tcPr>
-          <w:p>
-            <w:pPr>
-              <w:spacing w:after="0" w:line="250"/>
-            </w:pPr>
-            <w:r>
-              <w:rPr>
-                <w:rFonts w:ascii="Calibri" w:cs="Calibri" w:eastAsia="Calibri" w:hAnsi="Calibri"/>
-                <w:color w:val="1A1A1A"/>
-                <w:sz w:val="18"/>
-                <w:szCs w:val="18"/>
-              </w:rPr>
-              <w:t xml:space="preserve">Aldi — 1,333 ZIPs, 12 states</w:t>
-            </w:r>
-          </w:p>
-        </w:tc>
-        <w:tc>
-          <w:tcPr>
-            <w:tcW w:type="dxa" w:w="2059"/>
-            <w:tcMar>
-              <w:top w:type="dxa" w:w="70"/>
-              <w:left w:type="dxa" w:w="110"/>
-              <w:bottom w:type="dxa" w:w="70"/>
-              <w:right w:type="dxa" w:w="110"/>
-            </w:tcMar>
-          </w:tcPr>
-          <w:p>
-            <w:pPr>
-              <w:spacing w:after="0" w:line="250"/>
-              <w:jc w:val="right"/>
-            </w:pPr>
-            <w:r>
-              <w:rPr>
-                <w:rFonts w:ascii="Calibri" w:cs="Calibri" w:eastAsia="Calibri" w:hAnsi="Calibri"/>
-                <w:color w:val="1A1A1A"/>
-                <w:sz w:val="18"/>
-                <w:szCs w:val="18"/>
-              </w:rPr>
-              <w:t xml:space="preserve">63</w:t>
-            </w:r>
-          </w:p>
-        </w:tc>
-        <w:tc>
-          <w:tcPr>
-            <w:tcW w:type="dxa" w:w="2059"/>
-            <w:tcMar>
-              <w:top w:type="dxa" w:w="70"/>
-              <w:left w:type="dxa" w:w="110"/>
-              <w:bottom w:type="dxa" w:w="70"/>
-              <w:right w:type="dxa" w:w="110"/>
-            </w:tcMar>
-          </w:tcPr>
-          <w:p>
-            <w:pPr>
-              <w:spacing w:after="0" w:line="250"/>
-              <w:jc w:val="right"/>
-            </w:pPr>
-            <w:r>
-              <w:rPr>
-                <w:rFonts w:ascii="Calibri" w:cs="Calibri" w:eastAsia="Calibri" w:hAnsi="Calibri"/>
-                <w:b/>
-                <w:bCs/>
-                <w:color w:val="1A1A1A"/>
-                <w:sz w:val="18"/>
-                <w:szCs w:val="18"/>
-              </w:rPr>
-              <w:t xml:space="preserve">21</w:t>
-            </w:r>
-          </w:p>
-        </w:tc>
-        <w:tc>
-          <w:tcPr>
-            <w:tcW w:type="dxa" w:w="2060"/>
-            <w:tcMar>
-              <w:top w:type="dxa" w:w="70"/>
-              <w:left w:type="dxa" w:w="110"/>
-              <w:bottom w:type="dxa" w:w="70"/>
-              <w:right w:type="dxa" w:w="110"/>
-            </w:tcMar>
-          </w:tcPr>
-          <w:p>
-            <w:pPr>
-              <w:spacing w:after="0" w:line="250"/>
-              <w:jc w:val="right"/>
-            </w:pPr>
-            <w:r>
-              <w:rPr>
-                <w:rFonts w:ascii="Calibri" w:cs="Calibri" w:eastAsia="Calibri" w:hAnsi="Calibri"/>
-                <w:b/>
-                <w:bCs/>
-                <w:color w:val="1A1A1A"/>
-                <w:sz w:val="18"/>
-                <w:szCs w:val="18"/>
-              </w:rPr>
-              <w:t xml:space="preserve">$0.597</w:t>
-            </w:r>
-          </w:p>
-        </w:tc>
-      </w:tr>
-      <w:tr>
-        <w:tc>
-          <w:tcPr>
-            <w:tcW w:type="dxa" w:w="3182"/>
-            <w:tcMar>
-              <w:top w:type="dxa" w:w="70"/>
-              <w:left w:type="dxa" w:w="110"/>
-              <w:bottom w:type="dxa" w:w="70"/>
-              <w:right w:type="dxa" w:w="110"/>
-            </w:tcMar>
-          </w:tcPr>
-          <w:p>
-            <w:pPr>
-              <w:spacing w:after="0" w:line="250"/>
-            </w:pPr>
-            <w:r>
-              <w:rPr>
-                <w:rFonts w:ascii="Calibri" w:cs="Calibri" w:eastAsia="Calibri" w:hAnsi="Calibri"/>
-                <w:color w:val="1A1A1A"/>
-                <w:sz w:val="18"/>
-                <w:szCs w:val="18"/>
-              </w:rPr>
-              <w:t xml:space="preserve">Walmart — 3,768 ZIPs, 43 states</w:t>
-            </w:r>
-          </w:p>
-        </w:tc>
-        <w:tc>
-          <w:tcPr>
-            <w:tcW w:type="dxa" w:w="2059"/>
-            <w:tcMar>
-              <w:top w:type="dxa" w:w="70"/>
-              <w:left w:type="dxa" w:w="110"/>
-              <w:bottom w:type="dxa" w:w="70"/>
-              <w:right w:type="dxa" w:w="110"/>
-            </w:tcMar>
-          </w:tcPr>
-          <w:p>
-            <w:pPr>
-              <w:spacing w:after="0" w:line="250"/>
-              <w:jc w:val="right"/>
-            </w:pPr>
-            <w:r>
-              <w:rPr>
-                <w:rFonts w:ascii="Calibri" w:cs="Calibri" w:eastAsia="Calibri" w:hAnsi="Calibri"/>
-                <w:color w:val="1A1A1A"/>
-                <w:sz w:val="18"/>
-                <w:szCs w:val="18"/>
-              </w:rPr>
-              <w:t xml:space="preserve">177</w:t>
-            </w:r>
-          </w:p>
-        </w:tc>
-        <w:tc>
-          <w:tcPr>
-            <w:tcW w:type="dxa" w:w="2059"/>
-            <w:tcMar>
-              <w:top w:type="dxa" w:w="70"/>
-              <w:left w:type="dxa" w:w="110"/>
-              <w:bottom w:type="dxa" w:w="70"/>
-              <w:right w:type="dxa" w:w="110"/>
-            </w:tcMar>
-          </w:tcPr>
-          <w:p>
-            <w:pPr>
-              <w:spacing w:after="0" w:line="250"/>
-              <w:jc w:val="right"/>
-            </w:pPr>
-            <w:r>
-              <w:rPr>
-                <w:rFonts w:ascii="Calibri" w:cs="Calibri" w:eastAsia="Calibri" w:hAnsi="Calibri"/>
-                <w:b/>
-                <w:bCs/>
-                <w:color w:val="1A1A1A"/>
-                <w:sz w:val="18"/>
-                <w:szCs w:val="18"/>
-              </w:rPr>
-              <w:t xml:space="preserve">21</w:t>
-            </w:r>
-          </w:p>
-        </w:tc>
-        <w:tc>
-          <w:tcPr>
-            <w:tcW w:type="dxa" w:w="2060"/>
-            <w:tcMar>
-              <w:top w:type="dxa" w:w="70"/>
-              <w:left w:type="dxa" w:w="110"/>
-              <w:bottom w:type="dxa" w:w="70"/>
-              <w:right w:type="dxa" w:w="110"/>
-            </w:tcMar>
-          </w:tcPr>
-          <w:p>
-            <w:pPr>
-              <w:spacing w:after="0" w:line="250"/>
-              <w:jc w:val="right"/>
-            </w:pPr>
-            <w:r>
-              <w:rPr>
-                <w:rFonts w:ascii="Calibri" w:cs="Calibri" w:eastAsia="Calibri" w:hAnsi="Calibri"/>
-                <w:b/>
-                <w:bCs/>
-                <w:color w:val="1A1A1A"/>
-                <w:sz w:val="18"/>
-                <w:szCs w:val="18"/>
-              </w:rPr>
-              <w:t xml:space="preserve">$0.588</w:t>
-            </w:r>
-          </w:p>
-        </w:tc>
-      </w:tr>
-    </w:tbl>
-    <w:p>
-      <w:pPr>
-        <w:spacing w:after="110"/>
-      </w:pPr>
+        <w:t xml:space="preserve">The affordability gap is real, and it is income rather than price.</w:t>
+      </w:r>
+      <w:r>
+        <w:rPr>
+          <w:rFonts w:ascii="Cambria" w:cs="Cambria" w:eastAsia="Cambria" w:hAnsi="Cambria"/>
+          <w:color w:val="1A1A1A"/>
+          <w:sz w:val="21"/>
+          <w:szCs w:val="21"/>
+        </w:rPr>
+        <w:t xml:space="preserve"> Milk cost as a share of household income rises steeply with the Black share of a ZIP: +0.0029 percentage points per point, t +11.9, with state fixed effects. But over the same stores the </w:t>
+      </w:r>
+      <w:r>
+        <w:rPr>
+          <w:rFonts w:ascii="Cambria" w:cs="Cambria" w:eastAsia="Cambria" w:hAnsi="Cambria"/>
+          <w:b/>
+          <w:bCs/>
+          <w:color w:val="1A1A1A"/>
+          <w:sz w:val="21"/>
+          <w:szCs w:val="21"/>
+        </w:rPr>
+        <w:t xml:space="preserve">price</w:t>
+      </w:r>
+      <w:r>
+        <w:rPr>
+          <w:rFonts w:ascii="Cambria" w:cs="Cambria" w:eastAsia="Cambria" w:hAnsi="Cambria"/>
+          <w:color w:val="1A1A1A"/>
+          <w:sz w:val="21"/>
+          <w:szCs w:val="21"/>
+        </w:rPr>
+        <w:t xml:space="preserve"> coefficient is negative (−0.0037, t −7.1) while median income falls </w:t>
+      </w:r>
+      <w:r>
+        <w:rPr>
+          <w:rFonts w:ascii="Cambria" w:cs="Cambria" w:eastAsia="Cambria" w:hAnsi="Cambria"/>
+          <w:b/>
+          <w:bCs/>
+          <w:color w:val="1A1A1A"/>
+          <w:sz w:val="21"/>
+          <w:szCs w:val="21"/>
+        </w:rPr>
+        <w:t xml:space="preserve">$359 per percentage point</w:t>
+      </w:r>
+      <w:r>
+        <w:rPr>
+          <w:rFonts w:ascii="Cambria" w:cs="Cambria" w:eastAsia="Cambria" w:hAnsi="Cambria"/>
+          <w:color w:val="1A1A1A"/>
+          <w:sz w:val="21"/>
+          <w:szCs w:val="21"/>
+        </w:rPr>
+        <w:t xml:space="preserve"> (t −12.9). The disparity is entirely in the denominator. That is a substantial finding about a necessity, but bread or rent would produce the same coefficient — it is a statement about income inequality, not about pricing conduct.</w:t>
+      </w:r>
     </w:p>
     <w:p>
       <w:pPr>
@@ -6186,17 +6040,8 @@
           <w:sz w:val="21"/>
           <w:szCs w:val="21"/>
         </w:rPr>
-        <w:t xml:space="preserve">Aldi varies its milk price across stores just as freely as Walmart does — a median of 21 distinct prices per state at each chain, and near-identical dispersion. Aldi's storefront does expose a “zone” identifier, but it is a service and delivery zone rather than a price zone: 32% of zones carry more than one price, one zone spans $2.56, and two ZIP codes sharing a single zone were observed at $2.85 and $5.85 because they resolve to different stores.</w:t>
-      </w:r>
-    </w:p>
-    <w:p>
-      <w:pPr>
-        <w:pBdr>
-          <w:left w:val="single" w:color="1B4A6B" w:sz="18" w:space="10"/>
-        </w:pBdr>
-        <w:spacing w:after="180" w:line="276"/>
-        <w:ind w:left="170"/>
-      </w:pPr>
+        <w:t xml:space="preserve">For scale: Pennsylvania and New Jersey set statutory minimum </w:t>
+      </w:r>
       <w:r>
         <w:rPr>
           <w:rFonts w:ascii="Cambria" w:cs="Cambria" w:eastAsia="Cambria" w:hAnsi="Cambria"/>
@@ -6206,70 +6051,16 @@
           <w:sz w:val="21"/>
           <w:szCs w:val="21"/>
         </w:rPr>
-        <w:t xml:space="preserve">This strengthens §5 rather than weakening it.</w:t>
-      </w:r>
-      <w:r>
-        <w:rPr>
-          <w:rFonts w:ascii="Cambria" w:cs="Cambria" w:eastAsia="Cambria" w:hAnsi="Cambria"/>
-          <w:color w:val="1A1A1A"/>
-          <w:sz w:val="21"/>
-          <w:szCs w:val="21"/>
-        </w:rPr>
-        <w:t xml:space="preserve"> If Aldi were structurally incapable of pricing on neighbourhood, its flat-to-negative gradient would be uninformative — a constraint, not a choice. Because Aldi has the same capacity to vary that Walmart has and still moves the other way, the competing architectural explanation for the difference is removed.</w:t>
-      </w:r>
-    </w:p>
-    <w:p>
-      <w:pPr>
-        <w:spacing w:after="140" w:line="276"/>
-      </w:pPr>
-      <w:r>
-        <w:rPr>
-          <w:rFonts w:ascii="Cambria" w:cs="Cambria" w:eastAsia="Cambria" w:hAnsi="Cambria"/>
-          <w:color w:val="1A1A1A"/>
-          <w:sz w:val="21"/>
-          <w:szCs w:val="21"/>
-        </w:rPr>
-        <w:t xml:space="preserve">What remains distinctive about Walmart is not </w:t>
-      </w:r>
-      <w:r>
-        <w:rPr>
-          <w:rFonts w:ascii="Cambria" w:cs="Cambria" w:eastAsia="Cambria" w:hAnsi="Cambria"/>
-          <w:i/>
-          <w:iCs/>
-          <w:color w:val="1A1A1A"/>
-          <w:sz w:val="21"/>
-          <w:szCs w:val="21"/>
-        </w:rPr>
-        <w:t xml:space="preserve">whether</w:t>
-      </w:r>
-      <w:r>
-        <w:rPr>
-          <w:rFonts w:ascii="Cambria" w:cs="Cambria" w:eastAsia="Cambria" w:hAnsi="Cambria"/>
-          <w:color w:val="1A1A1A"/>
-          <w:sz w:val="21"/>
-          <w:szCs w:val="21"/>
-        </w:rPr>
-        <w:t xml:space="preserve"> it can vary prices but </w:t>
-      </w:r>
-      <w:r>
-        <w:rPr>
-          <w:rFonts w:ascii="Cambria" w:cs="Cambria" w:eastAsia="Cambria" w:hAnsi="Cambria"/>
-          <w:i/>
-          <w:iCs/>
-          <w:color w:val="1A1A1A"/>
-          <w:sz w:val="21"/>
-          <w:szCs w:val="21"/>
-        </w:rPr>
-        <w:t xml:space="preserve">which product</w:t>
-      </w:r>
-      <w:r>
-        <w:rPr>
-          <w:rFonts w:ascii="Cambria" w:cs="Cambria" w:eastAsia="Cambria" w:hAnsi="Cambria"/>
-          <w:color w:val="1A1A1A"/>
-          <w:sz w:val="21"/>
-          <w:szCs w:val="21"/>
-        </w:rPr>
-        <w:t xml:space="preserve"> it varies. Across all 92 South Carolina stores, Great Value whole milk took </w:t>
+        <w:t xml:space="preserve">retail</w:t>
+      </w:r>
+      <w:r>
+        <w:rPr>
+          <w:rFonts w:ascii="Cambria" w:cs="Cambria" w:eastAsia="Cambria" w:hAnsi="Cambria"/>
+          <w:color w:val="1A1A1A"/>
+          <w:sz w:val="21"/>
+          <w:szCs w:val="21"/>
+        </w:rPr>
+        <w:t xml:space="preserve"> milk prices, and stores there average </w:t>
       </w:r>
       <w:r>
         <w:rPr>
@@ -6280,56 +6071,16 @@
           <w:sz w:val="21"/>
           <w:szCs w:val="21"/>
         </w:rPr>
-        <w:t xml:space="preserve">25 distinct prices</w:t>
-      </w:r>
-      <w:r>
-        <w:rPr>
-          <w:rFonts w:ascii="Cambria" w:cs="Cambria" w:eastAsia="Cambria" w:hAnsi="Cambria"/>
-          <w:color w:val="1A1A1A"/>
-          <w:sz w:val="21"/>
-          <w:szCs w:val="21"/>
-        </w:rPr>
-        <w:t xml:space="preserve"> while sour cream, mozzarella, Greek yogurt, eggs and canned green beans each took </w:t>
-      </w:r>
-      <w:r>
-        <w:rPr>
-          <w:rFonts w:ascii="Cambria" w:cs="Cambria" w:eastAsia="Cambria" w:hAnsi="Cambria"/>
-          <w:b/>
-          <w:bCs/>
-          <w:color w:val="1A1A1A"/>
-          <w:sz w:val="21"/>
-          <w:szCs w:val="21"/>
-        </w:rPr>
-        <w:t xml:space="preserve">exactly one</w:t>
-      </w:r>
-      <w:r>
-        <w:rPr>
-          <w:rFonts w:ascii="Cambria" w:cs="Cambria" w:eastAsia="Cambria" w:hAnsi="Cambria"/>
-          <w:color w:val="1A1A1A"/>
-          <w:sz w:val="21"/>
-          <w:szCs w:val="21"/>
-        </w:rPr>
-        <w:t xml:space="preserve"> statewide. Nationally whole milk takes 17 distinct prices, 1% milk 17 and chocolate 19, while every other basket item takes one or two. Two stores 2,800 miles apart — Sacramento and Ashburn, Virginia — price </w:t>
-      </w:r>
-      <w:r>
-        <w:rPr>
-          <w:rFonts w:ascii="Cambria" w:cs="Cambria" w:eastAsia="Cambria" w:hAnsi="Cambria"/>
-          <w:b/>
-          <w:bCs/>
-          <w:color w:val="1A1A1A"/>
-          <w:sz w:val="21"/>
-          <w:szCs w:val="21"/>
-        </w:rPr>
-        <w:t xml:space="preserve">8 of 13 items identically to the cent</w:t>
-      </w:r>
-      <w:r>
-        <w:rPr>
-          <w:rFonts w:ascii="Cambria" w:cs="Cambria" w:eastAsia="Cambria" w:hAnsi="Cambria"/>
-          <w:color w:val="1A1A1A"/>
-          <w:sz w:val="21"/>
-          <w:szCs w:val="21"/>
-        </w:rPr>
-        <w:t xml:space="preserve"> and differ on milk. That is a comparison across products within one chain, and it forecloses the defence that all staples are priced locally: bread and eggs are not.</w:t>
+        <w:t xml:space="preserve">$4.75/gallon against $3.47</w:t>
+      </w:r>
+      <w:r>
+        <w:rPr>
+          <w:rFonts w:ascii="Cambria" w:cs="Cambria" w:eastAsia="Cambria" w:hAnsi="Cambria"/>
+          <w:color w:val="1A1A1A"/>
+          <w:sz w:val="21"/>
+          <w:szCs w:val="21"/>
+        </w:rPr>
+        <w:t xml:space="preserve"> elsewhere — a $1.28 gap, roughly five times the retailer difference measured in §5. State regulation moves milk prices far more than anything else observed in this data.</w:t>
       </w:r>
     </w:p>
     <w:p>
@@ -6346,7 +6097,7 @@
           <w:sz w:val="26"/>
           <w:szCs w:val="26"/>
         </w:rPr>
-        <w:t xml:space="preserve">7. A further finding that is solid, and is not a disparity</w:t>
+        <w:t xml:space="preserve">8. What can and cannot be said</w:t>
       </w:r>
     </w:p>
     <w:p>
@@ -6362,142 +6113,6 @@
           <w:sz w:val="21"/>
           <w:szCs w:val="21"/>
         </w:rPr>
-        <w:t xml:space="preserve">The affordability gap is real, and it is income rather than price.</w:t>
-      </w:r>
-      <w:r>
-        <w:rPr>
-          <w:rFonts w:ascii="Cambria" w:cs="Cambria" w:eastAsia="Cambria" w:hAnsi="Cambria"/>
-          <w:color w:val="1A1A1A"/>
-          <w:sz w:val="21"/>
-          <w:szCs w:val="21"/>
-        </w:rPr>
-        <w:t xml:space="preserve"> Milk cost as a share of household income rises steeply with the Black share of a ZIP: +0.0029 percentage points per point, t +11.9, with state fixed effects. But over the same stores the </w:t>
-      </w:r>
-      <w:r>
-        <w:rPr>
-          <w:rFonts w:ascii="Cambria" w:cs="Cambria" w:eastAsia="Cambria" w:hAnsi="Cambria"/>
-          <w:b/>
-          <w:bCs/>
-          <w:color w:val="1A1A1A"/>
-          <w:sz w:val="21"/>
-          <w:szCs w:val="21"/>
-        </w:rPr>
-        <w:t xml:space="preserve">price</w:t>
-      </w:r>
-      <w:r>
-        <w:rPr>
-          <w:rFonts w:ascii="Cambria" w:cs="Cambria" w:eastAsia="Cambria" w:hAnsi="Cambria"/>
-          <w:color w:val="1A1A1A"/>
-          <w:sz w:val="21"/>
-          <w:szCs w:val="21"/>
-        </w:rPr>
-        <w:t xml:space="preserve"> coefficient is negative (−0.0037, t −7.1) while median income falls </w:t>
-      </w:r>
-      <w:r>
-        <w:rPr>
-          <w:rFonts w:ascii="Cambria" w:cs="Cambria" w:eastAsia="Cambria" w:hAnsi="Cambria"/>
-          <w:b/>
-          <w:bCs/>
-          <w:color w:val="1A1A1A"/>
-          <w:sz w:val="21"/>
-          <w:szCs w:val="21"/>
-        </w:rPr>
-        <w:t xml:space="preserve">$359 per percentage point</w:t>
-      </w:r>
-      <w:r>
-        <w:rPr>
-          <w:rFonts w:ascii="Cambria" w:cs="Cambria" w:eastAsia="Cambria" w:hAnsi="Cambria"/>
-          <w:color w:val="1A1A1A"/>
-          <w:sz w:val="21"/>
-          <w:szCs w:val="21"/>
-        </w:rPr>
-        <w:t xml:space="preserve"> (t −12.9). The disparity is entirely in the denominator. That is a substantial finding about a necessity, but bread or rent would produce the same coefficient — it is a statement about income inequality, not about pricing conduct.</w:t>
-      </w:r>
-    </w:p>
-    <w:p>
-      <w:pPr>
-        <w:spacing w:after="140" w:line="276"/>
-      </w:pPr>
-      <w:r>
-        <w:rPr>
-          <w:rFonts w:ascii="Cambria" w:cs="Cambria" w:eastAsia="Cambria" w:hAnsi="Cambria"/>
-          <w:color w:val="1A1A1A"/>
-          <w:sz w:val="21"/>
-          <w:szCs w:val="21"/>
-        </w:rPr>
-        <w:t xml:space="preserve">For scale: Pennsylvania and New Jersey set statutory minimum </w:t>
-      </w:r>
-      <w:r>
-        <w:rPr>
-          <w:rFonts w:ascii="Cambria" w:cs="Cambria" w:eastAsia="Cambria" w:hAnsi="Cambria"/>
-          <w:b/>
-          <w:bCs/>
-          <w:color w:val="1A1A1A"/>
-          <w:sz w:val="21"/>
-          <w:szCs w:val="21"/>
-        </w:rPr>
-        <w:t xml:space="preserve">retail</w:t>
-      </w:r>
-      <w:r>
-        <w:rPr>
-          <w:rFonts w:ascii="Cambria" w:cs="Cambria" w:eastAsia="Cambria" w:hAnsi="Cambria"/>
-          <w:color w:val="1A1A1A"/>
-          <w:sz w:val="21"/>
-          <w:szCs w:val="21"/>
-        </w:rPr>
-        <w:t xml:space="preserve"> milk prices, and stores there average </w:t>
-      </w:r>
-      <w:r>
-        <w:rPr>
-          <w:rFonts w:ascii="Cambria" w:cs="Cambria" w:eastAsia="Cambria" w:hAnsi="Cambria"/>
-          <w:b/>
-          <w:bCs/>
-          <w:color w:val="1A1A1A"/>
-          <w:sz w:val="21"/>
-          <w:szCs w:val="21"/>
-        </w:rPr>
-        <w:t xml:space="preserve">$4.75/gallon against $3.47</w:t>
-      </w:r>
-      <w:r>
-        <w:rPr>
-          <w:rFonts w:ascii="Cambria" w:cs="Cambria" w:eastAsia="Cambria" w:hAnsi="Cambria"/>
-          <w:color w:val="1A1A1A"/>
-          <w:sz w:val="21"/>
-          <w:szCs w:val="21"/>
-        </w:rPr>
-        <w:t xml:space="preserve"> elsewhere — a $1.28 gap, roughly five times the retailer difference measured in §5. State regulation moves milk prices far more than anything else observed in this data.</w:t>
-      </w:r>
-    </w:p>
-    <w:p>
-      <w:pPr>
-        <w:pStyle w:val="Heading2"/>
-        <w:spacing w:after="150" w:before="340"/>
-      </w:pPr>
-      <w:r>
-        <w:rPr>
-          <w:rFonts w:ascii="Calibri" w:cs="Calibri" w:eastAsia="Calibri" w:hAnsi="Calibri"/>
-          <w:b/>
-          <w:bCs/>
-          <w:color w:val="1B4A6B"/>
-          <w:sz w:val="26"/>
-          <w:szCs w:val="26"/>
-        </w:rPr>
-        <w:t xml:space="preserve">8. What can and cannot be said</w:t>
-      </w:r>
-    </w:p>
-    <w:p>
-      <w:pPr>
-        <w:spacing w:after="140" w:line="276"/>
-      </w:pPr>
-      <w:r>
-        <w:rPr>
-          <w:rFonts w:ascii="Cambria" w:cs="Cambria" w:eastAsia="Cambria" w:hAnsi="Cambria"/>
-          <w:b/>
-          <w:bCs/>
-          <w:color w:val="1A1A1A"/>
-          <w:sz w:val="21"/>
-          <w:szCs w:val="21"/>
-        </w:rPr>
         <w:t xml:space="preserve">Supported:</w:t>
       </w:r>
       <w:r>
@@ -6507,7 +6122,7 @@
           <w:sz w:val="21"/>
           <w:szCs w:val="21"/>
         </w:rPr>
-        <w:t xml:space="preserve"> in low-income rural areas, Walmart milk prices average 19¢/gallon higher in ZIP codes at least 30% Black than in comparable ZIPs under 10% Black, matched on income and urbanicity; roughly half survives within-state comparison and it is positive in 7 of 9 states; in 295 ZIP codes where both chains operate, Walmart's gap is +14¢ while Aldi's is −11¢, and not because Aldi lacks the capacity to vary; and fluid milk is the one product Walmart prices store by store while pricing adjacent dairy nationally.</w:t>
+        <w:t xml:space="preserve"> in low-income rural areas, Walmart milk prices average 19¢/gallon higher in ZIP codes at least 30% Black than in comparable ZIPs under 10% Black, matched on income and urbanicity; roughly half survives within-state comparison and it is positive in 7 of 9 states; on matched ZIP codes Walmart's gap is positive while Aldi's is negative in both collection vintages, a difference of 16¢–22¢ that is directionally consistent but unstable in magnitude and never significant; and fluid milk is the one product Walmart prices store by store while pricing adjacent dairy nationally.</w:t>
       </w:r>
     </w:p>
     <w:p>

--- a/milk_pricing/reports/Walmart_milk_pricing_summary.docx
+++ b/milk_pricing/reports/Walmart_milk_pricing_summary.docx
@@ -211,7 +211,7 @@
           <w:sz w:val="21"/>
           <w:szCs w:val="21"/>
         </w:rPr>
-        <w:t xml:space="preserve">The obvious objection — that this is the rural South rather than Walmart — can be tested, because Aldi prices the same ZIP codes. In shared low-income rural ZIPs Walmart's racial gap is positive while Aldi's is negative, a difference of </w:t>
+        <w:t xml:space="preserve">The obvious objection — that this is the rural South rather than Walmart — was tested against Aldi, which prices the same ZIP codes. </w:t>
       </w:r>
       <w:r>
         <w:rPr>
@@ -222,36 +222,16 @@
           <w:sz w:val="21"/>
           <w:szCs w:val="21"/>
         </w:rPr>
-        <w:t xml:space="preserve">16¢–22¢/gallon</w:t>
-      </w:r>
-      <w:r>
-        <w:rPr>
-          <w:rFonts w:ascii="Cambria" w:cs="Cambria" w:eastAsia="Cambria" w:hAnsi="Cambria"/>
-          <w:color w:val="1A1A1A"/>
-          <w:sz w:val="21"/>
-          <w:szCs w:val="21"/>
-        </w:rPr>
-        <w:t xml:space="preserve"> depending on collection vintage. </w:t>
-      </w:r>
-      <w:r>
-        <w:rPr>
-          <w:rFonts w:ascii="Cambria" w:cs="Cambria" w:eastAsia="Cambria" w:hAnsi="Cambria"/>
-          <w:b/>
-          <w:bCs/>
-          <w:color w:val="1A1A1A"/>
-          <w:sz w:val="21"/>
-          <w:szCs w:val="21"/>
-        </w:rPr>
-        <w:t xml:space="preserve">That comparison is directionally consistent but unstable</w:t>
-      </w:r>
-      <w:r>
-        <w:rPr>
-          <w:rFonts w:ascii="Cambria" w:cs="Cambria" w:eastAsia="Cambria" w:hAnsi="Cambria"/>
-          <w:color w:val="1A1A1A"/>
-          <w:sz w:val="21"/>
-          <w:szCs w:val="21"/>
-        </w:rPr>
-        <w:t xml:space="preserve">: it falls to 3¢ when fourteen further low-Black ZIPs enter the comparison group, and it never reaches statistical significance. The finding should be described as a pattern worth investigating, not as a demonstrated practice.</w:t>
+        <w:t xml:space="preserve">That test has been withdrawn.</w:t>
+      </w:r>
+      <w:r>
+        <w:rPr>
+          <w:rFonts w:ascii="Cambria" w:cs="Cambria" w:eastAsia="Cambria" w:hAnsi="Cambria"/>
+          <w:color w:val="1A1A1A"/>
+          <w:sz w:val="21"/>
+          <w:szCs w:val="21"/>
+        </w:rPr>
+        <w:t xml:space="preserve"> A fresh collection showed the earlier result came from race-correlated gaps in the first Aldi pull; on complete data the retailer difference is approximately zero. The objection therefore stands unanswered, and the finding below should be read as a pattern worth investigating in a single chain, not as a demonstrated practice.</w:t>
       </w:r>
     </w:p>
     <w:p>
@@ -4643,7 +4623,7 @@
           <w:sz w:val="26"/>
           <w:szCs w:val="26"/>
         </w:rPr>
-        <w:t xml:space="preserve">5. Aldi as a control: the same ZIP codes, a different chain</w:t>
+        <w:t xml:space="preserve">5. The Aldi comparison — tested, and withdrawn</w:t>
       </w:r>
     </w:p>
     <w:p>
@@ -4661,7 +4641,27 @@
           <w:sz w:val="21"/>
           <w:szCs w:val="21"/>
         </w:rPr>
-        <w:t xml:space="preserve">This is the test that addresses the objection in §3. If the gradient is a property of the rural South — its freight, its competition, its demand — then a second chain operating in the same places should show it too. Aldi does not. It shows the reverse.</w:t>
+        <w:t xml:space="preserve">This section previously carried the strongest claim in the analysis: that in the same ZIP codes Walmart's racial gap is positive while Aldi's is negative, a difference of 24¢/gallon. </w:t>
+      </w:r>
+      <w:r>
+        <w:rPr>
+          <w:rFonts w:ascii="Cambria" w:cs="Cambria" w:eastAsia="Cambria" w:hAnsi="Cambria"/>
+          <w:b/>
+          <w:bCs/>
+          <w:color w:val="1A1A1A"/>
+          <w:sz w:val="21"/>
+          <w:szCs w:val="21"/>
+        </w:rPr>
+        <w:t xml:space="preserve">A second Aldi collection showed that result was an artifact of missing data in the first one.</w:t>
+      </w:r>
+      <w:r>
+        <w:rPr>
+          <w:rFonts w:ascii="Cambria" w:cs="Cambria" w:eastAsia="Cambria" w:hAnsi="Cambria"/>
+          <w:color w:val="1A1A1A"/>
+          <w:sz w:val="21"/>
+          <w:szCs w:val="21"/>
+        </w:rPr>
+        <w:t xml:space="preserve"> It is withdrawn.</w:t>
       </w:r>
     </w:p>
     <w:p>
@@ -4671,22 +4671,36 @@
       <w:r>
         <w:rPr>
           <w:rFonts w:ascii="Cambria" w:cs="Cambria" w:eastAsia="Cambria" w:hAnsi="Cambria"/>
+          <w:color w:val="1A1A1A"/>
+          <w:sz w:val="21"/>
+          <w:szCs w:val="21"/>
+        </w:rPr>
+        <w:t xml:space="preserve">The design was sound and is worth stating, because it is the right test: 1,333 ZIP codes carry both an Aldi and a Walmart price, and differencing the two retailers at the same ZIP removes everything common to the location — freight, local demand, competition, income, urbanicity, the federal Class I differential. What remains is the retailer. If Aldi moved the other way in the same places, the “it's the rural South” objection would be answered.</w:t>
+      </w:r>
+    </w:p>
+    <w:p>
+      <w:pPr>
+        <w:spacing w:after="140" w:line="276"/>
+      </w:pPr>
+      <w:r>
+        <w:rPr>
+          <w:rFonts w:ascii="Cambria" w:cs="Cambria" w:eastAsia="Cambria" w:hAnsi="Cambria"/>
           <w:b/>
           <w:bCs/>
           <w:color w:val="1A1A1A"/>
           <w:sz w:val="21"/>
           <w:szCs w:val="21"/>
         </w:rPr>
-        <w:t xml:space="preserve">1,333 ZIP codes carry both an Aldi and a Walmart price</w:t>
-      </w:r>
-      <w:r>
-        <w:rPr>
-          <w:rFonts w:ascii="Cambria" w:cs="Cambria" w:eastAsia="Cambria" w:hAnsi="Cambria"/>
-          <w:color w:val="1A1A1A"/>
-          <w:sz w:val="21"/>
-          <w:szCs w:val="21"/>
-        </w:rPr>
-        <w:t xml:space="preserve">, across twelve states, joined to a single demographic source so that the covariates are identical by construction. The Aldi series has been collected twice — August 2026 and, on a fresh shop-identified pull, September 2026 — which allows the comparison to be checked rather than assumed. Restricting to low-income rural ZIPs present in every series:</w:t>
+        <w:t xml:space="preserve">What went wrong.</w:t>
+      </w:r>
+      <w:r>
+        <w:rPr>
+          <w:rFonts w:ascii="Cambria" w:cs="Cambria" w:eastAsia="Cambria" w:hAnsi="Cambria"/>
+          <w:color w:val="1A1A1A"/>
+          <w:sz w:val="21"/>
+          <w:szCs w:val="21"/>
+        </w:rPr>
+        <w:t xml:space="preserve"> The first Aldi collection used the same 1,886 ZIP codes as the second, but failed to obtain a price for 149 of them, and those failures were not random:</w:t>
       </w:r>
     </w:p>
     <w:tbl>
@@ -4702,11 +4716,10 @@
         </w:tblBorders>
       </w:tblPr>
       <w:tblGrid>
-        <w:gridCol w:w="2808"/>
+        <w:gridCol w:w="3744"/>
         <w:gridCol w:w="1685"/>
-        <w:gridCol w:w="1685"/>
-        <w:gridCol w:w="1498"/>
-        <w:gridCol w:w="1684"/>
+        <w:gridCol w:w="1966"/>
+        <w:gridCol w:w="1965"/>
       </w:tblGrid>
       <w:tr>
         <w:trPr>
@@ -4714,7 +4727,7 @@
         </w:trPr>
         <w:tc>
           <w:tcPr>
-            <w:tcW w:type="dxa" w:w="2808"/>
+            <w:tcW w:type="dxa" w:w="3744"/>
             <w:shd w:fill="EDF1F5" w:color="auto" w:val="clear"/>
             <w:tcMar>
               <w:top w:type="dxa" w:w="70"/>
@@ -4726,6 +4739,24 @@
           <w:p>
             <w:pPr>
               <w:spacing w:after="0" w:line="250"/>
+            </w:pPr>
+          </w:p>
+        </w:tc>
+        <w:tc>
+          <w:tcPr>
+            <w:tcW w:type="dxa" w:w="1685"/>
+            <w:shd w:fill="EDF1F5" w:color="auto" w:val="clear"/>
+            <w:tcMar>
+              <w:top w:type="dxa" w:w="70"/>
+              <w:left w:type="dxa" w:w="110"/>
+              <w:bottom w:type="dxa" w:w="70"/>
+              <w:right w:type="dxa" w:w="110"/>
+            </w:tcMar>
+          </w:tcPr>
+          <w:p>
+            <w:pPr>
+              <w:spacing w:after="0" w:line="250"/>
+              <w:jc w:val="right"/>
             </w:pPr>
             <w:r>
               <w:rPr>
@@ -4736,7 +4767,496 @@
                 <w:sz w:val="17"/>
                 <w:szCs w:val="17"/>
               </w:rPr>
-              <w:t xml:space="preserve">Aldi series and sample</w:t>
+              <w:t xml:space="preserve">ZIPs</w:t>
+            </w:r>
+          </w:p>
+        </w:tc>
+        <w:tc>
+          <w:tcPr>
+            <w:tcW w:type="dxa" w:w="1966"/>
+            <w:shd w:fill="EDF1F5" w:color="auto" w:val="clear"/>
+            <w:tcMar>
+              <w:top w:type="dxa" w:w="70"/>
+              <w:left w:type="dxa" w:w="110"/>
+              <w:bottom w:type="dxa" w:w="70"/>
+              <w:right w:type="dxa" w:w="110"/>
+            </w:tcMar>
+          </w:tcPr>
+          <w:p>
+            <w:pPr>
+              <w:spacing w:after="0" w:line="250"/>
+              <w:jc w:val="right"/>
+            </w:pPr>
+            <w:r>
+              <w:rPr>
+                <w:rFonts w:ascii="Calibri" w:cs="Calibri" w:eastAsia="Calibri" w:hAnsi="Calibri"/>
+                <w:b/>
+                <w:bCs/>
+                <w:color w:val="1A1A1A"/>
+                <w:sz w:val="17"/>
+                <w:szCs w:val="17"/>
+              </w:rPr>
+              <w:t xml:space="preserve">Mean % Black</w:t>
+            </w:r>
+          </w:p>
+        </w:tc>
+        <w:tc>
+          <w:tcPr>
+            <w:tcW w:type="dxa" w:w="1965"/>
+            <w:shd w:fill="EDF1F5" w:color="auto" w:val="clear"/>
+            <w:tcMar>
+              <w:top w:type="dxa" w:w="70"/>
+              <w:left w:type="dxa" w:w="110"/>
+              <w:bottom w:type="dxa" w:w="70"/>
+              <w:right w:type="dxa" w:w="110"/>
+            </w:tcMar>
+          </w:tcPr>
+          <w:p>
+            <w:pPr>
+              <w:spacing w:after="0" w:line="250"/>
+              <w:jc w:val="right"/>
+            </w:pPr>
+            <w:r>
+              <w:rPr>
+                <w:rFonts w:ascii="Calibri" w:cs="Calibri" w:eastAsia="Calibri" w:hAnsi="Calibri"/>
+                <w:b/>
+                <w:bCs/>
+                <w:color w:val="1A1A1A"/>
+                <w:sz w:val="17"/>
+                <w:szCs w:val="17"/>
+              </w:rPr>
+              <w:t xml:space="preserve">Mean median income</w:t>
+            </w:r>
+          </w:p>
+        </w:tc>
+      </w:tr>
+      <w:tr>
+        <w:tc>
+          <w:tcPr>
+            <w:tcW w:type="dxa" w:w="3744"/>
+            <w:tcMar>
+              <w:top w:type="dxa" w:w="70"/>
+              <w:left w:type="dxa" w:w="110"/>
+              <w:bottom w:type="dxa" w:w="70"/>
+              <w:right w:type="dxa" w:w="110"/>
+            </w:tcMar>
+          </w:tcPr>
+          <w:p>
+            <w:pPr>
+              <w:spacing w:after="0" w:line="250"/>
+            </w:pPr>
+            <w:r>
+              <w:rPr>
+                <w:rFonts w:ascii="Calibri" w:cs="Calibri" w:eastAsia="Calibri" w:hAnsi="Calibri"/>
+                <w:color w:val="1A1A1A"/>
+                <w:sz w:val="18"/>
+                <w:szCs w:val="18"/>
+              </w:rPr>
+              <w:t xml:space="preserve">Priced in the first collection</w:t>
+            </w:r>
+          </w:p>
+        </w:tc>
+        <w:tc>
+          <w:tcPr>
+            <w:tcW w:type="dxa" w:w="1685"/>
+            <w:tcMar>
+              <w:top w:type="dxa" w:w="70"/>
+              <w:left w:type="dxa" w:w="110"/>
+              <w:bottom w:type="dxa" w:w="70"/>
+              <w:right w:type="dxa" w:w="110"/>
+            </w:tcMar>
+          </w:tcPr>
+          <w:p>
+            <w:pPr>
+              <w:spacing w:after="0" w:line="250"/>
+              <w:jc w:val="right"/>
+            </w:pPr>
+            <w:r>
+              <w:rPr>
+                <w:rFonts w:ascii="Calibri" w:cs="Calibri" w:eastAsia="Calibri" w:hAnsi="Calibri"/>
+                <w:color w:val="1A1A1A"/>
+                <w:sz w:val="18"/>
+                <w:szCs w:val="18"/>
+              </w:rPr>
+              <w:t xml:space="preserve">1,333</w:t>
+            </w:r>
+          </w:p>
+        </w:tc>
+        <w:tc>
+          <w:tcPr>
+            <w:tcW w:type="dxa" w:w="1966"/>
+            <w:tcMar>
+              <w:top w:type="dxa" w:w="70"/>
+              <w:left w:type="dxa" w:w="110"/>
+              <w:bottom w:type="dxa" w:w="70"/>
+              <w:right w:type="dxa" w:w="110"/>
+            </w:tcMar>
+          </w:tcPr>
+          <w:p>
+            <w:pPr>
+              <w:spacing w:after="0" w:line="250"/>
+              <w:jc w:val="right"/>
+            </w:pPr>
+            <w:r>
+              <w:rPr>
+                <w:rFonts w:ascii="Calibri" w:cs="Calibri" w:eastAsia="Calibri" w:hAnsi="Calibri"/>
+                <w:b/>
+                <w:bCs/>
+                <w:color w:val="1A1A1A"/>
+                <w:sz w:val="18"/>
+                <w:szCs w:val="18"/>
+              </w:rPr>
+              <w:t xml:space="preserve">16.3%</w:t>
+            </w:r>
+          </w:p>
+        </w:tc>
+        <w:tc>
+          <w:tcPr>
+            <w:tcW w:type="dxa" w:w="1965"/>
+            <w:tcMar>
+              <w:top w:type="dxa" w:w="70"/>
+              <w:left w:type="dxa" w:w="110"/>
+              <w:bottom w:type="dxa" w:w="70"/>
+              <w:right w:type="dxa" w:w="110"/>
+            </w:tcMar>
+          </w:tcPr>
+          <w:p>
+            <w:pPr>
+              <w:spacing w:after="0" w:line="250"/>
+              <w:jc w:val="right"/>
+            </w:pPr>
+            <w:r>
+              <w:rPr>
+                <w:rFonts w:ascii="Calibri" w:cs="Calibri" w:eastAsia="Calibri" w:hAnsi="Calibri"/>
+                <w:color w:val="1A1A1A"/>
+                <w:sz w:val="18"/>
+                <w:szCs w:val="18"/>
+              </w:rPr>
+              <w:t xml:space="preserve">$69,197</w:t>
+            </w:r>
+          </w:p>
+        </w:tc>
+      </w:tr>
+      <w:tr>
+        <w:tc>
+          <w:tcPr>
+            <w:tcW w:type="dxa" w:w="3744"/>
+            <w:tcMar>
+              <w:top w:type="dxa" w:w="70"/>
+              <w:left w:type="dxa" w:w="110"/>
+              <w:bottom w:type="dxa" w:w="70"/>
+              <w:right w:type="dxa" w:w="110"/>
+            </w:tcMar>
+          </w:tcPr>
+          <w:p>
+            <w:pPr>
+              <w:spacing w:after="0" w:line="250"/>
+            </w:pPr>
+            <w:r>
+              <w:rPr>
+                <w:rFonts w:ascii="Calibri" w:cs="Calibri" w:eastAsia="Calibri" w:hAnsi="Calibri"/>
+                <w:b/>
+                <w:bCs/>
+                <w:color w:val="1A1A1A"/>
+                <w:sz w:val="18"/>
+                <w:szCs w:val="18"/>
+              </w:rPr>
+              <w:t xml:space="preserve">Missing from it</w:t>
+            </w:r>
+          </w:p>
+        </w:tc>
+        <w:tc>
+          <w:tcPr>
+            <w:tcW w:type="dxa" w:w="1685"/>
+            <w:tcMar>
+              <w:top w:type="dxa" w:w="70"/>
+              <w:left w:type="dxa" w:w="110"/>
+              <w:bottom w:type="dxa" w:w="70"/>
+              <w:right w:type="dxa" w:w="110"/>
+            </w:tcMar>
+          </w:tcPr>
+          <w:p>
+            <w:pPr>
+              <w:spacing w:after="0" w:line="250"/>
+              <w:jc w:val="right"/>
+            </w:pPr>
+            <w:r>
+              <w:rPr>
+                <w:rFonts w:ascii="Calibri" w:cs="Calibri" w:eastAsia="Calibri" w:hAnsi="Calibri"/>
+                <w:color w:val="1A1A1A"/>
+                <w:sz w:val="18"/>
+                <w:szCs w:val="18"/>
+              </w:rPr>
+              <w:t xml:space="preserve">149</w:t>
+            </w:r>
+          </w:p>
+        </w:tc>
+        <w:tc>
+          <w:tcPr>
+            <w:tcW w:type="dxa" w:w="1966"/>
+            <w:tcMar>
+              <w:top w:type="dxa" w:w="70"/>
+              <w:left w:type="dxa" w:w="110"/>
+              <w:bottom w:type="dxa" w:w="70"/>
+              <w:right w:type="dxa" w:w="110"/>
+            </w:tcMar>
+          </w:tcPr>
+          <w:p>
+            <w:pPr>
+              <w:spacing w:after="0" w:line="250"/>
+              <w:jc w:val="right"/>
+            </w:pPr>
+            <w:r>
+              <w:rPr>
+                <w:rFonts w:ascii="Calibri" w:cs="Calibri" w:eastAsia="Calibri" w:hAnsi="Calibri"/>
+                <w:b/>
+                <w:bCs/>
+                <w:color w:val="8C2F22"/>
+                <w:sz w:val="18"/>
+                <w:szCs w:val="18"/>
+              </w:rPr>
+              <w:t xml:space="preserve">5.0%</w:t>
+            </w:r>
+          </w:p>
+        </w:tc>
+        <w:tc>
+          <w:tcPr>
+            <w:tcW w:type="dxa" w:w="1965"/>
+            <w:tcMar>
+              <w:top w:type="dxa" w:w="70"/>
+              <w:left w:type="dxa" w:w="110"/>
+              <w:bottom w:type="dxa" w:w="70"/>
+              <w:right w:type="dxa" w:w="110"/>
+            </w:tcMar>
+          </w:tcPr>
+          <w:p>
+            <w:pPr>
+              <w:spacing w:after="0" w:line="250"/>
+              <w:jc w:val="right"/>
+            </w:pPr>
+            <w:r>
+              <w:rPr>
+                <w:rFonts w:ascii="Calibri" w:cs="Calibri" w:eastAsia="Calibri" w:hAnsi="Calibri"/>
+                <w:color w:val="1A1A1A"/>
+                <w:sz w:val="18"/>
+                <w:szCs w:val="18"/>
+              </w:rPr>
+              <w:t xml:space="preserve">$78,196</w:t>
+            </w:r>
+          </w:p>
+        </w:tc>
+      </w:tr>
+    </w:tbl>
+    <w:p>
+      <w:pPr>
+        <w:spacing w:after="110"/>
+      </w:pPr>
+    </w:p>
+    <w:p>
+      <w:pPr>
+        <w:spacing w:after="140" w:line="276"/>
+      </w:pPr>
+      <w:r>
+        <w:rPr>
+          <w:rFonts w:ascii="Cambria" w:cs="Cambria" w:eastAsia="Cambria" w:hAnsi="Cambria"/>
+          <w:color w:val="1A1A1A"/>
+          <w:sz w:val="21"/>
+          <w:szCs w:val="21"/>
+        </w:rPr>
+        <w:t xml:space="preserve">By state the failure rate was </w:t>
+      </w:r>
+      <w:r>
+        <w:rPr>
+          <w:rFonts w:ascii="Cambria" w:cs="Cambria" w:eastAsia="Cambria" w:hAnsi="Cambria"/>
+          <w:b/>
+          <w:bCs/>
+          <w:color w:val="1A1A1A"/>
+          <w:sz w:val="21"/>
+          <w:szCs w:val="21"/>
+        </w:rPr>
+        <w:t xml:space="preserve">20% in Texas</w:t>
+      </w:r>
+      <w:r>
+        <w:rPr>
+          <w:rFonts w:ascii="Cambria" w:cs="Cambria" w:eastAsia="Cambria" w:hAnsi="Cambria"/>
+          <w:color w:val="1A1A1A"/>
+          <w:sz w:val="21"/>
+          <w:szCs w:val="21"/>
+        </w:rPr>
+        <w:t xml:space="preserve"> (82 ZIPs) and </w:t>
+      </w:r>
+      <w:r>
+        <w:rPr>
+          <w:rFonts w:ascii="Cambria" w:cs="Cambria" w:eastAsia="Cambria" w:hAnsi="Cambria"/>
+          <w:b/>
+          <w:bCs/>
+          <w:color w:val="1A1A1A"/>
+          <w:sz w:val="21"/>
+          <w:szCs w:val="21"/>
+        </w:rPr>
+        <w:t xml:space="preserve">25% in California</w:t>
+      </w:r>
+      <w:r>
+        <w:rPr>
+          <w:rFonts w:ascii="Cambria" w:cs="Cambria" w:eastAsia="Cambria" w:hAnsi="Cambria"/>
+          <w:color w:val="1A1A1A"/>
+          <w:sz w:val="21"/>
+          <w:szCs w:val="21"/>
+        </w:rPr>
+        <w:t xml:space="preserve"> (63), against 0–3% everywhere else. The first collection therefore lost low-Black, higher-income ZIP codes — </w:t>
+      </w:r>
+      <w:r>
+        <w:rPr>
+          <w:rFonts w:ascii="Cambria" w:cs="Cambria" w:eastAsia="Cambria" w:hAnsi="Cambria"/>
+          <w:b/>
+          <w:bCs/>
+          <w:color w:val="1A1A1A"/>
+          <w:sz w:val="21"/>
+          <w:szCs w:val="21"/>
+        </w:rPr>
+        <w:t xml:space="preserve">precisely the comparison group a racial gap is measured against</w:t>
+      </w:r>
+      <w:r>
+        <w:rPr>
+          <w:rFonts w:ascii="Cambria" w:cs="Cambria" w:eastAsia="Cambria" w:hAnsi="Cambria"/>
+          <w:color w:val="1A1A1A"/>
+          <w:sz w:val="21"/>
+          <w:szCs w:val="21"/>
+        </w:rPr>
+        <w:t xml:space="preserve"> — concentrated in the two states that would have supplied most of them.</w:t>
+      </w:r>
+    </w:p>
+    <w:p>
+      <w:pPr>
+        <w:spacing w:after="140" w:line="276"/>
+      </w:pPr>
+      <w:r>
+        <w:rPr>
+          <w:rFonts w:ascii="Cambria" w:cs="Cambria" w:eastAsia="Cambria" w:hAnsi="Cambria"/>
+          <w:b/>
+          <w:bCs/>
+          <w:color w:val="1A1A1A"/>
+          <w:sz w:val="21"/>
+          <w:szCs w:val="21"/>
+        </w:rPr>
+        <w:t xml:space="preserve">The decisive test.</w:t>
+      </w:r>
+      <w:r>
+        <w:rPr>
+          <w:rFonts w:ascii="Cambria" w:cs="Cambria" w:eastAsia="Cambria" w:hAnsi="Cambria"/>
+          <w:color w:val="1A1A1A"/>
+          <w:sz w:val="21"/>
+          <w:szCs w:val="21"/>
+        </w:rPr>
+        <w:t xml:space="preserve"> Holding the second collection's prices constant, so that vintage cannot be the explanation, and changing only which ZIPs are included:</w:t>
+      </w:r>
+    </w:p>
+    <w:tbl>
+      <w:tblPr>
+        <w:tblW w:type="dxa" w:w="9360"/>
+        <w:tblBorders>
+          <w:top w:val="single" w:color="9AA7B2" w:sz="6"/>
+          <w:left w:val="none" w:color="FFFFFF" w:sz="0"/>
+          <w:bottom w:val="single" w:color="9AA7B2" w:sz="6"/>
+          <w:right w:val="none" w:color="FFFFFF" w:sz="0"/>
+          <w:insideH w:val="single" w:color="D6DDE3" w:sz="2"/>
+          <w:insideV w:val="none" w:color="FFFFFF" w:sz="0"/>
+        </w:tblBorders>
+      </w:tblPr>
+      <w:tblGrid>
+        <w:gridCol w:w="3370"/>
+        <w:gridCol w:w="1310"/>
+        <w:gridCol w:w="1310"/>
+        <w:gridCol w:w="1685"/>
+        <w:gridCol w:w="1685"/>
+      </w:tblGrid>
+      <w:tr>
+        <w:trPr>
+          <w:tblHeader/>
+        </w:trPr>
+        <w:tc>
+          <w:tcPr>
+            <w:tcW w:type="dxa" w:w="3370"/>
+            <w:shd w:fill="EDF1F5" w:color="auto" w:val="clear"/>
+            <w:tcMar>
+              <w:top w:type="dxa" w:w="70"/>
+              <w:left w:type="dxa" w:w="110"/>
+              <w:bottom w:type="dxa" w:w="70"/>
+              <w:right w:type="dxa" w:w="110"/>
+            </w:tcMar>
+          </w:tcPr>
+          <w:p>
+            <w:pPr>
+              <w:spacing w:after="0" w:line="250"/>
+            </w:pPr>
+            <w:r>
+              <w:rPr>
+                <w:rFonts w:ascii="Calibri" w:cs="Calibri" w:eastAsia="Calibri" w:hAnsi="Calibri"/>
+                <w:b/>
+                <w:bCs/>
+                <w:color w:val="1A1A1A"/>
+                <w:sz w:val="17"/>
+                <w:szCs w:val="17"/>
+              </w:rPr>
+              <w:t xml:space="preserve">Sample</w:t>
+            </w:r>
+          </w:p>
+        </w:tc>
+        <w:tc>
+          <w:tcPr>
+            <w:tcW w:type="dxa" w:w="1310"/>
+            <w:shd w:fill="EDF1F5" w:color="auto" w:val="clear"/>
+            <w:tcMar>
+              <w:top w:type="dxa" w:w="70"/>
+              <w:left w:type="dxa" w:w="110"/>
+              <w:bottom w:type="dxa" w:w="70"/>
+              <w:right w:type="dxa" w:w="110"/>
+            </w:tcMar>
+          </w:tcPr>
+          <w:p>
+            <w:pPr>
+              <w:spacing w:after="0" w:line="250"/>
+              <w:jc w:val="right"/>
+            </w:pPr>
+            <w:r>
+              <w:rPr>
+                <w:rFonts w:ascii="Calibri" w:cs="Calibri" w:eastAsia="Calibri" w:hAnsi="Calibri"/>
+                <w:b/>
+                <w:bCs/>
+                <w:color w:val="1A1A1A"/>
+                <w:sz w:val="17"/>
+                <w:szCs w:val="17"/>
+              </w:rPr>
+              <w:t xml:space="preserve">n high-Black</w:t>
+            </w:r>
+          </w:p>
+        </w:tc>
+        <w:tc>
+          <w:tcPr>
+            <w:tcW w:type="dxa" w:w="1310"/>
+            <w:shd w:fill="EDF1F5" w:color="auto" w:val="clear"/>
+            <w:tcMar>
+              <w:top w:type="dxa" w:w="70"/>
+              <w:left w:type="dxa" w:w="110"/>
+              <w:bottom w:type="dxa" w:w="70"/>
+              <w:right w:type="dxa" w:w="110"/>
+            </w:tcMar>
+          </w:tcPr>
+          <w:p>
+            <w:pPr>
+              <w:spacing w:after="0" w:line="250"/>
+              <w:jc w:val="right"/>
+            </w:pPr>
+            <w:r>
+              <w:rPr>
+                <w:rFonts w:ascii="Calibri" w:cs="Calibri" w:eastAsia="Calibri" w:hAnsi="Calibri"/>
+                <w:b/>
+                <w:bCs/>
+                <w:color w:val="1A1A1A"/>
+                <w:sz w:val="17"/>
+                <w:szCs w:val="17"/>
+              </w:rPr>
+              <w:t xml:space="preserve">n low-Black</w:t>
             </w:r>
           </w:p>
         </w:tc>
@@ -4765,7 +5285,7 @@
                 <w:sz w:val="17"/>
                 <w:szCs w:val="17"/>
               </w:rPr>
-              <w:t xml:space="preserve">Walmart gap</w:t>
+              <w:t xml:space="preserve">Aldi gap</w:t>
             </w:r>
           </w:p>
         </w:tc>
@@ -4794,14 +5314,118 @@
                 <w:sz w:val="17"/>
                 <w:szCs w:val="17"/>
               </w:rPr>
-              <w:t xml:space="preserve">Aldi gap</w:t>
-            </w:r>
-          </w:p>
-        </w:tc>
-        <w:tc>
-          <w:tcPr>
-            <w:tcW w:type="dxa" w:w="1498"/>
-            <w:shd w:fill="EDF1F5" w:color="auto" w:val="clear"/>
+              <w:t xml:space="preserve">Retailer difference</w:t>
+            </w:r>
+          </w:p>
+        </w:tc>
+      </w:tr>
+      <w:tr>
+        <w:tc>
+          <w:tcPr>
+            <w:tcW w:type="dxa" w:w="3370"/>
+            <w:tcMar>
+              <w:top w:type="dxa" w:w="70"/>
+              <w:left w:type="dxa" w:w="110"/>
+              <w:bottom w:type="dxa" w:w="70"/>
+              <w:right w:type="dxa" w:w="110"/>
+            </w:tcMar>
+          </w:tcPr>
+          <w:p>
+            <w:pPr>
+              <w:spacing w:after="0" w:line="250"/>
+            </w:pPr>
+            <w:r>
+              <w:rPr>
+                <w:rFonts w:ascii="Calibri" w:cs="Calibri" w:eastAsia="Calibri" w:hAnsi="Calibri"/>
+                <w:color w:val="1A1A1A"/>
+                <w:sz w:val="18"/>
+                <w:szCs w:val="18"/>
+              </w:rPr>
+              <w:t xml:space="preserve">ZIPs the first collection priced</w:t>
+            </w:r>
+          </w:p>
+        </w:tc>
+        <w:tc>
+          <w:tcPr>
+            <w:tcW w:type="dxa" w:w="1310"/>
+            <w:tcMar>
+              <w:top w:type="dxa" w:w="70"/>
+              <w:left w:type="dxa" w:w="110"/>
+              <w:bottom w:type="dxa" w:w="70"/>
+              <w:right w:type="dxa" w:w="110"/>
+            </w:tcMar>
+          </w:tcPr>
+          <w:p>
+            <w:pPr>
+              <w:spacing w:after="0" w:line="250"/>
+              <w:jc w:val="right"/>
+            </w:pPr>
+            <w:r>
+              <w:rPr>
+                <w:rFonts w:ascii="Calibri" w:cs="Calibri" w:eastAsia="Calibri" w:hAnsi="Calibri"/>
+                <w:color w:val="1A1A1A"/>
+                <w:sz w:val="18"/>
+                <w:szCs w:val="18"/>
+              </w:rPr>
+              <w:t xml:space="preserve">138</w:t>
+            </w:r>
+          </w:p>
+        </w:tc>
+        <w:tc>
+          <w:tcPr>
+            <w:tcW w:type="dxa" w:w="1310"/>
+            <w:tcMar>
+              <w:top w:type="dxa" w:w="70"/>
+              <w:left w:type="dxa" w:w="110"/>
+              <w:bottom w:type="dxa" w:w="70"/>
+              <w:right w:type="dxa" w:w="110"/>
+            </w:tcMar>
+          </w:tcPr>
+          <w:p>
+            <w:pPr>
+              <w:spacing w:after="0" w:line="250"/>
+              <w:jc w:val="right"/>
+            </w:pPr>
+            <w:r>
+              <w:rPr>
+                <w:rFonts w:ascii="Calibri" w:cs="Calibri" w:eastAsia="Calibri" w:hAnsi="Calibri"/>
+                <w:color w:val="1A1A1A"/>
+                <w:sz w:val="18"/>
+                <w:szCs w:val="18"/>
+              </w:rPr>
+              <w:t xml:space="preserve">78</w:t>
+            </w:r>
+          </w:p>
+        </w:tc>
+        <w:tc>
+          <w:tcPr>
+            <w:tcW w:type="dxa" w:w="1685"/>
+            <w:tcMar>
+              <w:top w:type="dxa" w:w="70"/>
+              <w:left w:type="dxa" w:w="110"/>
+              <w:bottom w:type="dxa" w:w="70"/>
+              <w:right w:type="dxa" w:w="110"/>
+            </w:tcMar>
+          </w:tcPr>
+          <w:p>
+            <w:pPr>
+              <w:spacing w:after="0" w:line="250"/>
+              <w:jc w:val="right"/>
+            </w:pPr>
+            <w:r>
+              <w:rPr>
+                <w:rFonts w:ascii="Calibri" w:cs="Calibri" w:eastAsia="Calibri" w:hAnsi="Calibri"/>
+                <w:color w:val="1A1A1A"/>
+                <w:sz w:val="18"/>
+                <w:szCs w:val="18"/>
+              </w:rPr>
+              <w:t xml:space="preserve">−$0.030</w:t>
+            </w:r>
+          </w:p>
+        </w:tc>
+        <w:tc>
+          <w:tcPr>
+            <w:tcW w:type="dxa" w:w="1685"/>
             <w:tcMar>
               <w:top w:type="dxa" w:w="70"/>
               <w:left w:type="dxa" w:w="110"/>
@@ -4819,56 +5443,94 @@
                 <w:rFonts w:ascii="Calibri" w:cs="Calibri" w:eastAsia="Calibri" w:hAnsi="Calibri"/>
                 <w:b/>
                 <w:bCs/>
-                <w:color w:val="1A1A1A"/>
-                <w:sz w:val="17"/>
-                <w:szCs w:val="17"/>
-              </w:rPr>
-              <w:t xml:space="preserve">Difference</w:t>
-            </w:r>
-          </w:p>
-        </w:tc>
-        <w:tc>
-          <w:tcPr>
-            <w:tcW w:type="dxa" w:w="1684"/>
-            <w:shd w:fill="EDF1F5" w:color="auto" w:val="clear"/>
-            <w:tcMar>
-              <w:top w:type="dxa" w:w="70"/>
-              <w:left w:type="dxa" w:w="110"/>
-              <w:bottom w:type="dxa" w:w="70"/>
-              <w:right w:type="dxa" w:w="110"/>
-            </w:tcMar>
-          </w:tcPr>
-          <w:p>
-            <w:pPr>
-              <w:spacing w:after="0" w:line="250"/>
-              <w:jc w:val="right"/>
-            </w:pPr>
+                <w:color w:val="8C2F22"/>
+                <w:sz w:val="18"/>
+                <w:szCs w:val="18"/>
+              </w:rPr>
+              <w:t xml:space="preserve">+$0.175</w:t>
+            </w:r>
           </w:p>
         </w:tc>
       </w:tr>
       <w:tr>
         <w:tc>
           <w:tcPr>
-            <w:tcW w:type="dxa" w:w="2808"/>
-            <w:tcMar>
-              <w:top w:type="dxa" w:w="70"/>
-              <w:left w:type="dxa" w:w="110"/>
-              <w:bottom w:type="dxa" w:w="70"/>
-              <w:right w:type="dxa" w:w="110"/>
-            </w:tcMar>
-          </w:tcPr>
-          <w:p>
-            <w:pPr>
-              <w:spacing w:after="0" w:line="250"/>
-            </w:pPr>
-            <w:r>
-              <w:rPr>
-                <w:rFonts w:ascii="Calibri" w:cs="Calibri" w:eastAsia="Calibri" w:hAnsi="Calibri"/>
-                <w:color w:val="1A1A1A"/>
-                <w:sz w:val="18"/>
-                <w:szCs w:val="18"/>
-              </w:rPr>
-              <w:t xml:space="preserve">August, 292 matched ZIPs</w:t>
+            <w:tcW w:type="dxa" w:w="3370"/>
+            <w:tcMar>
+              <w:top w:type="dxa" w:w="70"/>
+              <w:left w:type="dxa" w:w="110"/>
+              <w:bottom w:type="dxa" w:w="70"/>
+              <w:right w:type="dxa" w:w="110"/>
+            </w:tcMar>
+          </w:tcPr>
+          <w:p>
+            <w:pPr>
+              <w:spacing w:after="0" w:line="250"/>
+            </w:pPr>
+            <w:r>
+              <w:rPr>
+                <w:rFonts w:ascii="Calibri" w:cs="Calibri" w:eastAsia="Calibri" w:hAnsi="Calibri"/>
+                <w:b/>
+                <w:bCs/>
+                <w:color w:val="1A1A1A"/>
+                <w:sz w:val="18"/>
+                <w:szCs w:val="18"/>
+              </w:rPr>
+              <w:t xml:space="preserve">All ZIPs, failures recovered</w:t>
+            </w:r>
+          </w:p>
+        </w:tc>
+        <w:tc>
+          <w:tcPr>
+            <w:tcW w:type="dxa" w:w="1310"/>
+            <w:tcMar>
+              <w:top w:type="dxa" w:w="70"/>
+              <w:left w:type="dxa" w:w="110"/>
+              <w:bottom w:type="dxa" w:w="70"/>
+              <w:right w:type="dxa" w:w="110"/>
+            </w:tcMar>
+          </w:tcPr>
+          <w:p>
+            <w:pPr>
+              <w:spacing w:after="0" w:line="250"/>
+              <w:jc w:val="right"/>
+            </w:pPr>
+            <w:r>
+              <w:rPr>
+                <w:rFonts w:ascii="Calibri" w:cs="Calibri" w:eastAsia="Calibri" w:hAnsi="Calibri"/>
+                <w:color w:val="1A1A1A"/>
+                <w:sz w:val="18"/>
+                <w:szCs w:val="18"/>
+              </w:rPr>
+              <w:t xml:space="preserve">138</w:t>
+            </w:r>
+          </w:p>
+        </w:tc>
+        <w:tc>
+          <w:tcPr>
+            <w:tcW w:type="dxa" w:w="1310"/>
+            <w:tcMar>
+              <w:top w:type="dxa" w:w="70"/>
+              <w:left w:type="dxa" w:w="110"/>
+              <w:bottom w:type="dxa" w:w="70"/>
+              <w:right w:type="dxa" w:w="110"/>
+            </w:tcMar>
+          </w:tcPr>
+          <w:p>
+            <w:pPr>
+              <w:spacing w:after="0" w:line="250"/>
+              <w:jc w:val="right"/>
+            </w:pPr>
+            <w:r>
+              <w:rPr>
+                <w:rFonts w:ascii="Calibri" w:cs="Calibri" w:eastAsia="Calibri" w:hAnsi="Calibri"/>
+                <w:b/>
+                <w:bCs/>
+                <w:color w:val="1A1A1A"/>
+                <w:sz w:val="18"/>
+                <w:szCs w:val="18"/>
+              </w:rPr>
+              <w:t xml:space="preserve">92</w:t>
             </w:r>
           </w:p>
         </w:tc>
@@ -4890,11 +5552,13 @@
             <w:r>
               <w:rPr>
                 <w:rFonts w:ascii="Calibri" w:cs="Calibri" w:eastAsia="Calibri" w:hAnsi="Calibri"/>
-                <w:color w:val="1A1A1A"/>
-                <w:sz w:val="18"/>
-                <w:szCs w:val="18"/>
-              </w:rPr>
-              <w:t xml:space="preserve">+$0.133</w:t>
+                <w:b/>
+                <w:bCs/>
+                <w:color w:val="1A1A1A"/>
+                <w:sz w:val="18"/>
+                <w:szCs w:val="18"/>
+              </w:rPr>
+              <w:t xml:space="preserve">+$0.110</w:t>
             </w:r>
           </w:p>
         </w:tc>
@@ -4922,307 +5586,8 @@
                 <w:sz w:val="18"/>
                 <w:szCs w:val="18"/>
               </w:rPr>
-              <w:t xml:space="preserve">−$0.088</w:t>
-            </w:r>
-          </w:p>
-        </w:tc>
-        <w:tc>
-          <w:tcPr>
-            <w:tcW w:type="dxa" w:w="1498"/>
-            <w:tcMar>
-              <w:top w:type="dxa" w:w="70"/>
-              <w:left w:type="dxa" w:w="110"/>
-              <w:bottom w:type="dxa" w:w="70"/>
-              <w:right w:type="dxa" w:w="110"/>
-            </w:tcMar>
-          </w:tcPr>
-          <w:p>
-            <w:pPr>
-              <w:spacing w:after="0" w:line="250"/>
-              <w:jc w:val="right"/>
-            </w:pPr>
-            <w:r>
-              <w:rPr>
-                <w:rFonts w:ascii="Calibri" w:cs="Calibri" w:eastAsia="Calibri" w:hAnsi="Calibri"/>
-                <w:b/>
-                <w:bCs/>
-                <w:color w:val="1A1A1A"/>
-                <w:sz w:val="18"/>
-                <w:szCs w:val="18"/>
-              </w:rPr>
-              <w:t xml:space="preserve">+$0.221</w:t>
-            </w:r>
-          </w:p>
-        </w:tc>
-        <w:tc>
-          <w:tcPr>
-            <w:tcW w:type="dxa" w:w="1684"/>
-            <w:tcMar>
-              <w:top w:type="dxa" w:w="70"/>
-              <w:left w:type="dxa" w:w="110"/>
-              <w:bottom w:type="dxa" w:w="70"/>
-              <w:right w:type="dxa" w:w="110"/>
-            </w:tcMar>
-          </w:tcPr>
-          <w:p>
-            <w:pPr>
-              <w:spacing w:after="0" w:line="250"/>
-              <w:jc w:val="right"/>
-            </w:pPr>
-          </w:p>
-        </w:tc>
-      </w:tr>
-      <w:tr>
-        <w:tc>
-          <w:tcPr>
-            <w:tcW w:type="dxa" w:w="2808"/>
-            <w:tcMar>
-              <w:top w:type="dxa" w:w="70"/>
-              <w:left w:type="dxa" w:w="110"/>
-              <w:bottom w:type="dxa" w:w="70"/>
-              <w:right w:type="dxa" w:w="110"/>
-            </w:tcMar>
-          </w:tcPr>
-          <w:p>
-            <w:pPr>
-              <w:spacing w:after="0" w:line="250"/>
-            </w:pPr>
-            <w:r>
-              <w:rPr>
-                <w:rFonts w:ascii="Calibri" w:cs="Calibri" w:eastAsia="Calibri" w:hAnsi="Calibri"/>
-                <w:color w:val="1A1A1A"/>
-                <w:sz w:val="18"/>
-                <w:szCs w:val="18"/>
-              </w:rPr>
-              <w:t xml:space="preserve">September, same 292 ZIPs</w:t>
-            </w:r>
-          </w:p>
-        </w:tc>
-        <w:tc>
-          <w:tcPr>
-            <w:tcW w:type="dxa" w:w="1685"/>
-            <w:tcMar>
-              <w:top w:type="dxa" w:w="70"/>
-              <w:left w:type="dxa" w:w="110"/>
-              <w:bottom w:type="dxa" w:w="70"/>
-              <w:right w:type="dxa" w:w="110"/>
-            </w:tcMar>
-          </w:tcPr>
-          <w:p>
-            <w:pPr>
-              <w:spacing w:after="0" w:line="250"/>
-              <w:jc w:val="right"/>
-            </w:pPr>
-            <w:r>
-              <w:rPr>
-                <w:rFonts w:ascii="Calibri" w:cs="Calibri" w:eastAsia="Calibri" w:hAnsi="Calibri"/>
-                <w:color w:val="1A1A1A"/>
-                <w:sz w:val="18"/>
-                <w:szCs w:val="18"/>
-              </w:rPr>
-              <w:t xml:space="preserve">+$0.133</w:t>
-            </w:r>
-          </w:p>
-        </w:tc>
-        <w:tc>
-          <w:tcPr>
-            <w:tcW w:type="dxa" w:w="1685"/>
-            <w:tcMar>
-              <w:top w:type="dxa" w:w="70"/>
-              <w:left w:type="dxa" w:w="110"/>
-              <w:bottom w:type="dxa" w:w="70"/>
-              <w:right w:type="dxa" w:w="110"/>
-            </w:tcMar>
-          </w:tcPr>
-          <w:p>
-            <w:pPr>
-              <w:spacing w:after="0" w:line="250"/>
-              <w:jc w:val="right"/>
-            </w:pPr>
-            <w:r>
-              <w:rPr>
-                <w:rFonts w:ascii="Calibri" w:cs="Calibri" w:eastAsia="Calibri" w:hAnsi="Calibri"/>
-                <w:b/>
-                <w:bCs/>
-                <w:color w:val="2F6E4E"/>
-                <w:sz w:val="18"/>
-                <w:szCs w:val="18"/>
-              </w:rPr>
-              <w:t xml:space="preserve">−$0.026</w:t>
-            </w:r>
-          </w:p>
-        </w:tc>
-        <w:tc>
-          <w:tcPr>
-            <w:tcW w:type="dxa" w:w="1498"/>
-            <w:tcMar>
-              <w:top w:type="dxa" w:w="70"/>
-              <w:left w:type="dxa" w:w="110"/>
-              <w:bottom w:type="dxa" w:w="70"/>
-              <w:right w:type="dxa" w:w="110"/>
-            </w:tcMar>
-          </w:tcPr>
-          <w:p>
-            <w:pPr>
-              <w:spacing w:after="0" w:line="250"/>
-              <w:jc w:val="right"/>
-            </w:pPr>
-            <w:r>
-              <w:rPr>
-                <w:rFonts w:ascii="Calibri" w:cs="Calibri" w:eastAsia="Calibri" w:hAnsi="Calibri"/>
-                <w:b/>
-                <w:bCs/>
-                <w:color w:val="1A1A1A"/>
-                <w:sz w:val="18"/>
-                <w:szCs w:val="18"/>
-              </w:rPr>
-              <w:t xml:space="preserve">+$0.159</w:t>
-            </w:r>
-          </w:p>
-        </w:tc>
-        <w:tc>
-          <w:tcPr>
-            <w:tcW w:type="dxa" w:w="1684"/>
-            <w:tcMar>
-              <w:top w:type="dxa" w:w="70"/>
-              <w:left w:type="dxa" w:w="110"/>
-              <w:bottom w:type="dxa" w:w="70"/>
-              <w:right w:type="dxa" w:w="110"/>
-            </w:tcMar>
-          </w:tcPr>
-          <w:p>
-            <w:pPr>
-              <w:spacing w:after="0" w:line="250"/>
-              <w:jc w:val="right"/>
-            </w:pPr>
-          </w:p>
-        </w:tc>
-      </w:tr>
-      <w:tr>
-        <w:tc>
-          <w:tcPr>
-            <w:tcW w:type="dxa" w:w="2808"/>
-            <w:tcMar>
-              <w:top w:type="dxa" w:w="70"/>
-              <w:left w:type="dxa" w:w="110"/>
-              <w:bottom w:type="dxa" w:w="70"/>
-              <w:right w:type="dxa" w:w="110"/>
-            </w:tcMar>
-          </w:tcPr>
-          <w:p>
-            <w:pPr>
-              <w:spacing w:after="0" w:line="250"/>
-            </w:pPr>
-            <w:r>
-              <w:rPr>
-                <w:rFonts w:ascii="Calibri" w:cs="Calibri" w:eastAsia="Calibri" w:hAnsi="Calibri"/>
-                <w:b/>
-                <w:bCs/>
-                <w:color w:val="1A1A1A"/>
-                <w:sz w:val="18"/>
-                <w:szCs w:val="18"/>
-              </w:rPr>
-              <w:t xml:space="preserve">September, all 313 ZIPs</w:t>
-            </w:r>
-          </w:p>
-        </w:tc>
-        <w:tc>
-          <w:tcPr>
-            <w:tcW w:type="dxa" w:w="1685"/>
-            <w:tcMar>
-              <w:top w:type="dxa" w:w="70"/>
-              <w:left w:type="dxa" w:w="110"/>
-              <w:bottom w:type="dxa" w:w="70"/>
-              <w:right w:type="dxa" w:w="110"/>
-            </w:tcMar>
-          </w:tcPr>
-          <w:p>
-            <w:pPr>
-              <w:spacing w:after="0" w:line="250"/>
-              <w:jc w:val="right"/>
-            </w:pPr>
-            <w:r>
-              <w:rPr>
-                <w:rFonts w:ascii="Calibri" w:cs="Calibri" w:eastAsia="Calibri" w:hAnsi="Calibri"/>
-                <w:color w:val="1A1A1A"/>
-                <w:sz w:val="18"/>
-                <w:szCs w:val="18"/>
-              </w:rPr>
-              <w:t xml:space="preserve">+$0.142</w:t>
-            </w:r>
-          </w:p>
-        </w:tc>
-        <w:tc>
-          <w:tcPr>
-            <w:tcW w:type="dxa" w:w="1685"/>
-            <w:tcMar>
-              <w:top w:type="dxa" w:w="70"/>
-              <w:left w:type="dxa" w:w="110"/>
-              <w:bottom w:type="dxa" w:w="70"/>
-              <w:right w:type="dxa" w:w="110"/>
-            </w:tcMar>
-          </w:tcPr>
-          <w:p>
-            <w:pPr>
-              <w:spacing w:after="0" w:line="250"/>
-              <w:jc w:val="right"/>
-            </w:pPr>
-            <w:r>
-              <w:rPr>
-                <w:rFonts w:ascii="Calibri" w:cs="Calibri" w:eastAsia="Calibri" w:hAnsi="Calibri"/>
-                <w:b/>
-                <w:bCs/>
-                <w:color w:val="8C2F22"/>
-                <w:sz w:val="18"/>
-                <w:szCs w:val="18"/>
-              </w:rPr>
-              <w:t xml:space="preserve">+$0.110</w:t>
-            </w:r>
-          </w:p>
-        </w:tc>
-        <w:tc>
-          <w:tcPr>
-            <w:tcW w:type="dxa" w:w="1498"/>
-            <w:tcMar>
-              <w:top w:type="dxa" w:w="70"/>
-              <w:left w:type="dxa" w:w="110"/>
-              <w:bottom w:type="dxa" w:w="70"/>
-              <w:right w:type="dxa" w:w="110"/>
-            </w:tcMar>
-          </w:tcPr>
-          <w:p>
-            <w:pPr>
-              <w:spacing w:after="0" w:line="250"/>
-              <w:jc w:val="right"/>
-            </w:pPr>
-            <w:r>
-              <w:rPr>
-                <w:rFonts w:ascii="Calibri" w:cs="Calibri" w:eastAsia="Calibri" w:hAnsi="Calibri"/>
-                <w:b/>
-                <w:bCs/>
-                <w:color w:val="8C2F22"/>
-                <w:sz w:val="18"/>
-                <w:szCs w:val="18"/>
-              </w:rPr>
               <w:t xml:space="preserve">+$0.032</w:t>
             </w:r>
-          </w:p>
-        </w:tc>
-        <w:tc>
-          <w:tcPr>
-            <w:tcW w:type="dxa" w:w="1684"/>
-            <w:tcMar>
-              <w:top w:type="dxa" w:w="70"/>
-              <w:left w:type="dxa" w:w="110"/>
-              <w:bottom w:type="dxa" w:w="70"/>
-              <w:right w:type="dxa" w:w="110"/>
-            </w:tcMar>
-          </w:tcPr>
-          <w:p>
-            <w:pPr>
-              <w:spacing w:after="0" w:line="250"/>
-              <w:jc w:val="right"/>
-            </w:pPr>
           </w:p>
         </w:tc>
       </w:tr>
@@ -5239,22 +5604,51 @@
       <w:r>
         <w:rPr>
           <w:rFonts w:ascii="Cambria" w:cs="Cambria" w:eastAsia="Cambria" w:hAnsi="Cambria"/>
+          <w:color w:val="1A1A1A"/>
+          <w:sz w:val="21"/>
+          <w:szCs w:val="21"/>
+        </w:rPr>
+        <w:t xml:space="preserve">Restricting to the ZIPs the first collection happened to price inflates the difference more than fivefold. On complete data Aldi's gradient turns </w:t>
+      </w:r>
+      <w:r>
+        <w:rPr>
+          <w:rFonts w:ascii="Cambria" w:cs="Cambria" w:eastAsia="Cambria" w:hAnsi="Cambria"/>
           <w:b/>
           <w:bCs/>
           <w:color w:val="1A1A1A"/>
           <w:sz w:val="21"/>
           <w:szCs w:val="21"/>
         </w:rPr>
-        <w:t xml:space="preserve">On like-for-like ZIP codes the direction survives</w:t>
-      </w:r>
-      <w:r>
-        <w:rPr>
-          <w:rFonts w:ascii="Cambria" w:cs="Cambria" w:eastAsia="Cambria" w:hAnsi="Cambria"/>
-          <w:color w:val="1A1A1A"/>
-          <w:sz w:val="21"/>
-          <w:szCs w:val="21"/>
-        </w:rPr>
-        <w:t xml:space="preserve"> — Aldi's gradient is negative in both vintages while Walmart's is positive — but the magnitude attenuates from 22¢ to 16¢. On the fuller September sample it collapses to 3¢ and Aldi turns positive.</w:t>
+        <w:t xml:space="preserve">positive</w:t>
+      </w:r>
+      <w:r>
+        <w:rPr>
+          <w:rFonts w:ascii="Cambria" w:cs="Cambria" w:eastAsia="Cambria" w:hAnsi="Cambria"/>
+          <w:color w:val="1A1A1A"/>
+          <w:sz w:val="21"/>
+          <w:szCs w:val="21"/>
+        </w:rPr>
+        <w:t xml:space="preserve"> — the same direction as Walmart's — and the retailer difference is </w:t>
+      </w:r>
+      <w:r>
+        <w:rPr>
+          <w:rFonts w:ascii="Cambria" w:cs="Cambria" w:eastAsia="Cambria" w:hAnsi="Cambria"/>
+          <w:b/>
+          <w:bCs/>
+          <w:color w:val="1A1A1A"/>
+          <w:sz w:val="21"/>
+          <w:szCs w:val="21"/>
+        </w:rPr>
+        <w:t xml:space="preserve">+3¢, essentially zero</w:t>
+      </w:r>
+      <w:r>
+        <w:rPr>
+          <w:rFonts w:ascii="Cambria" w:cs="Cambria" w:eastAsia="Cambria" w:hAnsi="Cambria"/>
+          <w:color w:val="1A1A1A"/>
+          <w:sz w:val="21"/>
+          <w:szCs w:val="21"/>
+        </w:rPr>
+        <w:t xml:space="preserve">. The comparison does not distinguish the two chains.</w:t>
       </w:r>
     </w:p>
     <w:p>
@@ -5274,16 +5668,16 @@
           <w:sz w:val="21"/>
           <w:szCs w:val="21"/>
         </w:rPr>
-        <w:t xml:space="preserve">What drives the collapse is fourteen ZIP codes.</w:t>
-      </w:r>
-      <w:r>
-        <w:rPr>
-          <w:rFonts w:ascii="Cambria" w:cs="Cambria" w:eastAsia="Cambria" w:hAnsi="Cambria"/>
-          <w:color w:val="1A1A1A"/>
-          <w:sz w:val="21"/>
-          <w:szCs w:val="21"/>
-        </w:rPr>
-        <w:t xml:space="preserve"> They are all low-Black and twelve of them are in Texas; adding them to the comparison group moves the estimate from +17.5¢ to +3.2¢. A result that moves by a factor of five on fourteen observations is not a stable estimate. It was never statistically significant — t +0.96 clustered at its strongest — and it is not robust either.</w:t>
+        <w:t xml:space="preserve">Consequence for the rest of this memorandum.</w:t>
+      </w:r>
+      <w:r>
+        <w:rPr>
+          <w:rFonts w:ascii="Cambria" w:cs="Cambria" w:eastAsia="Cambria" w:hAnsi="Cambria"/>
+          <w:color w:val="1A1A1A"/>
+          <w:sz w:val="21"/>
+          <w:szCs w:val="21"/>
+        </w:rPr>
+        <w:t xml:space="preserve"> The rural-South objection in §3 is now unanswered. The single-chain finding in §§1–4 stands on its own terms, but it no longer has a control retailer behind it, and any account of this work should say so.</w:t>
       </w:r>
     </w:p>
     <w:p>
@@ -5297,95 +5691,7 @@
           <w:sz w:val="21"/>
           <w:szCs w:val="21"/>
         </w:rPr>
-        <w:t xml:space="preserve">Differencing the two retailers at the same ZIP does remove everything common to the location — freight, local demand, competition, income, urbanicity, and the federal Class I differential — and that is why the comparison is worth running at all. But its value depends on both chains being measured in the same places </w:t>
-      </w:r>
-      <w:r>
-        <w:rPr>
-          <w:rFonts w:ascii="Cambria" w:cs="Cambria" w:eastAsia="Cambria" w:hAnsi="Cambria"/>
-          <w:i/>
-          <w:iCs/>
-          <w:color w:val="1A1A1A"/>
-          <w:sz w:val="21"/>
-          <w:szCs w:val="21"/>
-        </w:rPr>
-        <w:t xml:space="preserve">at the same time</w:t>
-      </w:r>
-      <w:r>
-        <w:rPr>
-          <w:rFonts w:ascii="Cambria" w:cs="Cambria" w:eastAsia="Cambria" w:hAnsi="Cambria"/>
-          <w:color w:val="1A1A1A"/>
-          <w:sz w:val="21"/>
-          <w:szCs w:val="21"/>
-        </w:rPr>
-        <w:t xml:space="preserve">, and Aldi's milk prices move: across the two collections the correlation is only </w:t>
-      </w:r>
-      <w:r>
-        <w:rPr>
-          <w:rFonts w:ascii="Cambria" w:cs="Cambria" w:eastAsia="Cambria" w:hAnsi="Cambria"/>
-          <w:b/>
-          <w:bCs/>
-          <w:color w:val="1A1A1A"/>
-          <w:sz w:val="21"/>
-          <w:szCs w:val="21"/>
-        </w:rPr>
-        <w:t xml:space="preserve">+0.780</w:t>
-      </w:r>
-      <w:r>
-        <w:rPr>
-          <w:rFonts w:ascii="Cambria" w:cs="Cambria" w:eastAsia="Cambria" w:hAnsi="Cambria"/>
-          <w:color w:val="1A1A1A"/>
-          <w:sz w:val="21"/>
-          <w:szCs w:val="21"/>
-        </w:rPr>
-        <w:t xml:space="preserve"> with 39% of ZIPs identical, and one store was observed moving all five of its fluid-milk prices within thirty minutes while its seventeen non-milk prices held to the cent.</w:t>
-      </w:r>
-    </w:p>
-    <w:p>
-      <w:pPr>
-        <w:spacing w:after="140" w:line="276"/>
-      </w:pPr>
-      <w:r>
-        <w:rPr>
-          <w:rFonts w:ascii="Cambria" w:cs="Cambria" w:eastAsia="Cambria" w:hAnsi="Cambria"/>
-          <w:color w:val="1A1A1A"/>
-          <w:sz w:val="21"/>
-          <w:szCs w:val="21"/>
-        </w:rPr>
-        <w:t xml:space="preserve">Aldi on its own terms remains flat to slightly negative in the pooled data, and never approaches significance in any specification.</w:t>
-      </w:r>
-    </w:p>
-    <w:p>
-      <w:pPr>
-        <w:spacing w:after="140" w:line="276"/>
-      </w:pPr>
-      <w:r>
-        <w:rPr>
-          <w:rFonts w:ascii="Cambria" w:cs="Cambria" w:eastAsia="Cambria" w:hAnsi="Cambria"/>
-          <w:color w:val="555555"/>
-          <w:sz w:val="20"/>
-          <w:szCs w:val="20"/>
-        </w:rPr>
-        <w:t xml:space="preserve">Assumption: absent any racial gradient the Walmart-minus-Aldi spread would be constant across ZIP codes. The two chains price different private labels at different levels — Aldi is a discounter and the average spread is 72¢–97¢ — so the </w:t>
-      </w:r>
-      <w:r>
-        <w:rPr>
-          <w:rFonts w:ascii="Cambria" w:cs="Cambria" w:eastAsia="Cambria" w:hAnsi="Cambria"/>
-          <w:i/>
-          <w:iCs/>
-          <w:color w:val="555555"/>
-          <w:sz w:val="20"/>
-          <w:szCs w:val="20"/>
-        </w:rPr>
-        <w:t xml:space="preserve">level</w:t>
-      </w:r>
-      <w:r>
-        <w:rPr>
-          <w:rFonts w:ascii="Cambria" w:cs="Cambria" w:eastAsia="Cambria" w:hAnsi="Cambria"/>
-          <w:color w:val="555555"/>
-          <w:sz w:val="20"/>
-          <w:szCs w:val="20"/>
-        </w:rPr>
-        <w:t xml:space="preserve"> of that spread carries no meaning. Only its variation with racial composition does.</w:t>
+        <w:t xml:space="preserve">Two findings from the second Aldi collection survive and are reported in §6: the identification of Aldi's pricing unit, and an independent reproduction of the milk carve-out.</w:t>
       </w:r>
     </w:p>
     <w:p>
@@ -5402,7 +5708,7 @@
           <w:sz w:val="26"/>
           <w:szCs w:val="26"/>
         </w:rPr>
-        <w:t xml:space="preserve">6. Can the two chains price differently? Both can.</w:t>
+        <w:t xml:space="preserve">6. What the Aldi collection did establish</w:t>
       </w:r>
     </w:p>
     <w:p>
@@ -5416,7 +5722,7 @@
           <w:sz w:val="21"/>
           <w:szCs w:val="21"/>
         </w:rPr>
-        <w:t xml:space="preserve">A natural explanation for §5 would be that the chains are built differently — that Aldi prices in broad zones and so cannot vary by neighbourhood, while Walmart prices store by store and can. </w:t>
+        <w:t xml:space="preserve">Two findings from the Aldi work survive the withdrawal in §5, because neither depends on comparing the chains' racial gradients. The first is that </w:t>
       </w:r>
       <w:r>
         <w:rPr>
@@ -5427,16 +5733,16 @@
           <w:sz w:val="21"/>
           <w:szCs w:val="21"/>
         </w:rPr>
-        <w:t xml:space="preserve">That explanation was tested and it is wrong.</w:t>
-      </w:r>
-      <w:r>
-        <w:rPr>
-          <w:rFonts w:ascii="Cambria" w:cs="Cambria" w:eastAsia="Cambria" w:hAnsi="Cambria"/>
-          <w:color w:val="1A1A1A"/>
-          <w:sz w:val="21"/>
-          <w:szCs w:val="21"/>
-        </w:rPr>
-        <w:t xml:space="preserve"> The two chains disperse their milk prices almost identically:</w:t>
+        <w:t xml:space="preserve">Aldi's pricing unit is the individual store</w:t>
+      </w:r>
+      <w:r>
+        <w:rPr>
+          <w:rFonts w:ascii="Cambria" w:cs="Cambria" w:eastAsia="Cambria" w:hAnsi="Cambria"/>
+          <w:color w:val="1A1A1A"/>
+          <w:sz w:val="21"/>
+          <w:szCs w:val="21"/>
+        </w:rPr>
+        <w:t xml:space="preserve">: across 641 stores in the second collection, every store carried exactly one price, while the storefront's “zone” identifier was multi-priced 22% of the time and the county 32%. The second is that the two chains disperse their milk prices almost identically:</w:t>
       </w:r>
     </w:p>
     <w:tbl>
@@ -5801,7 +6107,7 @@
           <w:sz w:val="21"/>
           <w:szCs w:val="21"/>
         </w:rPr>
-        <w:t xml:space="preserve">Aldi varies its milk price across stores just as freely as Walmart does — a median of 21 distinct prices per state at each chain, and near-identical dispersion. Aldi's storefront does expose a “zone” identifier, but it is a service and delivery zone rather than a price zone: 32% of zones carry more than one price, one zone spans $2.56, and two ZIP codes sharing a single zone were observed at $2.85 and $5.85 because they resolve to different stores.</w:t>
+        <w:t xml:space="preserve">Aldi varies its milk price across stores just as freely as Walmart does — a median of 21 distinct prices per state at each chain. Two ZIP codes sharing a single delivery zone were observed at $2.85 and $5.85 because they resolve to different stores.</w:t>
       </w:r>
     </w:p>
     <w:p>
@@ -5821,16 +6127,116 @@
           <w:sz w:val="21"/>
           <w:szCs w:val="21"/>
         </w:rPr>
-        <w:t xml:space="preserve">This strengthens §5 rather than weakening it.</w:t>
-      </w:r>
-      <w:r>
-        <w:rPr>
-          <w:rFonts w:ascii="Cambria" w:cs="Cambria" w:eastAsia="Cambria" w:hAnsi="Cambria"/>
-          <w:color w:val="1A1A1A"/>
-          <w:sz w:val="21"/>
-          <w:szCs w:val="21"/>
-        </w:rPr>
-        <w:t xml:space="preserve"> If Aldi were structurally incapable of pricing on neighbourhood, its flat-to-negative gradient would be uninformative — a constraint, not a choice. Because Aldi has the same capacity to vary that Walmart has and still moves the other way, the competing architectural explanation for the difference is removed.</w:t>
+        <w:t xml:space="preserve">The second finding is the durable one: the milk carve-out reproduces at Aldi, on fresh independently collected data.</w:t>
+      </w:r>
+      <w:r>
+        <w:rPr>
+          <w:rFonts w:ascii="Cambria" w:cs="Cambria" w:eastAsia="Cambria" w:hAnsi="Cambria"/>
+          <w:color w:val="1A1A1A"/>
+          <w:sz w:val="21"/>
+          <w:szCs w:val="21"/>
+        </w:rPr>
+        <w:t xml:space="preserve"> Across a 26-item dairy basket, whole milk by the gallon took </w:t>
+      </w:r>
+      <w:r>
+        <w:rPr>
+          <w:rFonts w:ascii="Cambria" w:cs="Cambria" w:eastAsia="Cambria" w:hAnsi="Cambria"/>
+          <w:b/>
+          <w:bCs/>
+          <w:color w:val="1A1A1A"/>
+          <w:sz w:val="21"/>
+          <w:szCs w:val="21"/>
+        </w:rPr>
+        <w:t xml:space="preserve">47 distinct prices</w:t>
+      </w:r>
+      <w:r>
+        <w:rPr>
+          <w:rFonts w:ascii="Cambria" w:cs="Cambria" w:eastAsia="Cambria" w:hAnsi="Cambria"/>
+          <w:color w:val="1A1A1A"/>
+          <w:sz w:val="21"/>
+          <w:szCs w:val="21"/>
+        </w:rPr>
+        <w:t xml:space="preserve"> nationally and 2% milk 46, against </w:t>
+      </w:r>
+      <w:r>
+        <w:rPr>
+          <w:rFonts w:ascii="Cambria" w:cs="Cambria" w:eastAsia="Cambria" w:hAnsi="Cambria"/>
+          <w:b/>
+          <w:bCs/>
+          <w:color w:val="1A1A1A"/>
+          <w:sz w:val="21"/>
+          <w:szCs w:val="21"/>
+        </w:rPr>
+        <w:t xml:space="preserve">3</w:t>
+      </w:r>
+      <w:r>
+        <w:rPr>
+          <w:rFonts w:ascii="Cambria" w:cs="Cambria" w:eastAsia="Cambria" w:hAnsi="Cambria"/>
+          <w:color w:val="1A1A1A"/>
+          <w:sz w:val="21"/>
+          <w:szCs w:val="21"/>
+        </w:rPr>
+        <w:t xml:space="preserve"> for cottage cheese, </w:t>
+      </w:r>
+      <w:r>
+        <w:rPr>
+          <w:rFonts w:ascii="Cambria" w:cs="Cambria" w:eastAsia="Cambria" w:hAnsi="Cambria"/>
+          <w:b/>
+          <w:bCs/>
+          <w:color w:val="1A1A1A"/>
+          <w:sz w:val="21"/>
+          <w:szCs w:val="21"/>
+        </w:rPr>
+        <w:t xml:space="preserve">3</w:t>
+      </w:r>
+      <w:r>
+        <w:rPr>
+          <w:rFonts w:ascii="Cambria" w:cs="Cambria" w:eastAsia="Cambria" w:hAnsi="Cambria"/>
+          <w:color w:val="1A1A1A"/>
+          <w:sz w:val="21"/>
+          <w:szCs w:val="21"/>
+        </w:rPr>
+        <w:t xml:space="preserve"> for string cheese and </w:t>
+      </w:r>
+      <w:r>
+        <w:rPr>
+          <w:rFonts w:ascii="Cambria" w:cs="Cambria" w:eastAsia="Cambria" w:hAnsi="Cambria"/>
+          <w:b/>
+          <w:bCs/>
+          <w:color w:val="1A1A1A"/>
+          <w:sz w:val="21"/>
+          <w:szCs w:val="21"/>
+        </w:rPr>
+        <w:t xml:space="preserve">2</w:t>
+      </w:r>
+      <w:r>
+        <w:rPr>
+          <w:rFonts w:ascii="Cambria" w:cs="Cambria" w:eastAsia="Cambria" w:hAnsi="Cambria"/>
+          <w:color w:val="1A1A1A"/>
+          <w:sz w:val="21"/>
+          <w:szCs w:val="21"/>
+        </w:rPr>
+        <w:t xml:space="preserve"> for lactose-free 2% — roughly fifteen times the dispersion of adjacent dairy. The pattern is specifically </w:t>
+      </w:r>
+      <w:r>
+        <w:rPr>
+          <w:rFonts w:ascii="Cambria" w:cs="Cambria" w:eastAsia="Cambria" w:hAnsi="Cambria"/>
+          <w:i/>
+          <w:iCs/>
+          <w:color w:val="1A1A1A"/>
+          <w:sz w:val="21"/>
+          <w:szCs w:val="21"/>
+        </w:rPr>
+        <w:t xml:space="preserve">fluid</w:t>
+      </w:r>
+      <w:r>
+        <w:rPr>
+          <w:rFonts w:ascii="Cambria" w:cs="Cambria" w:eastAsia="Cambria" w:hAnsi="Cambria"/>
+          <w:color w:val="1A1A1A"/>
+          <w:sz w:val="21"/>
+          <w:szCs w:val="21"/>
+        </w:rPr>
+        <w:t xml:space="preserve"> milk: shelf-stable and lactose-free variants sit with the cheeses.</w:t>
       </w:r>
     </w:p>
     <w:p>
@@ -5844,47 +6250,7 @@
           <w:sz w:val="21"/>
           <w:szCs w:val="21"/>
         </w:rPr>
-        <w:t xml:space="preserve">What remains distinctive about Walmart is not </w:t>
-      </w:r>
-      <w:r>
-        <w:rPr>
-          <w:rFonts w:ascii="Cambria" w:cs="Cambria" w:eastAsia="Cambria" w:hAnsi="Cambria"/>
-          <w:i/>
-          <w:iCs/>
-          <w:color w:val="1A1A1A"/>
-          <w:sz w:val="21"/>
-          <w:szCs w:val="21"/>
-        </w:rPr>
-        <w:t xml:space="preserve">whether</w:t>
-      </w:r>
-      <w:r>
-        <w:rPr>
-          <w:rFonts w:ascii="Cambria" w:cs="Cambria" w:eastAsia="Cambria" w:hAnsi="Cambria"/>
-          <w:color w:val="1A1A1A"/>
-          <w:sz w:val="21"/>
-          <w:szCs w:val="21"/>
-        </w:rPr>
-        <w:t xml:space="preserve"> it can vary prices but </w:t>
-      </w:r>
-      <w:r>
-        <w:rPr>
-          <w:rFonts w:ascii="Cambria" w:cs="Cambria" w:eastAsia="Cambria" w:hAnsi="Cambria"/>
-          <w:i/>
-          <w:iCs/>
-          <w:color w:val="1A1A1A"/>
-          <w:sz w:val="21"/>
-          <w:szCs w:val="21"/>
-        </w:rPr>
-        <w:t xml:space="preserve">which product</w:t>
-      </w:r>
-      <w:r>
-        <w:rPr>
-          <w:rFonts w:ascii="Cambria" w:cs="Cambria" w:eastAsia="Cambria" w:hAnsi="Cambria"/>
-          <w:color w:val="1A1A1A"/>
-          <w:sz w:val="21"/>
-          <w:szCs w:val="21"/>
-        </w:rPr>
-        <w:t xml:space="preserve"> it varies. Across all 92 South Carolina stores, Great Value whole milk took </w:t>
+        <w:t xml:space="preserve">The same is true at Walmart, which is what makes it a property of the product rather than of one retailer. Across all 92 South Carolina stores, Great Value whole milk took </w:t>
       </w:r>
       <w:r>
         <w:rPr>
@@ -5944,7 +6310,7 @@
           <w:sz w:val="21"/>
           <w:szCs w:val="21"/>
         </w:rPr>
-        <w:t xml:space="preserve"> and differ on milk. That is a comparison across products within one chain, and it forecloses the defence that all staples are priced locally: bread and eggs are not.</w:t>
+        <w:t xml:space="preserve"> and differ on milk. That is a comparison across products within a chain, now observed at two chains independently, and it forecloses the defence that all staples are priced locally: bread and eggs are not.</w:t>
       </w:r>
     </w:p>
     <w:p>
@@ -6122,7 +6488,7 @@
           <w:sz w:val="21"/>
           <w:szCs w:val="21"/>
         </w:rPr>
-        <w:t xml:space="preserve"> in low-income rural areas, Walmart milk prices average 19¢/gallon higher in ZIP codes at least 30% Black than in comparable ZIPs under 10% Black, matched on income and urbanicity; roughly half survives within-state comparison and it is positive in 7 of 9 states; on matched ZIP codes Walmart's gap is positive while Aldi's is negative in both collection vintages, a difference of 16¢–22¢ that is directionally consistent but unstable in magnitude and never significant; and fluid milk is the one product Walmart prices store by store while pricing adjacent dairy nationally.</w:t>
+        <w:t xml:space="preserve"> in low-income rural areas, Walmart milk prices average 19¢/gallon higher in ZIP codes at least 30% Black than in comparable ZIPs under 10% Black, matched on income and urbanicity; roughly half survives within-state comparison and it is positive in 7 of 9 states;  and fluid milk is the one product Walmart prices store by store while pricing adjacent dairy nationally.</w:t>
       </w:r>
     </w:p>
     <w:p>
@@ -6147,7 +6513,7 @@
           <w:sz w:val="21"/>
           <w:szCs w:val="21"/>
         </w:rPr>
-        <w:t xml:space="preserve"> that the pattern holds generally — in urban areas it reverses; that it is statistically robust — neither the single-chain gradient nor the retailer difference survives clustering, and the single-chain estimate reverses sign under a finer geographic control; or that it reflects any pricing practice, policy or intent, none of which has been observed. Nor does any argument here rest on pricing architecture: both chains vary milk prices store by store to a near-identical degree. All measures are ZIP-level and ecological; none describes an individual transaction.</w:t>
+        <w:t xml:space="preserve"> that a comparison with Aldi distinguishes the two chains — see §5, where that claim is withdrawn; that the pattern holds generally — in urban areas it reverses; that it is statistically robust — neither the single-chain gradient nor the retailer difference survives clustering, and the single-chain estimate reverses sign under a finer geographic control; or that it reflects any pricing practice, policy or intent, none of which has been observed. Nor does any argument here rest on pricing architecture: both chains vary milk prices store by store to a near-identical degree. All measures are ZIP-level and ecological; none describes an individual transaction.</w:t>
       </w:r>
     </w:p>
     <w:p>

--- a/milk_pricing/reports/Walmart_milk_pricing_summary.docx
+++ b/milk_pricing/reports/Walmart_milk_pricing_summary.docx
@@ -5653,6 +5653,96 @@
     </w:p>
     <w:p>
       <w:pPr>
+        <w:spacing w:after="140" w:line="276"/>
+      </w:pPr>
+      <w:r>
+        <w:rPr>
+          <w:rFonts w:ascii="Cambria" w:cs="Cambria" w:eastAsia="Cambria" w:hAnsi="Cambria"/>
+          <w:b/>
+          <w:bCs/>
+          <w:color w:val="1A1A1A"/>
+          <w:sz w:val="21"/>
+          <w:szCs w:val="21"/>
+        </w:rPr>
+        <w:t xml:space="preserve">And a second, more fundamental reason.</w:t>
+      </w:r>
+      <w:r>
+        <w:rPr>
+          <w:rFonts w:ascii="Cambria" w:cs="Cambria" w:eastAsia="Cambria" w:hAnsi="Cambria"/>
+          <w:color w:val="1A1A1A"/>
+          <w:sz w:val="21"/>
+          <w:szCs w:val="21"/>
+        </w:rPr>
+        <w:t xml:space="preserve"> Even with the missing data recovered, the comparison is not identified on this evidence. It ranges from </w:t>
+      </w:r>
+      <w:r>
+        <w:rPr>
+          <w:rFonts w:ascii="Cambria" w:cs="Cambria" w:eastAsia="Cambria" w:hAnsi="Cambria"/>
+          <w:b/>
+          <w:bCs/>
+          <w:color w:val="1A1A1A"/>
+          <w:sz w:val="21"/>
+          <w:szCs w:val="21"/>
+        </w:rPr>
+        <w:t xml:space="preserve">+23¢ to −5¢</w:t>
+      </w:r>
+      <w:r>
+        <w:rPr>
+          <w:rFonts w:ascii="Cambria" w:cs="Cambria" w:eastAsia="Cambria" w:hAnsi="Cambria"/>
+          <w:color w:val="1A1A1A"/>
+          <w:sz w:val="21"/>
+          <w:szCs w:val="21"/>
+        </w:rPr>
+        <w:t xml:space="preserve"> depending on which states are kept, and the within-state version — the only one in which both retailers and both racial groups sit inside a single state — ranges from </w:t>
+      </w:r>
+      <w:r>
+        <w:rPr>
+          <w:rFonts w:ascii="Cambria" w:cs="Cambria" w:eastAsia="Cambria" w:hAnsi="Cambria"/>
+          <w:b/>
+          <w:bCs/>
+          <w:color w:val="1A1A1A"/>
+          <w:sz w:val="21"/>
+          <w:szCs w:val="21"/>
+        </w:rPr>
+        <w:t xml:space="preserve">−81¢ in Texas to +43¢ in Arkansas</w:t>
+      </w:r>
+      <w:r>
+        <w:rPr>
+          <w:rFonts w:ascii="Cambria" w:cs="Cambria" w:eastAsia="Cambria" w:hAnsi="Cambria"/>
+          <w:color w:val="1A1A1A"/>
+          <w:sz w:val="21"/>
+          <w:szCs w:val="21"/>
+        </w:rPr>
+        <w:t xml:space="preserve">, with a weighted mean of −2¢ and a positive sign in only three of six states. Several cells rest on three to six ZIP codes on one side.</w:t>
+      </w:r>
+    </w:p>
+    <w:p>
+      <w:pPr>
+        <w:spacing w:after="140" w:line="276"/>
+      </w:pPr>
+      <w:r>
+        <w:rPr>
+          <w:rFonts w:ascii="Cambria" w:cs="Cambria" w:eastAsia="Cambria" w:hAnsi="Cambria"/>
+          <w:color w:val="1A1A1A"/>
+          <w:sz w:val="21"/>
+          <w:szCs w:val="21"/>
+        </w:rPr>
+        <w:t xml:space="preserve">The root cause is the one already identified in §3: high-Black rural ZIP codes are in Mississippi, Louisiana, Georgia, South Carolina and Alabama, while low-Black rural ZIP codes are in Tennessee, Texas and Arkansas. They barely coexist. Adding a second retailer does not fix that — it doubles the exposure to it, because two volatile series are then differenced across the same non-overlapping geography. </w:t>
+      </w:r>
+      <w:r>
+        <w:rPr>
+          <w:rFonts w:ascii="Cambria" w:cs="Cambria" w:eastAsia="Cambria" w:hAnsi="Cambria"/>
+          <w:b/>
+          <w:bCs/>
+          <w:color w:val="1A1A1A"/>
+          <w:sz w:val="21"/>
+          <w:szCs w:val="21"/>
+        </w:rPr>
+        <w:t xml:space="preserve">A better collection would not rescue this comparison.</w:t>
+      </w:r>
+    </w:p>
+    <w:p>
+      <w:pPr>
         <w:pBdr>
           <w:left w:val="single" w:color="1B4A6B" w:sz="18" w:space="10"/>
         </w:pBdr>
@@ -5677,7 +5767,7 @@
           <w:sz w:val="21"/>
           <w:szCs w:val="21"/>
         </w:rPr>
-        <w:t xml:space="preserve"> The rural-South objection in §3 is now unanswered. The single-chain finding in §§1–4 stands on its own terms, but it no longer has a control retailer behind it, and any account of this work should say so.</w:t>
+        <w:t xml:space="preserve"> The rural-South objection in §3 is unanswered, and on this data it cannot be answered by a competitor comparison. The single-chain finding in §§1–4 stands on its own terms, but it has no control behind it, and any account of this work should say so.</w:t>
       </w:r>
     </w:p>
     <w:p>
